--- a/docs/PYSIDE6.docx
+++ b/docs/PYSIDE6.docx
@@ -29,11 +29,16 @@
     <w:p>
       <w:pPr>
         <w:rPr>
-          <w:lang w:val="en-US"/>
-        </w:rPr>
-      </w:pPr>
-      <w:r>
-        <w:rPr>
+          <w:b/>
+          <w:bCs/>
+          <w:lang w:val="en-US"/>
+        </w:rPr>
+      </w:pPr>
+      <w:r>
+        <w:rPr>
+          <w:b/>
+          <w:bCs/>
+          <w:highlight w:val="yellow"/>
           <w:lang w:val="en-US"/>
         </w:rPr>
         <w:t>START THE APP:</w:t>
@@ -328,6 +333,96 @@
       <w:r>
         <w:rPr>
           <w:rFonts w:ascii="Consolas" w:eastAsia="Times New Roman" w:hAnsi="Consolas" w:cs="Times New Roman"/>
+          <w:color w:val="569CD6"/>
+          <w:kern w:val="0"/>
+          <w:sz w:val="21"/>
+          <w:szCs w:val="21"/>
+          <w:lang w:val="en-US" w:eastAsia="it-IT"/>
+          <w14:ligatures w14:val="none"/>
+        </w:rPr>
+        <w:t>class</w:t>
+      </w:r>
+      <w:r>
+        <w:rPr>
+          <w:rFonts w:ascii="Consolas" w:eastAsia="Times New Roman" w:hAnsi="Consolas" w:cs="Times New Roman"/>
+          <w:color w:val="CCCCCC"/>
+          <w:kern w:val="0"/>
+          <w:sz w:val="21"/>
+          <w:szCs w:val="21"/>
+          <w:lang w:val="en-US" w:eastAsia="it-IT"/>
+          <w14:ligatures w14:val="none"/>
+        </w:rPr>
+        <w:t xml:space="preserve"> </w:t>
+      </w:r>
+      <w:proofErr w:type="spellStart"/>
+      <w:proofErr w:type="gramStart"/>
+      <w:r>
+        <w:rPr>
+          <w:rFonts w:ascii="Consolas" w:eastAsia="Times New Roman" w:hAnsi="Consolas" w:cs="Times New Roman"/>
+          <w:color w:val="4EC9B0"/>
+          <w:kern w:val="0"/>
+          <w:sz w:val="21"/>
+          <w:szCs w:val="21"/>
+          <w:lang w:val="en-US" w:eastAsia="it-IT"/>
+          <w14:ligatures w14:val="none"/>
+        </w:rPr>
+        <w:t>PushButton</w:t>
+      </w:r>
+      <w:proofErr w:type="spellEnd"/>
+      <w:r>
+        <w:rPr>
+          <w:rFonts w:ascii="Consolas" w:eastAsia="Times New Roman" w:hAnsi="Consolas" w:cs="Times New Roman"/>
+          <w:color w:val="CCCCCC"/>
+          <w:kern w:val="0"/>
+          <w:sz w:val="21"/>
+          <w:szCs w:val="21"/>
+          <w:lang w:val="en-US" w:eastAsia="it-IT"/>
+          <w14:ligatures w14:val="none"/>
+        </w:rPr>
+        <w:t>(</w:t>
+      </w:r>
+      <w:proofErr w:type="spellStart"/>
+      <w:proofErr w:type="gramEnd"/>
+      <w:r>
+        <w:rPr>
+          <w:rFonts w:ascii="Consolas" w:eastAsia="Times New Roman" w:hAnsi="Consolas" w:cs="Times New Roman"/>
+          <w:color w:val="4EC9B0"/>
+          <w:kern w:val="0"/>
+          <w:sz w:val="21"/>
+          <w:szCs w:val="21"/>
+          <w:lang w:val="en-US" w:eastAsia="it-IT"/>
+          <w14:ligatures w14:val="none"/>
+        </w:rPr>
+        <w:t>QMainWindow</w:t>
+      </w:r>
+      <w:proofErr w:type="spellEnd"/>
+      <w:r>
+        <w:rPr>
+          <w:rFonts w:ascii="Consolas" w:eastAsia="Times New Roman" w:hAnsi="Consolas" w:cs="Times New Roman"/>
+          <w:color w:val="CCCCCC"/>
+          <w:kern w:val="0"/>
+          <w:sz w:val="21"/>
+          <w:szCs w:val="21"/>
+          <w:lang w:val="en-US" w:eastAsia="it-IT"/>
+          <w14:ligatures w14:val="none"/>
+        </w:rPr>
+        <w:t>)</w:t>
+      </w:r>
+      <w:r>
+        <w:rPr>
+          <w:rFonts w:ascii="Consolas" w:eastAsia="Times New Roman" w:hAnsi="Consolas" w:cs="Times New Roman"/>
+          <w:color w:val="CCCCCC"/>
+          <w:kern w:val="0"/>
+          <w:sz w:val="21"/>
+          <w:szCs w:val="21"/>
+          <w:lang w:val="en-US" w:eastAsia="it-IT"/>
+          <w14:ligatures w14:val="none"/>
+        </w:rPr>
+        <w:t xml:space="preserve"> </w:t>
+      </w:r>
+      <w:r>
+        <w:rPr>
+          <w:rFonts w:ascii="Consolas" w:eastAsia="Times New Roman" w:hAnsi="Consolas" w:cs="Times New Roman"/>
           <w:color w:val="E97132" w:themeColor="accent2"/>
           <w:kern w:val="0"/>
           <w:sz w:val="21"/>
@@ -335,10 +430,5236 @@
           <w:lang w:val="en-US" w:eastAsia="it-IT"/>
           <w14:ligatures w14:val="none"/>
         </w:rPr>
+        <w:t xml:space="preserve">#HERE I CAN APPLY </w:t>
+      </w:r>
+      <w:proofErr w:type="spellStart"/>
+      <w:proofErr w:type="gramStart"/>
+      <w:r>
+        <w:rPr>
+          <w:rFonts w:ascii="Consolas" w:eastAsia="Times New Roman" w:hAnsi="Consolas" w:cs="Times New Roman"/>
+          <w:color w:val="E97132" w:themeColor="accent2"/>
+          <w:kern w:val="0"/>
+          <w:sz w:val="21"/>
+          <w:szCs w:val="21"/>
+          <w:lang w:val="en-US" w:eastAsia="it-IT"/>
+          <w14:ligatures w14:val="none"/>
+        </w:rPr>
+        <w:t>setCentralWidget</w:t>
+      </w:r>
+      <w:proofErr w:type="spellEnd"/>
+      <w:r>
+        <w:rPr>
+          <w:rFonts w:ascii="Consolas" w:eastAsia="Times New Roman" w:hAnsi="Consolas" w:cs="Times New Roman"/>
+          <w:color w:val="E97132" w:themeColor="accent2"/>
+          <w:kern w:val="0"/>
+          <w:sz w:val="21"/>
+          <w:szCs w:val="21"/>
+          <w:lang w:val="en-US" w:eastAsia="it-IT"/>
+          <w14:ligatures w14:val="none"/>
+        </w:rPr>
+        <w:t>(</w:t>
+      </w:r>
+      <w:proofErr w:type="gramEnd"/>
+      <w:r>
+        <w:rPr>
+          <w:rFonts w:ascii="Consolas" w:eastAsia="Times New Roman" w:hAnsi="Consolas" w:cs="Times New Roman"/>
+          <w:color w:val="E97132" w:themeColor="accent2"/>
+          <w:kern w:val="0"/>
+          <w:sz w:val="21"/>
+          <w:szCs w:val="21"/>
+          <w:lang w:val="en-US" w:eastAsia="it-IT"/>
+          <w14:ligatures w14:val="none"/>
+        </w:rPr>
+        <w:t>)</w:t>
+      </w:r>
+      <w:r>
+        <w:rPr>
+          <w:rFonts w:ascii="Consolas" w:eastAsia="Times New Roman" w:hAnsi="Consolas" w:cs="Times New Roman"/>
+          <w:color w:val="E97132" w:themeColor="accent2"/>
+          <w:kern w:val="0"/>
+          <w:sz w:val="21"/>
+          <w:szCs w:val="21"/>
+          <w:lang w:val="en-US" w:eastAsia="it-IT"/>
+          <w14:ligatures w14:val="none"/>
+        </w:rPr>
+        <w:t xml:space="preserve">, </w:t>
+      </w:r>
+      <w:proofErr w:type="spellStart"/>
+      <w:proofErr w:type="gramStart"/>
+      <w:r>
+        <w:rPr>
+          <w:rFonts w:ascii="Consolas" w:eastAsia="Times New Roman" w:hAnsi="Consolas" w:cs="Times New Roman"/>
+          <w:color w:val="E97132" w:themeColor="accent2"/>
+          <w:kern w:val="0"/>
+          <w:sz w:val="21"/>
+          <w:szCs w:val="21"/>
+          <w:lang w:val="en-US" w:eastAsia="it-IT"/>
+          <w14:ligatures w14:val="none"/>
+        </w:rPr>
+        <w:t>setWindowTitle</w:t>
+      </w:r>
+      <w:proofErr w:type="spellEnd"/>
+      <w:r>
+        <w:rPr>
+          <w:rFonts w:ascii="Consolas" w:eastAsia="Times New Roman" w:hAnsi="Consolas" w:cs="Times New Roman"/>
+          <w:color w:val="E97132" w:themeColor="accent2"/>
+          <w:kern w:val="0"/>
+          <w:sz w:val="21"/>
+          <w:szCs w:val="21"/>
+          <w:lang w:val="en-US" w:eastAsia="it-IT"/>
+          <w14:ligatures w14:val="none"/>
+        </w:rPr>
+        <w:t>(</w:t>
+      </w:r>
+      <w:proofErr w:type="gramEnd"/>
+      <w:r>
+        <w:rPr>
+          <w:rFonts w:ascii="Consolas" w:eastAsia="Times New Roman" w:hAnsi="Consolas" w:cs="Times New Roman"/>
+          <w:color w:val="E97132" w:themeColor="accent2"/>
+          <w:kern w:val="0"/>
+          <w:sz w:val="21"/>
+          <w:szCs w:val="21"/>
+          <w:lang w:val="en-US" w:eastAsia="it-IT"/>
+          <w14:ligatures w14:val="none"/>
+        </w:rPr>
+        <w:t>)</w:t>
+      </w:r>
+      <w:r>
+        <w:rPr>
+          <w:rFonts w:ascii="Consolas" w:eastAsia="Times New Roman" w:hAnsi="Consolas" w:cs="Times New Roman"/>
+          <w:color w:val="E97132" w:themeColor="accent2"/>
+          <w:kern w:val="0"/>
+          <w:sz w:val="21"/>
+          <w:szCs w:val="21"/>
+          <w:lang w:val="en-US" w:eastAsia="it-IT"/>
+          <w14:ligatures w14:val="none"/>
+        </w:rPr>
+        <w:t xml:space="preserve"> and so on…</w:t>
+      </w:r>
+    </w:p>
+    <w:p>
+      <w:pPr>
+        <w:shd w:val="clear" w:color="auto" w:fill="1F1F1F"/>
+        <w:spacing w:after="0" w:line="285" w:lineRule="atLeast"/>
+        <w:rPr>
+          <w:rFonts w:ascii="Consolas" w:eastAsia="Times New Roman" w:hAnsi="Consolas" w:cs="Times New Roman"/>
+          <w:color w:val="CCCCCC"/>
+          <w:kern w:val="0"/>
+          <w:sz w:val="21"/>
+          <w:szCs w:val="21"/>
+          <w:lang w:val="en-US" w:eastAsia="it-IT"/>
+          <w14:ligatures w14:val="none"/>
+        </w:rPr>
+      </w:pPr>
+      <w:r>
+        <w:rPr>
+          <w:rFonts w:ascii="Consolas" w:eastAsia="Times New Roman" w:hAnsi="Consolas" w:cs="Times New Roman"/>
+          <w:color w:val="9CDCFE"/>
+          <w:kern w:val="0"/>
+          <w:sz w:val="21"/>
+          <w:szCs w:val="21"/>
+          <w:lang w:val="en-US" w:eastAsia="it-IT"/>
+          <w14:ligatures w14:val="none"/>
+        </w:rPr>
+        <w:t>window</w:t>
+      </w:r>
+      <w:r>
+        <w:rPr>
+          <w:rFonts w:ascii="Consolas" w:eastAsia="Times New Roman" w:hAnsi="Consolas" w:cs="Times New Roman"/>
+          <w:color w:val="CCCCCC"/>
+          <w:kern w:val="0"/>
+          <w:sz w:val="21"/>
+          <w:szCs w:val="21"/>
+          <w:lang w:val="en-US" w:eastAsia="it-IT"/>
+          <w14:ligatures w14:val="none"/>
+        </w:rPr>
+        <w:t xml:space="preserve"> </w:t>
+      </w:r>
+      <w:r>
+        <w:rPr>
+          <w:rFonts w:ascii="Consolas" w:eastAsia="Times New Roman" w:hAnsi="Consolas" w:cs="Times New Roman"/>
+          <w:color w:val="D4D4D4"/>
+          <w:kern w:val="0"/>
+          <w:sz w:val="21"/>
+          <w:szCs w:val="21"/>
+          <w:lang w:val="en-US" w:eastAsia="it-IT"/>
+          <w14:ligatures w14:val="none"/>
+        </w:rPr>
+        <w:t>=</w:t>
+      </w:r>
+      <w:r>
+        <w:rPr>
+          <w:rFonts w:ascii="Consolas" w:eastAsia="Times New Roman" w:hAnsi="Consolas" w:cs="Times New Roman"/>
+          <w:color w:val="CCCCCC"/>
+          <w:kern w:val="0"/>
+          <w:sz w:val="21"/>
+          <w:szCs w:val="21"/>
+          <w:lang w:val="en-US" w:eastAsia="it-IT"/>
+          <w14:ligatures w14:val="none"/>
+        </w:rPr>
+        <w:t xml:space="preserve"> </w:t>
+      </w:r>
+      <w:proofErr w:type="spellStart"/>
+      <w:proofErr w:type="gramStart"/>
+      <w:r>
+        <w:rPr>
+          <w:rFonts w:ascii="Consolas" w:eastAsia="Times New Roman" w:hAnsi="Consolas" w:cs="Times New Roman"/>
+          <w:color w:val="4EC9B0"/>
+          <w:kern w:val="0"/>
+          <w:sz w:val="21"/>
+          <w:szCs w:val="21"/>
+          <w:lang w:val="en-US" w:eastAsia="it-IT"/>
+          <w14:ligatures w14:val="none"/>
+        </w:rPr>
+        <w:t>PushButton</w:t>
+      </w:r>
+      <w:proofErr w:type="spellEnd"/>
+      <w:r>
+        <w:rPr>
+          <w:rFonts w:ascii="Consolas" w:eastAsia="Times New Roman" w:hAnsi="Consolas" w:cs="Times New Roman"/>
+          <w:color w:val="CCCCCC"/>
+          <w:kern w:val="0"/>
+          <w:sz w:val="21"/>
+          <w:szCs w:val="21"/>
+          <w:lang w:val="en-US" w:eastAsia="it-IT"/>
+          <w14:ligatures w14:val="none"/>
+        </w:rPr>
+        <w:t>(</w:t>
+      </w:r>
+      <w:proofErr w:type="gramEnd"/>
+      <w:r>
+        <w:rPr>
+          <w:rFonts w:ascii="Consolas" w:eastAsia="Times New Roman" w:hAnsi="Consolas" w:cs="Times New Roman"/>
+          <w:color w:val="CCCCCC"/>
+          <w:kern w:val="0"/>
+          <w:sz w:val="21"/>
+          <w:szCs w:val="21"/>
+          <w:lang w:val="en-US" w:eastAsia="it-IT"/>
+          <w14:ligatures w14:val="none"/>
+        </w:rPr>
+        <w:t xml:space="preserve">) </w:t>
+      </w:r>
+      <w:r>
+        <w:rPr>
+          <w:rFonts w:ascii="Consolas" w:eastAsia="Times New Roman" w:hAnsi="Consolas" w:cs="Times New Roman"/>
+          <w:color w:val="6A9955"/>
+          <w:kern w:val="0"/>
+          <w:sz w:val="21"/>
+          <w:szCs w:val="21"/>
+          <w:lang w:val="en-US" w:eastAsia="it-IT"/>
+          <w14:ligatures w14:val="none"/>
+        </w:rPr>
+        <w:t>#hidden by default</w:t>
+      </w:r>
+    </w:p>
+    <w:p>
+      <w:pPr>
+        <w:shd w:val="clear" w:color="auto" w:fill="1F1F1F"/>
+        <w:spacing w:after="0" w:line="285" w:lineRule="atLeast"/>
+        <w:rPr>
+          <w:rFonts w:ascii="Consolas" w:eastAsia="Times New Roman" w:hAnsi="Consolas" w:cs="Times New Roman"/>
+          <w:color w:val="E97132" w:themeColor="accent2"/>
+          <w:kern w:val="0"/>
+          <w:sz w:val="21"/>
+          <w:szCs w:val="21"/>
+          <w:lang w:val="en-US" w:eastAsia="it-IT"/>
+          <w14:ligatures w14:val="none"/>
+        </w:rPr>
+      </w:pPr>
+    </w:p>
+    <w:p>
+      <w:pPr>
+        <w:shd w:val="clear" w:color="auto" w:fill="1F1F1F"/>
+        <w:spacing w:after="0" w:line="285" w:lineRule="atLeast"/>
+        <w:rPr>
+          <w:rFonts w:ascii="Consolas" w:eastAsia="Times New Roman" w:hAnsi="Consolas" w:cs="Times New Roman"/>
+          <w:color w:val="E97132" w:themeColor="accent2"/>
+          <w:kern w:val="0"/>
+          <w:sz w:val="21"/>
+          <w:szCs w:val="21"/>
+          <w:lang w:val="en-US" w:eastAsia="it-IT"/>
+          <w14:ligatures w14:val="none"/>
+        </w:rPr>
+      </w:pPr>
+    </w:p>
+    <w:p>
+      <w:pPr>
+        <w:shd w:val="clear" w:color="auto" w:fill="1F1F1F"/>
+        <w:spacing w:after="0" w:line="285" w:lineRule="atLeast"/>
+        <w:rPr>
+          <w:rFonts w:ascii="Consolas" w:eastAsia="Times New Roman" w:hAnsi="Consolas" w:cs="Times New Roman"/>
+          <w:color w:val="E97132" w:themeColor="accent2"/>
+          <w:kern w:val="0"/>
+          <w:sz w:val="21"/>
+          <w:szCs w:val="21"/>
+          <w:lang w:val="en-US" w:eastAsia="it-IT"/>
+          <w14:ligatures w14:val="none"/>
+        </w:rPr>
+      </w:pPr>
+      <w:r>
+        <w:rPr>
+          <w:rFonts w:ascii="Consolas" w:eastAsia="Times New Roman" w:hAnsi="Consolas" w:cs="Times New Roman"/>
+          <w:color w:val="E97132" w:themeColor="accent2"/>
+          <w:kern w:val="0"/>
+          <w:sz w:val="21"/>
+          <w:szCs w:val="21"/>
+          <w:lang w:val="en-US" w:eastAsia="it-IT"/>
+          <w14:ligatures w14:val="none"/>
+        </w:rPr>
+        <w:t>3) SHOW</w:t>
+      </w:r>
+      <w:r>
+        <w:rPr>
+          <w:rFonts w:ascii="Consolas" w:eastAsia="Times New Roman" w:hAnsi="Consolas" w:cs="Times New Roman"/>
+          <w:color w:val="E97132" w:themeColor="accent2"/>
+          <w:kern w:val="0"/>
+          <w:sz w:val="21"/>
+          <w:szCs w:val="21"/>
+          <w:lang w:val="en-US" w:eastAsia="it-IT"/>
+          <w14:ligatures w14:val="none"/>
+        </w:rPr>
+        <w:t xml:space="preserve"> </w:t>
+      </w:r>
+      <w:r>
+        <w:rPr>
+          <w:rFonts w:ascii="Consolas" w:eastAsia="Times New Roman" w:hAnsi="Consolas" w:cs="Times New Roman"/>
+          <w:color w:val="E97132" w:themeColor="accent2"/>
+          <w:kern w:val="0"/>
+          <w:sz w:val="21"/>
+          <w:szCs w:val="21"/>
+          <w:lang w:val="en-US" w:eastAsia="it-IT"/>
+          <w14:ligatures w14:val="none"/>
+        </w:rPr>
+        <w:t>WINDOW</w:t>
+      </w:r>
+    </w:p>
+    <w:p>
+      <w:pPr>
+        <w:shd w:val="clear" w:color="auto" w:fill="1F1F1F"/>
+        <w:spacing w:after="0" w:line="285" w:lineRule="atLeast"/>
+        <w:rPr>
+          <w:rFonts w:ascii="Consolas" w:eastAsia="Times New Roman" w:hAnsi="Consolas" w:cs="Times New Roman"/>
+          <w:color w:val="6A9955"/>
+          <w:kern w:val="0"/>
+          <w:sz w:val="21"/>
+          <w:szCs w:val="21"/>
+          <w:lang w:eastAsia="it-IT"/>
+          <w14:ligatures w14:val="none"/>
+        </w:rPr>
+      </w:pPr>
+      <w:proofErr w:type="spellStart"/>
+      <w:proofErr w:type="gramStart"/>
+      <w:r>
+        <w:rPr>
+          <w:rFonts w:ascii="Consolas" w:eastAsia="Times New Roman" w:hAnsi="Consolas" w:cs="Times New Roman"/>
+          <w:color w:val="9CDCFE"/>
+          <w:kern w:val="0"/>
+          <w:sz w:val="21"/>
+          <w:szCs w:val="21"/>
+          <w:lang w:eastAsia="it-IT"/>
+          <w14:ligatures w14:val="none"/>
+        </w:rPr>
+        <w:t>window</w:t>
+      </w:r>
+      <w:r>
+        <w:rPr>
+          <w:rFonts w:ascii="Consolas" w:eastAsia="Times New Roman" w:hAnsi="Consolas" w:cs="Times New Roman"/>
+          <w:color w:val="CCCCCC"/>
+          <w:kern w:val="0"/>
+          <w:sz w:val="21"/>
+          <w:szCs w:val="21"/>
+          <w:lang w:eastAsia="it-IT"/>
+          <w14:ligatures w14:val="none"/>
+        </w:rPr>
+        <w:t>.</w:t>
+      </w:r>
+      <w:r>
+        <w:rPr>
+          <w:rFonts w:ascii="Consolas" w:eastAsia="Times New Roman" w:hAnsi="Consolas" w:cs="Times New Roman"/>
+          <w:color w:val="DCDCAA"/>
+          <w:kern w:val="0"/>
+          <w:sz w:val="21"/>
+          <w:szCs w:val="21"/>
+          <w:lang w:eastAsia="it-IT"/>
+          <w14:ligatures w14:val="none"/>
+        </w:rPr>
+        <w:t>show</w:t>
+      </w:r>
+      <w:proofErr w:type="spellEnd"/>
+      <w:proofErr w:type="gramEnd"/>
+      <w:r>
+        <w:rPr>
+          <w:rFonts w:ascii="Consolas" w:eastAsia="Times New Roman" w:hAnsi="Consolas" w:cs="Times New Roman"/>
+          <w:color w:val="CCCCCC"/>
+          <w:kern w:val="0"/>
+          <w:sz w:val="21"/>
+          <w:szCs w:val="21"/>
+          <w:lang w:eastAsia="it-IT"/>
+          <w14:ligatures w14:val="none"/>
+        </w:rPr>
+        <w:t xml:space="preserve">() </w:t>
+      </w:r>
+      <w:r>
+        <w:rPr>
+          <w:rFonts w:ascii="Consolas" w:eastAsia="Times New Roman" w:hAnsi="Consolas" w:cs="Times New Roman"/>
+          <w:color w:val="6A9955"/>
+          <w:kern w:val="0"/>
+          <w:sz w:val="21"/>
+          <w:szCs w:val="21"/>
+          <w:lang w:eastAsia="it-IT"/>
+          <w14:ligatures w14:val="none"/>
+        </w:rPr>
+        <w:t xml:space="preserve">#we show </w:t>
+      </w:r>
+      <w:proofErr w:type="spellStart"/>
+      <w:r>
+        <w:rPr>
+          <w:rFonts w:ascii="Consolas" w:eastAsia="Times New Roman" w:hAnsi="Consolas" w:cs="Times New Roman"/>
+          <w:color w:val="6A9955"/>
+          <w:kern w:val="0"/>
+          <w:sz w:val="21"/>
+          <w:szCs w:val="21"/>
+          <w:lang w:eastAsia="it-IT"/>
+          <w14:ligatures w14:val="none"/>
+        </w:rPr>
+        <w:t>it</w:t>
+      </w:r>
+      <w:proofErr w:type="spellEnd"/>
+    </w:p>
+    <w:p>
+      <w:pPr>
+        <w:shd w:val="clear" w:color="auto" w:fill="1F1F1F"/>
+        <w:spacing w:after="0" w:line="285" w:lineRule="atLeast"/>
+        <w:rPr>
+          <w:rFonts w:ascii="Consolas" w:eastAsia="Times New Roman" w:hAnsi="Consolas" w:cs="Times New Roman"/>
+          <w:color w:val="6A9955"/>
+          <w:kern w:val="0"/>
+          <w:sz w:val="21"/>
+          <w:szCs w:val="21"/>
+          <w:lang w:eastAsia="it-IT"/>
+          <w14:ligatures w14:val="none"/>
+        </w:rPr>
+      </w:pPr>
+    </w:p>
+    <w:p>
+      <w:pPr>
+        <w:shd w:val="clear" w:color="auto" w:fill="1F1F1F"/>
+        <w:spacing w:after="0" w:line="285" w:lineRule="atLeast"/>
+        <w:rPr>
+          <w:rFonts w:ascii="Consolas" w:eastAsia="Times New Roman" w:hAnsi="Consolas" w:cs="Times New Roman"/>
+          <w:color w:val="E97132" w:themeColor="accent2"/>
+          <w:kern w:val="0"/>
+          <w:sz w:val="21"/>
+          <w:szCs w:val="21"/>
+          <w:lang w:val="en-US" w:eastAsia="it-IT"/>
+          <w14:ligatures w14:val="none"/>
+        </w:rPr>
+      </w:pPr>
+      <w:r>
+        <w:rPr>
+          <w:rFonts w:ascii="Consolas" w:eastAsia="Times New Roman" w:hAnsi="Consolas" w:cs="Times New Roman"/>
+          <w:color w:val="E97132" w:themeColor="accent2"/>
+          <w:kern w:val="0"/>
+          <w:sz w:val="21"/>
+          <w:szCs w:val="21"/>
+          <w:lang w:val="en-US" w:eastAsia="it-IT"/>
+          <w14:ligatures w14:val="none"/>
+        </w:rPr>
+        <w:t>4) START EVENT LOOP (like wait)</w:t>
+      </w:r>
+    </w:p>
+    <w:p>
+      <w:pPr>
+        <w:shd w:val="clear" w:color="auto" w:fill="1F1F1F"/>
+        <w:spacing w:after="0" w:line="285" w:lineRule="atLeast"/>
+        <w:rPr>
+          <w:rFonts w:ascii="Consolas" w:eastAsia="Times New Roman" w:hAnsi="Consolas" w:cs="Times New Roman"/>
+          <w:color w:val="CCCCCC"/>
+          <w:kern w:val="0"/>
+          <w:sz w:val="21"/>
+          <w:szCs w:val="21"/>
+          <w:lang w:eastAsia="it-IT"/>
+          <w14:ligatures w14:val="none"/>
+        </w:rPr>
+      </w:pPr>
+      <w:proofErr w:type="spellStart"/>
+      <w:proofErr w:type="gramStart"/>
+      <w:r>
+        <w:rPr>
+          <w:rFonts w:ascii="Consolas" w:eastAsia="Times New Roman" w:hAnsi="Consolas" w:cs="Times New Roman"/>
+          <w:color w:val="9CDCFE"/>
+          <w:kern w:val="0"/>
+          <w:sz w:val="21"/>
+          <w:szCs w:val="21"/>
+          <w:lang w:eastAsia="it-IT"/>
+          <w14:ligatures w14:val="none"/>
+        </w:rPr>
+        <w:t>app</w:t>
+      </w:r>
+      <w:r>
+        <w:rPr>
+          <w:rFonts w:ascii="Consolas" w:eastAsia="Times New Roman" w:hAnsi="Consolas" w:cs="Times New Roman"/>
+          <w:color w:val="CCCCCC"/>
+          <w:kern w:val="0"/>
+          <w:sz w:val="21"/>
+          <w:szCs w:val="21"/>
+          <w:lang w:eastAsia="it-IT"/>
+          <w14:ligatures w14:val="none"/>
+        </w:rPr>
+        <w:t>.</w:t>
+      </w:r>
+      <w:r>
+        <w:rPr>
+          <w:rFonts w:ascii="Consolas" w:eastAsia="Times New Roman" w:hAnsi="Consolas" w:cs="Times New Roman"/>
+          <w:color w:val="DCDCAA"/>
+          <w:kern w:val="0"/>
+          <w:sz w:val="21"/>
+          <w:szCs w:val="21"/>
+          <w:lang w:eastAsia="it-IT"/>
+          <w14:ligatures w14:val="none"/>
+        </w:rPr>
+        <w:t>exec</w:t>
+      </w:r>
+      <w:proofErr w:type="spellEnd"/>
+      <w:r>
+        <w:rPr>
+          <w:rFonts w:ascii="Consolas" w:eastAsia="Times New Roman" w:hAnsi="Consolas" w:cs="Times New Roman"/>
+          <w:color w:val="CCCCCC"/>
+          <w:kern w:val="0"/>
+          <w:sz w:val="21"/>
+          <w:szCs w:val="21"/>
+          <w:lang w:eastAsia="it-IT"/>
+          <w14:ligatures w14:val="none"/>
+        </w:rPr>
+        <w:t>(</w:t>
+      </w:r>
+      <w:proofErr w:type="gramEnd"/>
+      <w:r>
+        <w:rPr>
+          <w:rFonts w:ascii="Consolas" w:eastAsia="Times New Roman" w:hAnsi="Consolas" w:cs="Times New Roman"/>
+          <w:color w:val="CCCCCC"/>
+          <w:kern w:val="0"/>
+          <w:sz w:val="21"/>
+          <w:szCs w:val="21"/>
+          <w:lang w:eastAsia="it-IT"/>
+          <w14:ligatures w14:val="none"/>
+        </w:rPr>
+        <w:t>)</w:t>
+      </w:r>
+    </w:p>
+    <w:p>
+      <w:pPr>
+        <w:shd w:val="clear" w:color="auto" w:fill="1F1F1F"/>
+        <w:spacing w:after="0" w:line="285" w:lineRule="atLeast"/>
+        <w:rPr>
+          <w:rFonts w:ascii="Consolas" w:eastAsia="Times New Roman" w:hAnsi="Consolas" w:cs="Times New Roman"/>
+          <w:color w:val="CCCCCC"/>
+          <w:kern w:val="0"/>
+          <w:sz w:val="21"/>
+          <w:szCs w:val="21"/>
+          <w:lang w:val="en-US" w:eastAsia="it-IT"/>
+          <w14:ligatures w14:val="none"/>
+        </w:rPr>
+      </w:pPr>
+    </w:p>
+    <w:p>
+      <w:pPr>
+        <w:rPr>
+          <w:lang w:val="en-US"/>
+        </w:rPr>
+      </w:pPr>
+    </w:p>
+    <w:p>
+      <w:pPr>
+        <w:rPr>
+          <w:b/>
+          <w:bCs/>
+          <w:lang w:val="en-US"/>
+        </w:rPr>
+      </w:pPr>
+      <w:r>
+        <w:rPr>
+          <w:b/>
+          <w:bCs/>
+          <w:highlight w:val="yellow"/>
+          <w:lang w:val="en-US"/>
+        </w:rPr>
+        <w:t>SIGNALS AND SLOTS:</w:t>
+      </w:r>
+    </w:p>
+    <w:p>
+      <w:pPr>
+        <w:pStyle w:val="Paragrafoelenco"/>
+        <w:numPr>
+          <w:ilvl w:val="0"/>
+          <w:numId w:val="1"/>
+        </w:numPr>
+        <w:rPr>
+          <w:lang w:val="en-US"/>
+        </w:rPr>
+      </w:pPr>
+      <w:r>
+        <w:rPr>
+          <w:b/>
+          <w:bCs/>
+          <w:color w:val="E97132" w:themeColor="accent2"/>
+          <w:lang w:val="en-US"/>
+        </w:rPr>
+        <w:t>SIGNALS</w:t>
+      </w:r>
+      <w:r>
+        <w:rPr>
+          <w:lang w:val="en-US"/>
+        </w:rPr>
+        <w:t>:</w:t>
+      </w:r>
+      <w:r>
+        <w:rPr>
+          <w:lang w:val="en-US"/>
+        </w:rPr>
+        <w:t xml:space="preserve"> METHOD FUNCTIONS of the classes,</w:t>
+      </w:r>
+      <w:r>
+        <w:rPr>
+          <w:lang w:val="en-US"/>
+        </w:rPr>
+        <w:t xml:space="preserve"> </w:t>
+      </w:r>
+      <w:r>
+        <w:rPr>
+          <w:lang w:val="en-US"/>
+        </w:rPr>
+        <w:t>they catch</w:t>
+      </w:r>
+      <w:r>
+        <w:rPr>
+          <w:lang w:val="en-US"/>
+        </w:rPr>
+        <w:t xml:space="preserve"> action</w:t>
+      </w:r>
+      <w:r>
+        <w:rPr>
+          <w:lang w:val="en-US"/>
+        </w:rPr>
+        <w:t xml:space="preserve">s </w:t>
+      </w:r>
+      <w:r>
+        <w:rPr>
+          <w:lang w:val="en-US"/>
+        </w:rPr>
+        <w:t>to trigger something in our app</w:t>
+      </w:r>
+      <w:r>
+        <w:rPr>
+          <w:lang w:val="en-US"/>
+        </w:rPr>
+        <w:t>.</w:t>
+      </w:r>
+    </w:p>
+    <w:p>
+      <w:pPr>
+        <w:pStyle w:val="Paragrafoelenco"/>
+        <w:rPr>
+          <w:i/>
+          <w:iCs/>
+          <w:lang w:val="en-US"/>
+        </w:rPr>
+      </w:pPr>
+      <w:r>
+        <w:rPr>
+          <w:lang w:val="en-US"/>
+        </w:rPr>
+        <w:t xml:space="preserve">e.g. </w:t>
+      </w:r>
+      <w:r>
+        <w:rPr>
+          <w:i/>
+          <w:iCs/>
+          <w:lang w:val="en-US"/>
+        </w:rPr>
+        <w:t xml:space="preserve">PRESS BUTTON </w:t>
+      </w:r>
+      <w:r>
+        <w:rPr>
+          <w:i/>
+          <w:iCs/>
+          <w:lang w:val="en-US"/>
+        </w:rPr>
+        <w:sym w:font="Wingdings" w:char="F0E0"/>
+      </w:r>
+      <w:r>
+        <w:rPr>
+          <w:i/>
+          <w:iCs/>
+          <w:lang w:val="en-US"/>
+        </w:rPr>
+        <w:t xml:space="preserve"> MAKE ACTION</w:t>
+      </w:r>
+    </w:p>
+    <w:p>
+      <w:pPr>
+        <w:pStyle w:val="Paragrafoelenco"/>
+      </w:pPr>
+      <w:r>
+        <w:rPr>
+          <w:b/>
+          <w:bCs/>
+          <w:color w:val="E97132" w:themeColor="accent2"/>
+          <w:highlight w:val="yellow"/>
+        </w:rPr>
+        <w:t>IMPORTANT</w:t>
+      </w:r>
+      <w:r>
+        <w:t xml:space="preserve">: Vedere </w:t>
+      </w:r>
+      <w:r>
+        <w:rPr>
+          <w:b/>
+          <w:bCs/>
+        </w:rPr>
+        <w:t>documentazione</w:t>
+      </w:r>
+      <w:r>
+        <w:t xml:space="preserve"> per capire</w:t>
+      </w:r>
+      <w:r>
+        <w:t xml:space="preserve"> quali sono i </w:t>
+      </w:r>
+      <w:proofErr w:type="spellStart"/>
+      <w:r>
+        <w:rPr>
+          <w:b/>
+          <w:bCs/>
+        </w:rPr>
+        <w:t>signals</w:t>
+      </w:r>
+      <w:proofErr w:type="spellEnd"/>
+      <w:r>
+        <w:t xml:space="preserve"> (FUNZIONI) di una determinata classe (SE SONO POCHI CONTROLLARE QUELLI EREDITATI DALLE CLASSI PARENT!!)</w:t>
+      </w:r>
+    </w:p>
+    <w:p>
+      <w:pPr>
+        <w:pStyle w:val="Paragrafoelenco"/>
+      </w:pPr>
+      <w:r>
+        <w:t xml:space="preserve">Possiamo anche </w:t>
+      </w:r>
+      <w:r>
+        <w:rPr>
+          <w:b/>
+          <w:bCs/>
+          <w:i/>
+          <w:iCs/>
+        </w:rPr>
+        <w:t>creare dei SIGNAL CUSTOM</w:t>
+      </w:r>
+      <w:r>
+        <w:t xml:space="preserve"> e creare una </w:t>
+      </w:r>
+      <w:proofErr w:type="spellStart"/>
+      <w:r>
+        <w:t>method</w:t>
+      </w:r>
+      <w:proofErr w:type="spellEnd"/>
+      <w:r>
+        <w:t xml:space="preserve"> </w:t>
+      </w:r>
+      <w:proofErr w:type="spellStart"/>
+      <w:r>
+        <w:t>function</w:t>
+      </w:r>
+      <w:proofErr w:type="spellEnd"/>
+      <w:r>
+        <w:t xml:space="preserve"> che EMETTE segnale quando chiamata</w:t>
+      </w:r>
+      <w:r>
+        <w:t xml:space="preserve"> </w:t>
+      </w:r>
+      <w:proofErr w:type="gramStart"/>
+      <w:r>
+        <w:t xml:space="preserve">con </w:t>
+      </w:r>
+      <w:r>
+        <w:rPr>
+          <w:b/>
+          <w:bCs/>
+          <w:color w:val="C00000"/>
+        </w:rPr>
+        <w:t>.</w:t>
+      </w:r>
+      <w:proofErr w:type="spellStart"/>
+      <w:r>
+        <w:rPr>
+          <w:b/>
+          <w:bCs/>
+          <w:color w:val="C00000"/>
+        </w:rPr>
+        <w:t>emit</w:t>
+      </w:r>
+      <w:proofErr w:type="spellEnd"/>
+      <w:proofErr w:type="gramEnd"/>
+      <w:r>
+        <w:rPr>
+          <w:b/>
+          <w:bCs/>
+          <w:color w:val="C00000"/>
+        </w:rPr>
+        <w:t>()</w:t>
+      </w:r>
+      <w:r>
+        <w:t>.</w:t>
+      </w:r>
+    </w:p>
+    <w:p>
+      <w:pPr>
+        <w:pStyle w:val="Paragrafoelenco"/>
+      </w:pPr>
+    </w:p>
+    <w:p>
+      <w:pPr>
+        <w:pStyle w:val="Paragrafoelenco"/>
+        <w:numPr>
+          <w:ilvl w:val="0"/>
+          <w:numId w:val="1"/>
+        </w:numPr>
+        <w:rPr>
+          <w:lang w:val="en-US"/>
+        </w:rPr>
+      </w:pPr>
+      <w:r>
+        <w:rPr>
+          <w:b/>
+          <w:bCs/>
+          <w:color w:val="D86DCB" w:themeColor="accent5" w:themeTint="99"/>
+          <w:lang w:val="en-US"/>
+        </w:rPr>
+        <w:t>SLOTS</w:t>
+      </w:r>
+      <w:r>
+        <w:rPr>
+          <w:lang w:val="en-US"/>
+        </w:rPr>
+        <w:t xml:space="preserve">: </w:t>
+      </w:r>
+      <w:r>
+        <w:rPr>
+          <w:lang w:val="en-US"/>
+        </w:rPr>
+        <w:t xml:space="preserve">are the FUNCTIONS that </w:t>
+      </w:r>
+      <w:proofErr w:type="gramStart"/>
+      <w:r>
+        <w:rPr>
+          <w:lang w:val="en-US"/>
+        </w:rPr>
+        <w:t>actually TRIGGER</w:t>
+      </w:r>
+      <w:proofErr w:type="gramEnd"/>
+      <w:r>
+        <w:rPr>
+          <w:lang w:val="en-US"/>
+        </w:rPr>
+        <w:t xml:space="preserve"> (</w:t>
+      </w:r>
+      <w:proofErr w:type="gramStart"/>
+      <w:r>
+        <w:rPr>
+          <w:lang w:val="en-US"/>
+        </w:rPr>
+        <w:t xml:space="preserve">with </w:t>
+      </w:r>
+      <w:r>
+        <w:rPr>
+          <w:b/>
+          <w:bCs/>
+          <w:color w:val="C00000"/>
+          <w:lang w:val="en-US"/>
+        </w:rPr>
+        <w:t>.connect</w:t>
+      </w:r>
+      <w:proofErr w:type="gramEnd"/>
+      <w:r>
+        <w:rPr>
+          <w:b/>
+          <w:bCs/>
+          <w:color w:val="C00000"/>
+          <w:lang w:val="en-US"/>
+        </w:rPr>
+        <w:t>()</w:t>
+      </w:r>
+      <w:r>
+        <w:rPr>
+          <w:lang w:val="en-US"/>
+        </w:rPr>
+        <w:t>) something in the app as a response to the ACTION caught by the SIGNAL.</w:t>
+      </w:r>
+    </w:p>
+    <w:p>
+      <w:pPr>
+        <w:pStyle w:val="Paragrafoelenco"/>
+      </w:pPr>
+      <w:r>
+        <w:rPr>
+          <w:b/>
+          <w:bCs/>
+          <w:color w:val="D86DCB" w:themeColor="accent5" w:themeTint="99"/>
+          <w:highlight w:val="yellow"/>
+        </w:rPr>
+        <w:t>IMPORTANT</w:t>
+      </w:r>
+      <w:r>
+        <w:t xml:space="preserve">: Vedere </w:t>
+      </w:r>
+      <w:r>
+        <w:rPr>
+          <w:b/>
+          <w:bCs/>
+        </w:rPr>
+        <w:t>documentazione</w:t>
+      </w:r>
+      <w:r>
+        <w:rPr>
+          <w:b/>
+          <w:bCs/>
+        </w:rPr>
+        <w:t xml:space="preserve"> </w:t>
+      </w:r>
+      <w:r>
+        <w:t>per ogni classe</w:t>
+      </w:r>
+    </w:p>
+    <w:p>
+      <w:r>
+        <w:tab/>
+      </w:r>
+    </w:p>
+    <w:p>
+      <w:pPr>
+        <w:pStyle w:val="Paragrafoelenco"/>
+        <w:numPr>
+          <w:ilvl w:val="0"/>
+          <w:numId w:val="2"/>
+        </w:numPr>
+      </w:pPr>
+      <w:r>
+        <w:rPr>
+          <w:b/>
+          <w:bCs/>
+          <w:color w:val="C00000"/>
+          <w:highlight w:val="yellow"/>
+        </w:rPr>
+        <w:t>SIGNAL CUSTOM</w:t>
+      </w:r>
+      <w:r>
+        <w:rPr>
+          <w:color w:val="C00000"/>
+        </w:rPr>
+        <w:t xml:space="preserve"> </w:t>
+      </w:r>
+      <w:r>
+        <w:t>EXAMPLE:</w:t>
+      </w:r>
+    </w:p>
+    <w:p>
+      <w:pPr>
+        <w:shd w:val="clear" w:color="auto" w:fill="1F1F1F"/>
+        <w:spacing w:after="0" w:line="285" w:lineRule="atLeast"/>
+        <w:ind w:left="360"/>
+        <w:rPr>
+          <w:rFonts w:ascii="Consolas" w:eastAsia="Times New Roman" w:hAnsi="Consolas" w:cs="Times New Roman"/>
+          <w:color w:val="CCCCCC"/>
+          <w:kern w:val="0"/>
+          <w:sz w:val="21"/>
+          <w:szCs w:val="21"/>
+          <w:lang w:eastAsia="it-IT"/>
+          <w14:ligatures w14:val="none"/>
+        </w:rPr>
+      </w:pPr>
+      <w:r>
+        <w:rPr>
+          <w:rFonts w:ascii="Consolas" w:eastAsia="Times New Roman" w:hAnsi="Consolas" w:cs="Times New Roman"/>
+          <w:color w:val="569CD6"/>
+          <w:kern w:val="0"/>
+          <w:sz w:val="21"/>
+          <w:szCs w:val="21"/>
+          <w:lang w:eastAsia="it-IT"/>
+          <w14:ligatures w14:val="none"/>
+        </w:rPr>
+        <w:t>class</w:t>
+      </w:r>
+      <w:r>
+        <w:rPr>
+          <w:rFonts w:ascii="Consolas" w:eastAsia="Times New Roman" w:hAnsi="Consolas" w:cs="Times New Roman"/>
+          <w:color w:val="CCCCCC"/>
+          <w:kern w:val="0"/>
+          <w:sz w:val="21"/>
+          <w:szCs w:val="21"/>
+          <w:lang w:eastAsia="it-IT"/>
+          <w14:ligatures w14:val="none"/>
+        </w:rPr>
+        <w:t xml:space="preserve"> </w:t>
+      </w:r>
+      <w:proofErr w:type="gramStart"/>
+      <w:r>
+        <w:rPr>
+          <w:rFonts w:ascii="Consolas" w:eastAsia="Times New Roman" w:hAnsi="Consolas" w:cs="Times New Roman"/>
+          <w:color w:val="4EC9B0"/>
+          <w:kern w:val="0"/>
+          <w:sz w:val="21"/>
+          <w:szCs w:val="21"/>
+          <w:lang w:eastAsia="it-IT"/>
+          <w14:ligatures w14:val="none"/>
+        </w:rPr>
+        <w:t>Button</w:t>
+      </w:r>
+      <w:r>
+        <w:rPr>
+          <w:rFonts w:ascii="Consolas" w:eastAsia="Times New Roman" w:hAnsi="Consolas" w:cs="Times New Roman"/>
+          <w:color w:val="CCCCCC"/>
+          <w:kern w:val="0"/>
+          <w:sz w:val="21"/>
+          <w:szCs w:val="21"/>
+          <w:lang w:eastAsia="it-IT"/>
+          <w14:ligatures w14:val="none"/>
+        </w:rPr>
+        <w:t>(</w:t>
+      </w:r>
+      <w:proofErr w:type="spellStart"/>
+      <w:proofErr w:type="gramEnd"/>
+      <w:r>
+        <w:rPr>
+          <w:rFonts w:ascii="Consolas" w:eastAsia="Times New Roman" w:hAnsi="Consolas" w:cs="Times New Roman"/>
+          <w:color w:val="4EC9B0"/>
+          <w:kern w:val="0"/>
+          <w:sz w:val="21"/>
+          <w:szCs w:val="21"/>
+          <w:lang w:eastAsia="it-IT"/>
+          <w14:ligatures w14:val="none"/>
+        </w:rPr>
+        <w:t>QWidget</w:t>
+      </w:r>
+      <w:proofErr w:type="spellEnd"/>
+      <w:r>
+        <w:rPr>
+          <w:rFonts w:ascii="Consolas" w:eastAsia="Times New Roman" w:hAnsi="Consolas" w:cs="Times New Roman"/>
+          <w:color w:val="CCCCCC"/>
+          <w:kern w:val="0"/>
+          <w:sz w:val="21"/>
+          <w:szCs w:val="21"/>
+          <w:lang w:eastAsia="it-IT"/>
+          <w14:ligatures w14:val="none"/>
+        </w:rPr>
+        <w:t>):</w:t>
+      </w:r>
+    </w:p>
+    <w:p>
+      <w:pPr>
+        <w:shd w:val="clear" w:color="auto" w:fill="1F1F1F"/>
+        <w:spacing w:after="0" w:line="285" w:lineRule="atLeast"/>
+        <w:ind w:left="360"/>
+        <w:rPr>
+          <w:rFonts w:ascii="Consolas" w:eastAsia="Times New Roman" w:hAnsi="Consolas" w:cs="Times New Roman"/>
+          <w:color w:val="CCCCCC"/>
+          <w:kern w:val="0"/>
+          <w:sz w:val="21"/>
+          <w:szCs w:val="21"/>
+          <w:lang w:eastAsia="it-IT"/>
+          <w14:ligatures w14:val="none"/>
+        </w:rPr>
+      </w:pPr>
+    </w:p>
+    <w:p>
+      <w:pPr>
+        <w:shd w:val="clear" w:color="auto" w:fill="1F1F1F"/>
+        <w:spacing w:after="0" w:line="285" w:lineRule="atLeast"/>
+        <w:ind w:left="360"/>
+        <w:rPr>
+          <w:rFonts w:ascii="Consolas" w:eastAsia="Times New Roman" w:hAnsi="Consolas" w:cs="Times New Roman"/>
+          <w:color w:val="CCCCCC"/>
+          <w:kern w:val="0"/>
+          <w:sz w:val="21"/>
+          <w:szCs w:val="21"/>
+          <w:lang w:val="en-US" w:eastAsia="it-IT"/>
+          <w14:ligatures w14:val="none"/>
+        </w:rPr>
+      </w:pPr>
+      <w:r>
+        <w:rPr>
+          <w:rFonts w:ascii="Consolas" w:eastAsia="Times New Roman" w:hAnsi="Consolas" w:cs="Times New Roman"/>
+          <w:color w:val="CCCCCC"/>
+          <w:kern w:val="0"/>
+          <w:sz w:val="21"/>
+          <w:szCs w:val="21"/>
+          <w:lang w:val="en-US" w:eastAsia="it-IT"/>
+          <w14:ligatures w14:val="none"/>
+        </w:rPr>
+        <w:t xml:space="preserve">    </w:t>
+      </w:r>
+      <w:r>
+        <w:rPr>
+          <w:rFonts w:ascii="Consolas" w:eastAsia="Times New Roman" w:hAnsi="Consolas" w:cs="Times New Roman"/>
+          <w:color w:val="9CDCFE"/>
+          <w:kern w:val="0"/>
+          <w:sz w:val="21"/>
+          <w:szCs w:val="21"/>
+          <w:lang w:val="en-US" w:eastAsia="it-IT"/>
+          <w14:ligatures w14:val="none"/>
+        </w:rPr>
+        <w:t>clicked</w:t>
+      </w:r>
+      <w:r>
+        <w:rPr>
+          <w:rFonts w:ascii="Consolas" w:eastAsia="Times New Roman" w:hAnsi="Consolas" w:cs="Times New Roman"/>
+          <w:color w:val="CCCCCC"/>
+          <w:kern w:val="0"/>
+          <w:sz w:val="21"/>
+          <w:szCs w:val="21"/>
+          <w:lang w:val="en-US" w:eastAsia="it-IT"/>
+          <w14:ligatures w14:val="none"/>
+        </w:rPr>
+        <w:t xml:space="preserve"> </w:t>
+      </w:r>
+      <w:r>
+        <w:rPr>
+          <w:rFonts w:ascii="Consolas" w:eastAsia="Times New Roman" w:hAnsi="Consolas" w:cs="Times New Roman"/>
+          <w:color w:val="D4D4D4"/>
+          <w:kern w:val="0"/>
+          <w:sz w:val="21"/>
+          <w:szCs w:val="21"/>
+          <w:lang w:val="en-US" w:eastAsia="it-IT"/>
+          <w14:ligatures w14:val="none"/>
+        </w:rPr>
+        <w:t>=</w:t>
+      </w:r>
+      <w:r>
+        <w:rPr>
+          <w:rFonts w:ascii="Consolas" w:eastAsia="Times New Roman" w:hAnsi="Consolas" w:cs="Times New Roman"/>
+          <w:color w:val="CCCCCC"/>
+          <w:kern w:val="0"/>
+          <w:sz w:val="21"/>
+          <w:szCs w:val="21"/>
+          <w:lang w:val="en-US" w:eastAsia="it-IT"/>
+          <w14:ligatures w14:val="none"/>
+        </w:rPr>
+        <w:t xml:space="preserve"> </w:t>
+      </w:r>
+      <w:proofErr w:type="gramStart"/>
+      <w:r>
+        <w:rPr>
+          <w:rFonts w:ascii="Consolas" w:eastAsia="Times New Roman" w:hAnsi="Consolas" w:cs="Times New Roman"/>
+          <w:color w:val="4EC9B0"/>
+          <w:kern w:val="0"/>
+          <w:sz w:val="21"/>
+          <w:szCs w:val="21"/>
+          <w:lang w:val="en-US" w:eastAsia="it-IT"/>
+          <w14:ligatures w14:val="none"/>
+        </w:rPr>
+        <w:t>Signal</w:t>
+      </w:r>
+      <w:r>
+        <w:rPr>
+          <w:rFonts w:ascii="Consolas" w:eastAsia="Times New Roman" w:hAnsi="Consolas" w:cs="Times New Roman"/>
+          <w:color w:val="CCCCCC"/>
+          <w:kern w:val="0"/>
+          <w:sz w:val="21"/>
+          <w:szCs w:val="21"/>
+          <w:lang w:val="en-US" w:eastAsia="it-IT"/>
+          <w14:ligatures w14:val="none"/>
+        </w:rPr>
+        <w:t>(</w:t>
+      </w:r>
+      <w:proofErr w:type="spellStart"/>
+      <w:r>
+        <w:rPr>
+          <w:rFonts w:ascii="Consolas" w:eastAsia="Times New Roman" w:hAnsi="Consolas" w:cs="Times New Roman"/>
+          <w:color w:val="4EC9B0"/>
+          <w:kern w:val="0"/>
+          <w:sz w:val="21"/>
+          <w:szCs w:val="21"/>
+          <w:lang w:val="en-US" w:eastAsia="it-IT"/>
+          <w14:ligatures w14:val="none"/>
+        </w:rPr>
+        <w:t>Qt</w:t>
+      </w:r>
+      <w:r>
+        <w:rPr>
+          <w:rFonts w:ascii="Consolas" w:eastAsia="Times New Roman" w:hAnsi="Consolas" w:cs="Times New Roman"/>
+          <w:color w:val="CCCCCC"/>
+          <w:kern w:val="0"/>
+          <w:sz w:val="21"/>
+          <w:szCs w:val="21"/>
+          <w:lang w:val="en-US" w:eastAsia="it-IT"/>
+          <w14:ligatures w14:val="none"/>
+        </w:rPr>
+        <w:t>.</w:t>
+      </w:r>
+      <w:r>
+        <w:rPr>
+          <w:rFonts w:ascii="Consolas" w:eastAsia="Times New Roman" w:hAnsi="Consolas" w:cs="Times New Roman"/>
+          <w:color w:val="4EC9B0"/>
+          <w:kern w:val="0"/>
+          <w:sz w:val="21"/>
+          <w:szCs w:val="21"/>
+          <w:lang w:val="en-US" w:eastAsia="it-IT"/>
+          <w14:ligatures w14:val="none"/>
+        </w:rPr>
+        <w:t>MouseButton</w:t>
+      </w:r>
+      <w:proofErr w:type="spellEnd"/>
+      <w:proofErr w:type="gramEnd"/>
+      <w:r>
+        <w:rPr>
+          <w:rFonts w:ascii="Consolas" w:eastAsia="Times New Roman" w:hAnsi="Consolas" w:cs="Times New Roman"/>
+          <w:color w:val="CCCCCC"/>
+          <w:kern w:val="0"/>
+          <w:sz w:val="21"/>
+          <w:szCs w:val="21"/>
+          <w:lang w:val="en-US" w:eastAsia="it-IT"/>
+          <w14:ligatures w14:val="none"/>
+        </w:rPr>
+        <w:t>)</w:t>
+      </w:r>
+      <w:r>
+        <w:rPr>
+          <w:rFonts w:ascii="Consolas" w:eastAsia="Times New Roman" w:hAnsi="Consolas" w:cs="Times New Roman"/>
+          <w:color w:val="CCCCCC"/>
+          <w:kern w:val="0"/>
+          <w:sz w:val="21"/>
+          <w:szCs w:val="21"/>
+          <w:lang w:val="en-US" w:eastAsia="it-IT"/>
+          <w14:ligatures w14:val="none"/>
+        </w:rPr>
+        <w:t xml:space="preserve"> </w:t>
+      </w:r>
+      <w:r>
+        <w:rPr>
+          <w:rFonts w:ascii="Consolas" w:eastAsia="Times New Roman" w:hAnsi="Consolas" w:cs="Times New Roman"/>
+          <w:b/>
+          <w:bCs/>
+          <w:color w:val="C00000"/>
+          <w:kern w:val="0"/>
+          <w:sz w:val="21"/>
+          <w:szCs w:val="21"/>
+          <w:lang w:val="en-US" w:eastAsia="it-IT"/>
+          <w14:ligatures w14:val="none"/>
+        </w:rPr>
+        <w:t>at class level, NOT in INIT</w:t>
+      </w:r>
+    </w:p>
+    <w:p>
+      <w:pPr>
+        <w:shd w:val="clear" w:color="auto" w:fill="1F1F1F"/>
+        <w:spacing w:after="0" w:line="285" w:lineRule="atLeast"/>
+        <w:ind w:left="360"/>
+        <w:rPr>
+          <w:rFonts w:ascii="Consolas" w:eastAsia="Times New Roman" w:hAnsi="Consolas" w:cs="Times New Roman"/>
+          <w:b/>
+          <w:bCs/>
+          <w:color w:val="C00000"/>
+          <w:kern w:val="0"/>
+          <w:sz w:val="21"/>
+          <w:szCs w:val="21"/>
+          <w:lang w:val="en-US" w:eastAsia="it-IT"/>
+          <w14:ligatures w14:val="none"/>
+        </w:rPr>
+      </w:pPr>
+      <w:r>
+        <w:rPr>
+          <w:rFonts w:ascii="Consolas" w:eastAsia="Times New Roman" w:hAnsi="Consolas" w:cs="Times New Roman"/>
+          <w:b/>
+          <w:bCs/>
+          <w:color w:val="C00000"/>
+          <w:kern w:val="0"/>
+          <w:sz w:val="21"/>
+          <w:szCs w:val="21"/>
+          <w:lang w:val="en-US" w:eastAsia="it-IT"/>
+          <w14:ligatures w14:val="none"/>
+        </w:rPr>
+        <w:tab/>
+      </w:r>
+      <w:proofErr w:type="gramStart"/>
+      <w:r>
+        <w:rPr>
+          <w:rFonts w:ascii="Consolas" w:eastAsia="Times New Roman" w:hAnsi="Consolas" w:cs="Times New Roman"/>
+          <w:b/>
+          <w:bCs/>
+          <w:color w:val="C00000"/>
+          <w:kern w:val="0"/>
+          <w:sz w:val="21"/>
+          <w:szCs w:val="21"/>
+          <w:lang w:val="en-US" w:eastAsia="it-IT"/>
+          <w14:ligatures w14:val="none"/>
+        </w:rPr>
+        <w:t>the</w:t>
+      </w:r>
+      <w:proofErr w:type="gramEnd"/>
+      <w:r>
+        <w:rPr>
+          <w:rFonts w:ascii="Consolas" w:eastAsia="Times New Roman" w:hAnsi="Consolas" w:cs="Times New Roman"/>
+          <w:b/>
+          <w:bCs/>
+          <w:color w:val="C00000"/>
+          <w:kern w:val="0"/>
+          <w:sz w:val="21"/>
+          <w:szCs w:val="21"/>
+          <w:lang w:val="en-US" w:eastAsia="it-IT"/>
+          <w14:ligatures w14:val="none"/>
+        </w:rPr>
+        <w:t xml:space="preserve"> parameter is the </w:t>
+      </w:r>
+      <w:r>
+        <w:rPr>
+          <w:rFonts w:ascii="Consolas" w:eastAsia="Times New Roman" w:hAnsi="Consolas" w:cs="Times New Roman"/>
+          <w:b/>
+          <w:bCs/>
+          <w:color w:val="C00000"/>
+          <w:kern w:val="0"/>
+          <w:sz w:val="21"/>
+          <w:szCs w:val="21"/>
+          <w:highlight w:val="yellow"/>
+          <w:lang w:val="en-US" w:eastAsia="it-IT"/>
+          <w14:ligatures w14:val="none"/>
+        </w:rPr>
+        <w:t>type emitted by the signal</w:t>
+      </w:r>
+      <w:r>
+        <w:rPr>
+          <w:rFonts w:ascii="Consolas" w:eastAsia="Times New Roman" w:hAnsi="Consolas" w:cs="Times New Roman"/>
+          <w:b/>
+          <w:bCs/>
+          <w:color w:val="C00000"/>
+          <w:kern w:val="0"/>
+          <w:sz w:val="21"/>
+          <w:szCs w:val="21"/>
+          <w:lang w:val="en-US" w:eastAsia="it-IT"/>
+          <w14:ligatures w14:val="none"/>
+        </w:rPr>
+        <w:t xml:space="preserve">, in this case we emit a </w:t>
+      </w:r>
+    </w:p>
+    <w:p>
+      <w:pPr>
+        <w:shd w:val="clear" w:color="auto" w:fill="1F1F1F"/>
+        <w:spacing w:after="0" w:line="285" w:lineRule="atLeast"/>
+        <w:ind w:left="360"/>
+        <w:rPr>
+          <w:rFonts w:ascii="Consolas" w:eastAsia="Times New Roman" w:hAnsi="Consolas" w:cs="Times New Roman"/>
+          <w:color w:val="C00000"/>
+          <w:kern w:val="0"/>
+          <w:sz w:val="21"/>
+          <w:szCs w:val="21"/>
+          <w:lang w:val="en-US" w:eastAsia="it-IT"/>
+          <w14:ligatures w14:val="none"/>
+        </w:rPr>
+      </w:pPr>
+      <w:r>
+        <w:rPr>
+          <w:rFonts w:ascii="Consolas" w:eastAsia="Times New Roman" w:hAnsi="Consolas" w:cs="Times New Roman"/>
+          <w:color w:val="C00000"/>
+          <w:kern w:val="0"/>
+          <w:sz w:val="21"/>
+          <w:szCs w:val="21"/>
+          <w:lang w:val="en-US" w:eastAsia="it-IT"/>
+          <w14:ligatures w14:val="none"/>
+        </w:rPr>
+        <w:t>   </w:t>
+      </w:r>
+      <w:r>
+        <w:rPr>
+          <w:rFonts w:ascii="Consolas" w:eastAsia="Times New Roman" w:hAnsi="Consolas" w:cs="Times New Roman"/>
+          <w:color w:val="C00000"/>
+          <w:kern w:val="0"/>
+          <w:sz w:val="21"/>
+          <w:szCs w:val="21"/>
+          <w:lang w:val="en-US" w:eastAsia="it-IT"/>
+          <w14:ligatures w14:val="none"/>
+        </w:rPr>
+        <w:t xml:space="preserve"> </w:t>
+      </w:r>
+      <w:proofErr w:type="spellStart"/>
+      <w:proofErr w:type="gramStart"/>
+      <w:r>
+        <w:rPr>
+          <w:rFonts w:ascii="Consolas" w:eastAsia="Times New Roman" w:hAnsi="Consolas" w:cs="Times New Roman"/>
+          <w:color w:val="C00000"/>
+          <w:kern w:val="0"/>
+          <w:sz w:val="21"/>
+          <w:szCs w:val="21"/>
+          <w:lang w:val="en-US" w:eastAsia="it-IT"/>
+          <w14:ligatures w14:val="none"/>
+        </w:rPr>
+        <w:t>Qt.MouseButton</w:t>
+      </w:r>
+      <w:proofErr w:type="spellEnd"/>
+      <w:proofErr w:type="gramEnd"/>
+      <w:r>
+        <w:rPr>
+          <w:rFonts w:ascii="Consolas" w:eastAsia="Times New Roman" w:hAnsi="Consolas" w:cs="Times New Roman"/>
+          <w:color w:val="C00000"/>
+          <w:kern w:val="0"/>
+          <w:sz w:val="21"/>
+          <w:szCs w:val="21"/>
+          <w:lang w:val="en-US" w:eastAsia="it-IT"/>
+          <w14:ligatures w14:val="none"/>
+        </w:rPr>
+        <w:t xml:space="preserve"> </w:t>
+      </w:r>
+      <w:r>
+        <w:rPr>
+          <w:rFonts w:ascii="Consolas" w:eastAsia="Times New Roman" w:hAnsi="Consolas" w:cs="Times New Roman"/>
+          <w:b/>
+          <w:bCs/>
+          <w:color w:val="C00000"/>
+          <w:kern w:val="0"/>
+          <w:sz w:val="21"/>
+          <w:szCs w:val="21"/>
+          <w:lang w:val="en-US" w:eastAsia="it-IT"/>
+          <w14:ligatures w14:val="none"/>
+        </w:rPr>
+        <w:t xml:space="preserve">then received by the connected </w:t>
+      </w:r>
+      <w:r>
+        <w:rPr>
+          <w:rFonts w:ascii="Consolas" w:eastAsia="Times New Roman" w:hAnsi="Consolas" w:cs="Times New Roman"/>
+          <w:b/>
+          <w:bCs/>
+          <w:i/>
+          <w:iCs/>
+          <w:color w:val="C00000"/>
+          <w:kern w:val="0"/>
+          <w:sz w:val="21"/>
+          <w:szCs w:val="21"/>
+          <w:u w:val="single"/>
+          <w:lang w:val="en-US" w:eastAsia="it-IT"/>
+          <w14:ligatures w14:val="none"/>
+        </w:rPr>
+        <w:t>SLOT</w:t>
+      </w:r>
+    </w:p>
+    <w:p>
+      <w:pPr>
+        <w:shd w:val="clear" w:color="auto" w:fill="1F1F1F"/>
+        <w:spacing w:after="0" w:line="285" w:lineRule="atLeast"/>
+        <w:ind w:left="360"/>
+        <w:rPr>
+          <w:rFonts w:ascii="Consolas" w:eastAsia="Times New Roman" w:hAnsi="Consolas" w:cs="Times New Roman"/>
+          <w:color w:val="CCCCCC"/>
+          <w:kern w:val="0"/>
+          <w:sz w:val="21"/>
+          <w:szCs w:val="21"/>
+          <w:lang w:val="en-US" w:eastAsia="it-IT"/>
+          <w14:ligatures w14:val="none"/>
+        </w:rPr>
+      </w:pPr>
+    </w:p>
+    <w:p>
+      <w:pPr>
+        <w:shd w:val="clear" w:color="auto" w:fill="1F1F1F"/>
+        <w:spacing w:after="0" w:line="285" w:lineRule="atLeast"/>
+        <w:ind w:left="360"/>
+        <w:rPr>
+          <w:rFonts w:ascii="Consolas" w:eastAsia="Times New Roman" w:hAnsi="Consolas" w:cs="Times New Roman"/>
+          <w:color w:val="CCCCCC"/>
+          <w:kern w:val="0"/>
+          <w:sz w:val="21"/>
+          <w:szCs w:val="21"/>
+          <w:lang w:val="en-US" w:eastAsia="it-IT"/>
+          <w14:ligatures w14:val="none"/>
+        </w:rPr>
+      </w:pPr>
+      <w:r>
+        <w:rPr>
+          <w:rFonts w:ascii="Consolas" w:eastAsia="Times New Roman" w:hAnsi="Consolas" w:cs="Times New Roman"/>
+          <w:color w:val="CCCCCC"/>
+          <w:kern w:val="0"/>
+          <w:sz w:val="21"/>
+          <w:szCs w:val="21"/>
+          <w:lang w:val="en-US" w:eastAsia="it-IT"/>
+          <w14:ligatures w14:val="none"/>
+        </w:rPr>
+        <w:t xml:space="preserve">    </w:t>
+      </w:r>
+      <w:r>
+        <w:rPr>
+          <w:rFonts w:ascii="Consolas" w:eastAsia="Times New Roman" w:hAnsi="Consolas" w:cs="Times New Roman"/>
+          <w:color w:val="569CD6"/>
+          <w:kern w:val="0"/>
+          <w:sz w:val="21"/>
+          <w:szCs w:val="21"/>
+          <w:lang w:val="en-US" w:eastAsia="it-IT"/>
+          <w14:ligatures w14:val="none"/>
+        </w:rPr>
+        <w:t>def</w:t>
+      </w:r>
+      <w:r>
+        <w:rPr>
+          <w:rFonts w:ascii="Consolas" w:eastAsia="Times New Roman" w:hAnsi="Consolas" w:cs="Times New Roman"/>
+          <w:color w:val="CCCCCC"/>
+          <w:kern w:val="0"/>
+          <w:sz w:val="21"/>
+          <w:szCs w:val="21"/>
+          <w:lang w:val="en-US" w:eastAsia="it-IT"/>
+          <w14:ligatures w14:val="none"/>
+        </w:rPr>
+        <w:t xml:space="preserve"> </w:t>
+      </w:r>
+      <w:proofErr w:type="spellStart"/>
+      <w:proofErr w:type="gramStart"/>
+      <w:r>
+        <w:rPr>
+          <w:rFonts w:ascii="Consolas" w:eastAsia="Times New Roman" w:hAnsi="Consolas" w:cs="Times New Roman"/>
+          <w:color w:val="DCDCAA"/>
+          <w:kern w:val="0"/>
+          <w:sz w:val="21"/>
+          <w:szCs w:val="21"/>
+          <w:lang w:val="en-US" w:eastAsia="it-IT"/>
+          <w14:ligatures w14:val="none"/>
+        </w:rPr>
+        <w:t>mousePressEvent</w:t>
+      </w:r>
+      <w:proofErr w:type="spellEnd"/>
+      <w:r>
+        <w:rPr>
+          <w:rFonts w:ascii="Consolas" w:eastAsia="Times New Roman" w:hAnsi="Consolas" w:cs="Times New Roman"/>
+          <w:color w:val="CCCCCC"/>
+          <w:kern w:val="0"/>
+          <w:sz w:val="21"/>
+          <w:szCs w:val="21"/>
+          <w:lang w:val="en-US" w:eastAsia="it-IT"/>
+          <w14:ligatures w14:val="none"/>
+        </w:rPr>
+        <w:t>(</w:t>
+      </w:r>
+      <w:proofErr w:type="gramEnd"/>
+      <w:r>
+        <w:rPr>
+          <w:rFonts w:ascii="Consolas" w:eastAsia="Times New Roman" w:hAnsi="Consolas" w:cs="Times New Roman"/>
+          <w:color w:val="9CDCFE"/>
+          <w:kern w:val="0"/>
+          <w:sz w:val="21"/>
+          <w:szCs w:val="21"/>
+          <w:lang w:val="en-US" w:eastAsia="it-IT"/>
+          <w14:ligatures w14:val="none"/>
+        </w:rPr>
+        <w:t>self</w:t>
+      </w:r>
+      <w:r>
+        <w:rPr>
+          <w:rFonts w:ascii="Consolas" w:eastAsia="Times New Roman" w:hAnsi="Consolas" w:cs="Times New Roman"/>
+          <w:color w:val="CCCCCC"/>
+          <w:kern w:val="0"/>
+          <w:sz w:val="21"/>
+          <w:szCs w:val="21"/>
+          <w:lang w:val="en-US" w:eastAsia="it-IT"/>
+          <w14:ligatures w14:val="none"/>
+        </w:rPr>
+        <w:t xml:space="preserve">, </w:t>
+      </w:r>
+      <w:r>
+        <w:rPr>
+          <w:rFonts w:ascii="Consolas" w:eastAsia="Times New Roman" w:hAnsi="Consolas" w:cs="Times New Roman"/>
+          <w:color w:val="9CDCFE"/>
+          <w:kern w:val="0"/>
+          <w:sz w:val="21"/>
+          <w:szCs w:val="21"/>
+          <w:lang w:val="en-US" w:eastAsia="it-IT"/>
+          <w14:ligatures w14:val="none"/>
+        </w:rPr>
+        <w:t>event</w:t>
+      </w:r>
+      <w:r>
+        <w:rPr>
+          <w:rFonts w:ascii="Consolas" w:eastAsia="Times New Roman" w:hAnsi="Consolas" w:cs="Times New Roman"/>
+          <w:color w:val="CCCCCC"/>
+          <w:kern w:val="0"/>
+          <w:sz w:val="21"/>
+          <w:szCs w:val="21"/>
+          <w:lang w:val="en-US" w:eastAsia="it-IT"/>
+          <w14:ligatures w14:val="none"/>
+        </w:rPr>
+        <w:t>):</w:t>
+      </w:r>
+    </w:p>
+    <w:p>
+      <w:pPr>
+        <w:shd w:val="clear" w:color="auto" w:fill="1F1F1F"/>
+        <w:spacing w:after="0" w:line="285" w:lineRule="atLeast"/>
+        <w:ind w:left="360"/>
+        <w:rPr>
+          <w:rFonts w:ascii="Consolas" w:eastAsia="Times New Roman" w:hAnsi="Consolas" w:cs="Times New Roman"/>
+          <w:color w:val="CCCCCC"/>
+          <w:kern w:val="0"/>
+          <w:sz w:val="21"/>
+          <w:szCs w:val="21"/>
+          <w:lang w:val="en-US" w:eastAsia="it-IT"/>
+          <w14:ligatures w14:val="none"/>
+        </w:rPr>
+      </w:pPr>
+      <w:r>
+        <w:rPr>
+          <w:rFonts w:ascii="Consolas" w:eastAsia="Times New Roman" w:hAnsi="Consolas" w:cs="Times New Roman"/>
+          <w:color w:val="CCCCCC"/>
+          <w:kern w:val="0"/>
+          <w:sz w:val="21"/>
+          <w:szCs w:val="21"/>
+          <w:lang w:val="en-US" w:eastAsia="it-IT"/>
+          <w14:ligatures w14:val="none"/>
+        </w:rPr>
+        <w:t xml:space="preserve">        </w:t>
+      </w:r>
+      <w:proofErr w:type="spellStart"/>
+      <w:proofErr w:type="gramStart"/>
+      <w:r>
+        <w:rPr>
+          <w:rFonts w:ascii="Consolas" w:eastAsia="Times New Roman" w:hAnsi="Consolas" w:cs="Times New Roman"/>
+          <w:color w:val="9CDCFE"/>
+          <w:kern w:val="0"/>
+          <w:sz w:val="21"/>
+          <w:szCs w:val="21"/>
+          <w:lang w:val="en-US" w:eastAsia="it-IT"/>
+          <w14:ligatures w14:val="none"/>
+        </w:rPr>
+        <w:t>self</w:t>
+      </w:r>
+      <w:r>
+        <w:rPr>
+          <w:rFonts w:ascii="Consolas" w:eastAsia="Times New Roman" w:hAnsi="Consolas" w:cs="Times New Roman"/>
+          <w:color w:val="CCCCCC"/>
+          <w:kern w:val="0"/>
+          <w:sz w:val="21"/>
+          <w:szCs w:val="21"/>
+          <w:lang w:val="en-US" w:eastAsia="it-IT"/>
+          <w14:ligatures w14:val="none"/>
+        </w:rPr>
+        <w:t>.</w:t>
+      </w:r>
+      <w:r>
+        <w:rPr>
+          <w:rFonts w:ascii="Consolas" w:eastAsia="Times New Roman" w:hAnsi="Consolas" w:cs="Times New Roman"/>
+          <w:color w:val="9CDCFE"/>
+          <w:kern w:val="0"/>
+          <w:sz w:val="21"/>
+          <w:szCs w:val="21"/>
+          <w:lang w:val="en-US" w:eastAsia="it-IT"/>
+          <w14:ligatures w14:val="none"/>
+        </w:rPr>
+        <w:t>clicked</w:t>
+      </w:r>
+      <w:proofErr w:type="gramEnd"/>
+      <w:r>
+        <w:rPr>
+          <w:rFonts w:ascii="Consolas" w:eastAsia="Times New Roman" w:hAnsi="Consolas" w:cs="Times New Roman"/>
+          <w:color w:val="CCCCCC"/>
+          <w:kern w:val="0"/>
+          <w:sz w:val="21"/>
+          <w:szCs w:val="21"/>
+          <w:lang w:val="en-US" w:eastAsia="it-IT"/>
+          <w14:ligatures w14:val="none"/>
+        </w:rPr>
+        <w:t>.</w:t>
+      </w:r>
+      <w:r>
+        <w:rPr>
+          <w:rFonts w:ascii="Consolas" w:eastAsia="Times New Roman" w:hAnsi="Consolas" w:cs="Times New Roman"/>
+          <w:color w:val="DCDCAA"/>
+          <w:kern w:val="0"/>
+          <w:sz w:val="21"/>
+          <w:szCs w:val="21"/>
+          <w:lang w:val="en-US" w:eastAsia="it-IT"/>
+          <w14:ligatures w14:val="none"/>
+        </w:rPr>
+        <w:t>emit</w:t>
+      </w:r>
+      <w:proofErr w:type="spellEnd"/>
+      <w:r>
+        <w:rPr>
+          <w:rFonts w:ascii="Consolas" w:eastAsia="Times New Roman" w:hAnsi="Consolas" w:cs="Times New Roman"/>
+          <w:color w:val="CCCCCC"/>
+          <w:kern w:val="0"/>
+          <w:sz w:val="21"/>
+          <w:szCs w:val="21"/>
+          <w:lang w:val="en-US" w:eastAsia="it-IT"/>
+          <w14:ligatures w14:val="none"/>
+        </w:rPr>
+        <w:t>(</w:t>
+      </w:r>
+      <w:proofErr w:type="spellStart"/>
+      <w:proofErr w:type="gramStart"/>
+      <w:r>
+        <w:rPr>
+          <w:rFonts w:ascii="Consolas" w:eastAsia="Times New Roman" w:hAnsi="Consolas" w:cs="Times New Roman"/>
+          <w:color w:val="9CDCFE"/>
+          <w:kern w:val="0"/>
+          <w:sz w:val="21"/>
+          <w:szCs w:val="21"/>
+          <w:lang w:val="en-US" w:eastAsia="it-IT"/>
+          <w14:ligatures w14:val="none"/>
+        </w:rPr>
+        <w:t>event</w:t>
+      </w:r>
+      <w:r>
+        <w:rPr>
+          <w:rFonts w:ascii="Consolas" w:eastAsia="Times New Roman" w:hAnsi="Consolas" w:cs="Times New Roman"/>
+          <w:color w:val="CCCCCC"/>
+          <w:kern w:val="0"/>
+          <w:sz w:val="21"/>
+          <w:szCs w:val="21"/>
+          <w:lang w:val="en-US" w:eastAsia="it-IT"/>
+          <w14:ligatures w14:val="none"/>
+        </w:rPr>
+        <w:t>.button</w:t>
+      </w:r>
+      <w:proofErr w:type="spellEnd"/>
+      <w:proofErr w:type="gramEnd"/>
+      <w:r>
+        <w:rPr>
+          <w:rFonts w:ascii="Consolas" w:eastAsia="Times New Roman" w:hAnsi="Consolas" w:cs="Times New Roman"/>
+          <w:color w:val="CCCCCC"/>
+          <w:kern w:val="0"/>
+          <w:sz w:val="21"/>
+          <w:szCs w:val="21"/>
+          <w:lang w:val="en-US" w:eastAsia="it-IT"/>
+          <w14:ligatures w14:val="none"/>
+        </w:rPr>
+        <w:t>())</w:t>
+      </w:r>
+    </w:p>
+    <w:p>
+      <w:pPr>
+        <w:pStyle w:val="Paragrafoelenco"/>
+        <w:rPr>
+          <w:lang w:val="en-US"/>
+        </w:rPr>
+      </w:pPr>
+    </w:p>
+    <w:p>
+      <w:pPr>
+        <w:pStyle w:val="Paragrafoelenco"/>
+        <w:numPr>
+          <w:ilvl w:val="0"/>
+          <w:numId w:val="2"/>
+        </w:numPr>
+        <w:rPr>
+          <w:lang w:val="en-US"/>
+        </w:rPr>
+      </w:pPr>
+      <w:proofErr w:type="spellStart"/>
+      <w:r>
+        <w:rPr>
+          <w:b/>
+          <w:bCs/>
+          <w:color w:val="C00000"/>
+          <w:highlight w:val="yellow"/>
+          <w:lang w:val="en-US"/>
+        </w:rPr>
+        <w:lastRenderedPageBreak/>
+        <w:t>QPushButton</w:t>
+      </w:r>
+      <w:proofErr w:type="spellEnd"/>
+      <w:r>
+        <w:rPr>
+          <w:color w:val="C00000"/>
+          <w:lang w:val="en-US"/>
+        </w:rPr>
+        <w:t xml:space="preserve"> </w:t>
+      </w:r>
+      <w:r>
+        <w:rPr>
+          <w:b/>
+          <w:bCs/>
+          <w:i/>
+          <w:iCs/>
+          <w:lang w:val="en-US"/>
+        </w:rPr>
+        <w:t>clicked</w:t>
+      </w:r>
+      <w:r>
+        <w:rPr>
+          <w:lang w:val="en-US"/>
+        </w:rPr>
+        <w:t xml:space="preserve"> </w:t>
+      </w:r>
+      <w:r>
+        <w:rPr>
+          <w:b/>
+          <w:bCs/>
+          <w:color w:val="C00000"/>
+          <w:lang w:val="en-US"/>
+        </w:rPr>
+        <w:t>SIGNAL</w:t>
+      </w:r>
+      <w:r>
+        <w:rPr>
+          <w:color w:val="C00000"/>
+          <w:lang w:val="en-US"/>
+        </w:rPr>
+        <w:t xml:space="preserve"> </w:t>
+      </w:r>
+      <w:r>
+        <w:rPr>
+          <w:lang w:val="en-US"/>
+        </w:rPr>
+        <w:t>USAGE EXMAPLE:</w:t>
+      </w:r>
+    </w:p>
+    <w:p>
+      <w:pPr>
+        <w:pStyle w:val="Paragrafoelenco"/>
+        <w:rPr>
+          <w:lang w:val="en-US"/>
+        </w:rPr>
+      </w:pPr>
+    </w:p>
+    <w:p>
+      <w:pPr>
+        <w:shd w:val="clear" w:color="auto" w:fill="1F1F1F"/>
+        <w:spacing w:after="0" w:line="285" w:lineRule="atLeast"/>
+        <w:ind w:left="360"/>
+        <w:rPr>
+          <w:rFonts w:ascii="Consolas" w:eastAsia="Times New Roman" w:hAnsi="Consolas" w:cs="Times New Roman"/>
+          <w:color w:val="CCCCCC"/>
+          <w:kern w:val="0"/>
+          <w:sz w:val="21"/>
+          <w:szCs w:val="21"/>
+          <w:lang w:val="en-US" w:eastAsia="it-IT"/>
+          <w14:ligatures w14:val="none"/>
+        </w:rPr>
+      </w:pPr>
+      <w:r>
+        <w:rPr>
+          <w:rFonts w:ascii="Consolas" w:eastAsia="Times New Roman" w:hAnsi="Consolas" w:cs="Times New Roman"/>
+          <w:color w:val="C586C0"/>
+          <w:kern w:val="0"/>
+          <w:sz w:val="21"/>
+          <w:szCs w:val="21"/>
+          <w:lang w:val="en-US" w:eastAsia="it-IT"/>
+          <w14:ligatures w14:val="none"/>
+        </w:rPr>
+        <w:t>from</w:t>
+      </w:r>
+      <w:r>
+        <w:rPr>
+          <w:rFonts w:ascii="Consolas" w:eastAsia="Times New Roman" w:hAnsi="Consolas" w:cs="Times New Roman"/>
+          <w:color w:val="CCCCCC"/>
+          <w:kern w:val="0"/>
+          <w:sz w:val="21"/>
+          <w:szCs w:val="21"/>
+          <w:lang w:val="en-US" w:eastAsia="it-IT"/>
+          <w14:ligatures w14:val="none"/>
+        </w:rPr>
+        <w:t xml:space="preserve"> </w:t>
+      </w:r>
+      <w:r>
+        <w:rPr>
+          <w:rFonts w:ascii="Consolas" w:eastAsia="Times New Roman" w:hAnsi="Consolas" w:cs="Times New Roman"/>
+          <w:color w:val="4EC9B0"/>
+          <w:kern w:val="0"/>
+          <w:sz w:val="21"/>
+          <w:szCs w:val="21"/>
+          <w:lang w:val="en-US" w:eastAsia="it-IT"/>
+          <w14:ligatures w14:val="none"/>
+        </w:rPr>
+        <w:t>PySide6</w:t>
+      </w:r>
+      <w:r>
+        <w:rPr>
+          <w:rFonts w:ascii="Consolas" w:eastAsia="Times New Roman" w:hAnsi="Consolas" w:cs="Times New Roman"/>
+          <w:color w:val="CCCCCC"/>
+          <w:kern w:val="0"/>
+          <w:sz w:val="21"/>
+          <w:szCs w:val="21"/>
+          <w:lang w:val="en-US" w:eastAsia="it-IT"/>
+          <w14:ligatures w14:val="none"/>
+        </w:rPr>
+        <w:t>.</w:t>
+      </w:r>
+      <w:r>
+        <w:rPr>
+          <w:rFonts w:ascii="Consolas" w:eastAsia="Times New Roman" w:hAnsi="Consolas" w:cs="Times New Roman"/>
+          <w:color w:val="4EC9B0"/>
+          <w:kern w:val="0"/>
+          <w:sz w:val="21"/>
+          <w:szCs w:val="21"/>
+          <w:lang w:val="en-US" w:eastAsia="it-IT"/>
+          <w14:ligatures w14:val="none"/>
+        </w:rPr>
+        <w:t>QtWidgets</w:t>
+      </w:r>
+      <w:r>
+        <w:rPr>
+          <w:rFonts w:ascii="Consolas" w:eastAsia="Times New Roman" w:hAnsi="Consolas" w:cs="Times New Roman"/>
+          <w:color w:val="CCCCCC"/>
+          <w:kern w:val="0"/>
+          <w:sz w:val="21"/>
+          <w:szCs w:val="21"/>
+          <w:lang w:val="en-US" w:eastAsia="it-IT"/>
+          <w14:ligatures w14:val="none"/>
+        </w:rPr>
+        <w:t xml:space="preserve"> </w:t>
+      </w:r>
+      <w:r>
+        <w:rPr>
+          <w:rFonts w:ascii="Consolas" w:eastAsia="Times New Roman" w:hAnsi="Consolas" w:cs="Times New Roman"/>
+          <w:color w:val="C586C0"/>
+          <w:kern w:val="0"/>
+          <w:sz w:val="21"/>
+          <w:szCs w:val="21"/>
+          <w:lang w:val="en-US" w:eastAsia="it-IT"/>
+          <w14:ligatures w14:val="none"/>
+        </w:rPr>
+        <w:t>import</w:t>
+      </w:r>
+      <w:r>
+        <w:rPr>
+          <w:rFonts w:ascii="Consolas" w:eastAsia="Times New Roman" w:hAnsi="Consolas" w:cs="Times New Roman"/>
+          <w:color w:val="CCCCCC"/>
+          <w:kern w:val="0"/>
+          <w:sz w:val="21"/>
+          <w:szCs w:val="21"/>
+          <w:lang w:val="en-US" w:eastAsia="it-IT"/>
+          <w14:ligatures w14:val="none"/>
+        </w:rPr>
+        <w:t xml:space="preserve"> </w:t>
+      </w:r>
+      <w:proofErr w:type="spellStart"/>
+      <w:r>
+        <w:rPr>
+          <w:rFonts w:ascii="Consolas" w:eastAsia="Times New Roman" w:hAnsi="Consolas" w:cs="Times New Roman"/>
+          <w:color w:val="4EC9B0"/>
+          <w:kern w:val="0"/>
+          <w:sz w:val="21"/>
+          <w:szCs w:val="21"/>
+          <w:lang w:val="en-US" w:eastAsia="it-IT"/>
+          <w14:ligatures w14:val="none"/>
+        </w:rPr>
+        <w:t>QApplication</w:t>
+      </w:r>
+      <w:proofErr w:type="spellEnd"/>
+      <w:r>
+        <w:rPr>
+          <w:rFonts w:ascii="Consolas" w:eastAsia="Times New Roman" w:hAnsi="Consolas" w:cs="Times New Roman"/>
+          <w:color w:val="CCCCCC"/>
+          <w:kern w:val="0"/>
+          <w:sz w:val="21"/>
+          <w:szCs w:val="21"/>
+          <w:lang w:val="en-US" w:eastAsia="it-IT"/>
+          <w14:ligatures w14:val="none"/>
+        </w:rPr>
+        <w:t xml:space="preserve">, </w:t>
+      </w:r>
+      <w:proofErr w:type="spellStart"/>
+      <w:r>
+        <w:rPr>
+          <w:rFonts w:ascii="Consolas" w:eastAsia="Times New Roman" w:hAnsi="Consolas" w:cs="Times New Roman"/>
+          <w:color w:val="4EC9B0"/>
+          <w:kern w:val="0"/>
+          <w:sz w:val="21"/>
+          <w:szCs w:val="21"/>
+          <w:lang w:val="en-US" w:eastAsia="it-IT"/>
+          <w14:ligatures w14:val="none"/>
+        </w:rPr>
+        <w:t>QPushButton</w:t>
+      </w:r>
+      <w:proofErr w:type="spellEnd"/>
+    </w:p>
+    <w:p>
+      <w:pPr>
+        <w:shd w:val="clear" w:color="auto" w:fill="1F1F1F"/>
+        <w:spacing w:after="0" w:line="285" w:lineRule="atLeast"/>
+        <w:ind w:left="360"/>
+        <w:rPr>
+          <w:rFonts w:ascii="Consolas" w:eastAsia="Times New Roman" w:hAnsi="Consolas" w:cs="Times New Roman"/>
+          <w:color w:val="CCCCCC"/>
+          <w:kern w:val="0"/>
+          <w:sz w:val="21"/>
+          <w:szCs w:val="21"/>
+          <w:lang w:val="en-US" w:eastAsia="it-IT"/>
+          <w14:ligatures w14:val="none"/>
+        </w:rPr>
+      </w:pPr>
+    </w:p>
+    <w:p>
+      <w:pPr>
+        <w:shd w:val="clear" w:color="auto" w:fill="1F1F1F"/>
+        <w:spacing w:after="0" w:line="285" w:lineRule="atLeast"/>
+        <w:ind w:left="360"/>
+        <w:rPr>
+          <w:rFonts w:ascii="Consolas" w:eastAsia="Times New Roman" w:hAnsi="Consolas" w:cs="Times New Roman"/>
+          <w:color w:val="CCCCCC"/>
+          <w:kern w:val="0"/>
+          <w:sz w:val="21"/>
+          <w:szCs w:val="21"/>
+          <w:lang w:val="en-US" w:eastAsia="it-IT"/>
+          <w14:ligatures w14:val="none"/>
+        </w:rPr>
+      </w:pPr>
+      <w:r>
+        <w:rPr>
+          <w:rFonts w:ascii="Consolas" w:eastAsia="Times New Roman" w:hAnsi="Consolas" w:cs="Times New Roman"/>
+          <w:color w:val="6A9955"/>
+          <w:kern w:val="0"/>
+          <w:sz w:val="21"/>
+          <w:szCs w:val="21"/>
+          <w:lang w:val="en-US" w:eastAsia="it-IT"/>
+          <w14:ligatures w14:val="none"/>
+        </w:rPr>
+        <w:t xml:space="preserve">#THE </w:t>
+      </w:r>
+      <w:r>
+        <w:rPr>
+          <w:rFonts w:ascii="Consolas" w:eastAsia="Times New Roman" w:hAnsi="Consolas" w:cs="Times New Roman"/>
+          <w:b/>
+          <w:bCs/>
+          <w:color w:val="E97132" w:themeColor="accent2"/>
+          <w:kern w:val="0"/>
+          <w:sz w:val="21"/>
+          <w:szCs w:val="21"/>
+          <w:lang w:val="en-US" w:eastAsia="it-IT"/>
+          <w14:ligatures w14:val="none"/>
+        </w:rPr>
+        <w:t>SLOT</w:t>
+      </w:r>
+    </w:p>
+    <w:p>
+      <w:pPr>
+        <w:shd w:val="clear" w:color="auto" w:fill="1F1F1F"/>
+        <w:spacing w:after="0" w:line="285" w:lineRule="atLeast"/>
+        <w:ind w:left="360"/>
+        <w:rPr>
+          <w:rFonts w:ascii="Consolas" w:eastAsia="Times New Roman" w:hAnsi="Consolas" w:cs="Times New Roman"/>
+          <w:color w:val="CCCCCC"/>
+          <w:kern w:val="0"/>
+          <w:sz w:val="21"/>
+          <w:szCs w:val="21"/>
+          <w:lang w:val="en-US" w:eastAsia="it-IT"/>
+          <w14:ligatures w14:val="none"/>
+        </w:rPr>
+      </w:pPr>
+      <w:r>
+        <w:rPr>
+          <w:rFonts w:ascii="Consolas" w:eastAsia="Times New Roman" w:hAnsi="Consolas" w:cs="Times New Roman"/>
+          <w:color w:val="569CD6"/>
+          <w:kern w:val="0"/>
+          <w:sz w:val="21"/>
+          <w:szCs w:val="21"/>
+          <w:lang w:val="en-US" w:eastAsia="it-IT"/>
+          <w14:ligatures w14:val="none"/>
+        </w:rPr>
+        <w:t>def</w:t>
+      </w:r>
+      <w:r>
+        <w:rPr>
+          <w:rFonts w:ascii="Consolas" w:eastAsia="Times New Roman" w:hAnsi="Consolas" w:cs="Times New Roman"/>
+          <w:color w:val="CCCCCC"/>
+          <w:kern w:val="0"/>
+          <w:sz w:val="21"/>
+          <w:szCs w:val="21"/>
+          <w:lang w:val="en-US" w:eastAsia="it-IT"/>
+          <w14:ligatures w14:val="none"/>
+        </w:rPr>
+        <w:t xml:space="preserve"> </w:t>
+      </w:r>
+      <w:proofErr w:type="spellStart"/>
+      <w:r>
+        <w:rPr>
+          <w:rFonts w:ascii="Consolas" w:eastAsia="Times New Roman" w:hAnsi="Consolas" w:cs="Times New Roman"/>
+          <w:color w:val="DCDCAA"/>
+          <w:kern w:val="0"/>
+          <w:sz w:val="21"/>
+          <w:szCs w:val="21"/>
+          <w:lang w:val="en-US" w:eastAsia="it-IT"/>
+          <w14:ligatures w14:val="none"/>
+        </w:rPr>
+        <w:t>button_</w:t>
+      </w:r>
+      <w:proofErr w:type="gramStart"/>
+      <w:r>
+        <w:rPr>
+          <w:rFonts w:ascii="Consolas" w:eastAsia="Times New Roman" w:hAnsi="Consolas" w:cs="Times New Roman"/>
+          <w:color w:val="DCDCAA"/>
+          <w:kern w:val="0"/>
+          <w:sz w:val="21"/>
+          <w:szCs w:val="21"/>
+          <w:lang w:val="en-US" w:eastAsia="it-IT"/>
+          <w14:ligatures w14:val="none"/>
+        </w:rPr>
+        <w:t>clicked</w:t>
+      </w:r>
+      <w:proofErr w:type="spellEnd"/>
+      <w:r>
+        <w:rPr>
+          <w:rFonts w:ascii="Consolas" w:eastAsia="Times New Roman" w:hAnsi="Consolas" w:cs="Times New Roman"/>
+          <w:color w:val="CCCCCC"/>
+          <w:kern w:val="0"/>
+          <w:sz w:val="21"/>
+          <w:szCs w:val="21"/>
+          <w:lang w:val="en-US" w:eastAsia="it-IT"/>
+          <w14:ligatures w14:val="none"/>
+        </w:rPr>
+        <w:t>(</w:t>
+      </w:r>
+      <w:proofErr w:type="gramEnd"/>
+      <w:r>
+        <w:rPr>
+          <w:rFonts w:ascii="Consolas" w:eastAsia="Times New Roman" w:hAnsi="Consolas" w:cs="Times New Roman"/>
+          <w:color w:val="CCCCCC"/>
+          <w:kern w:val="0"/>
+          <w:sz w:val="21"/>
+          <w:szCs w:val="21"/>
+          <w:lang w:val="en-US" w:eastAsia="it-IT"/>
+          <w14:ligatures w14:val="none"/>
+        </w:rPr>
+        <w:t>):</w:t>
+      </w:r>
+    </w:p>
+    <w:p>
+      <w:pPr>
+        <w:shd w:val="clear" w:color="auto" w:fill="1F1F1F"/>
+        <w:spacing w:after="0" w:line="285" w:lineRule="atLeast"/>
+        <w:ind w:left="360"/>
+        <w:rPr>
+          <w:rFonts w:ascii="Consolas" w:eastAsia="Times New Roman" w:hAnsi="Consolas" w:cs="Times New Roman"/>
+          <w:color w:val="CCCCCC"/>
+          <w:kern w:val="0"/>
+          <w:sz w:val="21"/>
+          <w:szCs w:val="21"/>
+          <w:lang w:val="en-US" w:eastAsia="it-IT"/>
+          <w14:ligatures w14:val="none"/>
+        </w:rPr>
+      </w:pPr>
+      <w:r>
+        <w:rPr>
+          <w:rFonts w:ascii="Consolas" w:eastAsia="Times New Roman" w:hAnsi="Consolas" w:cs="Times New Roman"/>
+          <w:color w:val="CCCCCC"/>
+          <w:kern w:val="0"/>
+          <w:sz w:val="21"/>
+          <w:szCs w:val="21"/>
+          <w:lang w:val="en-US" w:eastAsia="it-IT"/>
+          <w14:ligatures w14:val="none"/>
+        </w:rPr>
+        <w:t xml:space="preserve">    </w:t>
+      </w:r>
+      <w:proofErr w:type="gramStart"/>
+      <w:r>
+        <w:rPr>
+          <w:rFonts w:ascii="Consolas" w:eastAsia="Times New Roman" w:hAnsi="Consolas" w:cs="Times New Roman"/>
+          <w:color w:val="DCDCAA"/>
+          <w:kern w:val="0"/>
+          <w:sz w:val="21"/>
+          <w:szCs w:val="21"/>
+          <w:lang w:val="en-US" w:eastAsia="it-IT"/>
+          <w14:ligatures w14:val="none"/>
+        </w:rPr>
+        <w:t>print</w:t>
+      </w:r>
+      <w:r>
+        <w:rPr>
+          <w:rFonts w:ascii="Consolas" w:eastAsia="Times New Roman" w:hAnsi="Consolas" w:cs="Times New Roman"/>
+          <w:color w:val="CCCCCC"/>
+          <w:kern w:val="0"/>
+          <w:sz w:val="21"/>
+          <w:szCs w:val="21"/>
+          <w:lang w:val="en-US" w:eastAsia="it-IT"/>
+          <w14:ligatures w14:val="none"/>
+        </w:rPr>
+        <w:t>(</w:t>
+      </w:r>
+      <w:proofErr w:type="gramEnd"/>
+      <w:r>
+        <w:rPr>
+          <w:rFonts w:ascii="Consolas" w:eastAsia="Times New Roman" w:hAnsi="Consolas" w:cs="Times New Roman"/>
+          <w:color w:val="CE9178"/>
+          <w:kern w:val="0"/>
+          <w:sz w:val="21"/>
+          <w:szCs w:val="21"/>
+          <w:lang w:val="en-US" w:eastAsia="it-IT"/>
+          <w14:ligatures w14:val="none"/>
+        </w:rPr>
+        <w:t>"You clicked!! I got you!"</w:t>
+      </w:r>
+      <w:r>
+        <w:rPr>
+          <w:rFonts w:ascii="Consolas" w:eastAsia="Times New Roman" w:hAnsi="Consolas" w:cs="Times New Roman"/>
+          <w:color w:val="CCCCCC"/>
+          <w:kern w:val="0"/>
+          <w:sz w:val="21"/>
+          <w:szCs w:val="21"/>
+          <w:lang w:val="en-US" w:eastAsia="it-IT"/>
+          <w14:ligatures w14:val="none"/>
+        </w:rPr>
+        <w:t>)</w:t>
+      </w:r>
+    </w:p>
+    <w:p>
+      <w:pPr>
+        <w:shd w:val="clear" w:color="auto" w:fill="1F1F1F"/>
+        <w:spacing w:after="0" w:line="285" w:lineRule="atLeast"/>
+        <w:ind w:left="360"/>
+        <w:rPr>
+          <w:rFonts w:ascii="Consolas" w:eastAsia="Times New Roman" w:hAnsi="Consolas" w:cs="Times New Roman"/>
+          <w:color w:val="CCCCCC"/>
+          <w:kern w:val="0"/>
+          <w:sz w:val="21"/>
+          <w:szCs w:val="21"/>
+          <w:lang w:val="en-US" w:eastAsia="it-IT"/>
+          <w14:ligatures w14:val="none"/>
+        </w:rPr>
+      </w:pPr>
+    </w:p>
+    <w:p>
+      <w:pPr>
+        <w:shd w:val="clear" w:color="auto" w:fill="1F1F1F"/>
+        <w:spacing w:after="0" w:line="285" w:lineRule="atLeast"/>
+        <w:ind w:left="360"/>
+        <w:rPr>
+          <w:rFonts w:ascii="Consolas" w:eastAsia="Times New Roman" w:hAnsi="Consolas" w:cs="Times New Roman"/>
+          <w:color w:val="CCCCCC"/>
+          <w:kern w:val="0"/>
+          <w:sz w:val="21"/>
+          <w:szCs w:val="21"/>
+          <w:lang w:val="en-US" w:eastAsia="it-IT"/>
+          <w14:ligatures w14:val="none"/>
+        </w:rPr>
+      </w:pPr>
+      <w:r>
+        <w:rPr>
+          <w:rFonts w:ascii="Consolas" w:eastAsia="Times New Roman" w:hAnsi="Consolas" w:cs="Times New Roman"/>
+          <w:color w:val="9CDCFE"/>
+          <w:kern w:val="0"/>
+          <w:sz w:val="21"/>
+          <w:szCs w:val="21"/>
+          <w:lang w:val="en-US" w:eastAsia="it-IT"/>
+          <w14:ligatures w14:val="none"/>
+        </w:rPr>
+        <w:t>app</w:t>
+      </w:r>
+      <w:r>
+        <w:rPr>
+          <w:rFonts w:ascii="Consolas" w:eastAsia="Times New Roman" w:hAnsi="Consolas" w:cs="Times New Roman"/>
+          <w:color w:val="CCCCCC"/>
+          <w:kern w:val="0"/>
+          <w:sz w:val="21"/>
+          <w:szCs w:val="21"/>
+          <w:lang w:val="en-US" w:eastAsia="it-IT"/>
+          <w14:ligatures w14:val="none"/>
+        </w:rPr>
+        <w:t xml:space="preserve"> </w:t>
+      </w:r>
+      <w:r>
+        <w:rPr>
+          <w:rFonts w:ascii="Consolas" w:eastAsia="Times New Roman" w:hAnsi="Consolas" w:cs="Times New Roman"/>
+          <w:color w:val="D4D4D4"/>
+          <w:kern w:val="0"/>
+          <w:sz w:val="21"/>
+          <w:szCs w:val="21"/>
+          <w:lang w:val="en-US" w:eastAsia="it-IT"/>
+          <w14:ligatures w14:val="none"/>
+        </w:rPr>
+        <w:t>=</w:t>
+      </w:r>
+      <w:r>
+        <w:rPr>
+          <w:rFonts w:ascii="Consolas" w:eastAsia="Times New Roman" w:hAnsi="Consolas" w:cs="Times New Roman"/>
+          <w:color w:val="CCCCCC"/>
+          <w:kern w:val="0"/>
+          <w:sz w:val="21"/>
+          <w:szCs w:val="21"/>
+          <w:lang w:val="en-US" w:eastAsia="it-IT"/>
+          <w14:ligatures w14:val="none"/>
+        </w:rPr>
+        <w:t xml:space="preserve"> </w:t>
+      </w:r>
+      <w:proofErr w:type="spellStart"/>
+      <w:proofErr w:type="gramStart"/>
+      <w:r>
+        <w:rPr>
+          <w:rFonts w:ascii="Consolas" w:eastAsia="Times New Roman" w:hAnsi="Consolas" w:cs="Times New Roman"/>
+          <w:color w:val="4EC9B0"/>
+          <w:kern w:val="0"/>
+          <w:sz w:val="21"/>
+          <w:szCs w:val="21"/>
+          <w:lang w:val="en-US" w:eastAsia="it-IT"/>
+          <w14:ligatures w14:val="none"/>
+        </w:rPr>
+        <w:t>QApplication</w:t>
+      </w:r>
+      <w:proofErr w:type="spellEnd"/>
+      <w:r>
+        <w:rPr>
+          <w:rFonts w:ascii="Consolas" w:eastAsia="Times New Roman" w:hAnsi="Consolas" w:cs="Times New Roman"/>
+          <w:color w:val="CCCCCC"/>
+          <w:kern w:val="0"/>
+          <w:sz w:val="21"/>
+          <w:szCs w:val="21"/>
+          <w:lang w:val="en-US" w:eastAsia="it-IT"/>
+          <w14:ligatures w14:val="none"/>
+        </w:rPr>
+        <w:t>(</w:t>
+      </w:r>
+      <w:proofErr w:type="gramEnd"/>
+      <w:r>
+        <w:rPr>
+          <w:rFonts w:ascii="Consolas" w:eastAsia="Times New Roman" w:hAnsi="Consolas" w:cs="Times New Roman"/>
+          <w:color w:val="CCCCCC"/>
+          <w:kern w:val="0"/>
+          <w:sz w:val="21"/>
+          <w:szCs w:val="21"/>
+          <w:lang w:val="en-US" w:eastAsia="it-IT"/>
+          <w14:ligatures w14:val="none"/>
+        </w:rPr>
+        <w:t>)</w:t>
+      </w:r>
+    </w:p>
+    <w:p>
+      <w:pPr>
+        <w:shd w:val="clear" w:color="auto" w:fill="1F1F1F"/>
+        <w:spacing w:after="0" w:line="285" w:lineRule="atLeast"/>
+        <w:ind w:left="360"/>
+        <w:rPr>
+          <w:rFonts w:ascii="Consolas" w:eastAsia="Times New Roman" w:hAnsi="Consolas" w:cs="Times New Roman"/>
+          <w:color w:val="CCCCCC"/>
+          <w:kern w:val="0"/>
+          <w:sz w:val="21"/>
+          <w:szCs w:val="21"/>
+          <w:lang w:val="en-US" w:eastAsia="it-IT"/>
+          <w14:ligatures w14:val="none"/>
+        </w:rPr>
+      </w:pPr>
+      <w:r>
+        <w:rPr>
+          <w:rFonts w:ascii="Consolas" w:eastAsia="Times New Roman" w:hAnsi="Consolas" w:cs="Times New Roman"/>
+          <w:color w:val="9CDCFE"/>
+          <w:kern w:val="0"/>
+          <w:sz w:val="21"/>
+          <w:szCs w:val="21"/>
+          <w:lang w:val="en-US" w:eastAsia="it-IT"/>
+          <w14:ligatures w14:val="none"/>
+        </w:rPr>
+        <w:t>button</w:t>
+      </w:r>
+      <w:r>
+        <w:rPr>
+          <w:rFonts w:ascii="Consolas" w:eastAsia="Times New Roman" w:hAnsi="Consolas" w:cs="Times New Roman"/>
+          <w:color w:val="CCCCCC"/>
+          <w:kern w:val="0"/>
+          <w:sz w:val="21"/>
+          <w:szCs w:val="21"/>
+          <w:lang w:val="en-US" w:eastAsia="it-IT"/>
+          <w14:ligatures w14:val="none"/>
+        </w:rPr>
+        <w:t xml:space="preserve"> </w:t>
+      </w:r>
+      <w:r>
+        <w:rPr>
+          <w:rFonts w:ascii="Consolas" w:eastAsia="Times New Roman" w:hAnsi="Consolas" w:cs="Times New Roman"/>
+          <w:color w:val="D4D4D4"/>
+          <w:kern w:val="0"/>
+          <w:sz w:val="21"/>
+          <w:szCs w:val="21"/>
+          <w:lang w:val="en-US" w:eastAsia="it-IT"/>
+          <w14:ligatures w14:val="none"/>
+        </w:rPr>
+        <w:t>=</w:t>
+      </w:r>
+      <w:r>
+        <w:rPr>
+          <w:rFonts w:ascii="Consolas" w:eastAsia="Times New Roman" w:hAnsi="Consolas" w:cs="Times New Roman"/>
+          <w:color w:val="CCCCCC"/>
+          <w:kern w:val="0"/>
+          <w:sz w:val="21"/>
+          <w:szCs w:val="21"/>
+          <w:lang w:val="en-US" w:eastAsia="it-IT"/>
+          <w14:ligatures w14:val="none"/>
+        </w:rPr>
+        <w:t xml:space="preserve"> </w:t>
+      </w:r>
+      <w:proofErr w:type="spellStart"/>
+      <w:proofErr w:type="gramStart"/>
+      <w:r>
+        <w:rPr>
+          <w:rFonts w:ascii="Consolas" w:eastAsia="Times New Roman" w:hAnsi="Consolas" w:cs="Times New Roman"/>
+          <w:color w:val="4EC9B0"/>
+          <w:kern w:val="0"/>
+          <w:sz w:val="21"/>
+          <w:szCs w:val="21"/>
+          <w:lang w:val="en-US" w:eastAsia="it-IT"/>
+          <w14:ligatures w14:val="none"/>
+        </w:rPr>
+        <w:t>QPushButton</w:t>
+      </w:r>
+      <w:proofErr w:type="spellEnd"/>
+      <w:r>
+        <w:rPr>
+          <w:rFonts w:ascii="Consolas" w:eastAsia="Times New Roman" w:hAnsi="Consolas" w:cs="Times New Roman"/>
+          <w:color w:val="CCCCCC"/>
+          <w:kern w:val="0"/>
+          <w:sz w:val="21"/>
+          <w:szCs w:val="21"/>
+          <w:lang w:val="en-US" w:eastAsia="it-IT"/>
+          <w14:ligatures w14:val="none"/>
+        </w:rPr>
+        <w:t>(</w:t>
+      </w:r>
+      <w:proofErr w:type="gramEnd"/>
+      <w:r>
+        <w:rPr>
+          <w:rFonts w:ascii="Consolas" w:eastAsia="Times New Roman" w:hAnsi="Consolas" w:cs="Times New Roman"/>
+          <w:color w:val="CE9178"/>
+          <w:kern w:val="0"/>
+          <w:sz w:val="21"/>
+          <w:szCs w:val="21"/>
+          <w:lang w:val="en-US" w:eastAsia="it-IT"/>
+          <w14:ligatures w14:val="none"/>
+        </w:rPr>
+        <w:t>"Press Me!"</w:t>
+      </w:r>
+      <w:r>
+        <w:rPr>
+          <w:rFonts w:ascii="Consolas" w:eastAsia="Times New Roman" w:hAnsi="Consolas" w:cs="Times New Roman"/>
+          <w:color w:val="CCCCCC"/>
+          <w:kern w:val="0"/>
+          <w:sz w:val="21"/>
+          <w:szCs w:val="21"/>
+          <w:lang w:val="en-US" w:eastAsia="it-IT"/>
+          <w14:ligatures w14:val="none"/>
+        </w:rPr>
+        <w:t>)</w:t>
+      </w:r>
+    </w:p>
+    <w:p>
+      <w:pPr>
+        <w:shd w:val="clear" w:color="auto" w:fill="1F1F1F"/>
+        <w:spacing w:after="0" w:line="285" w:lineRule="atLeast"/>
+        <w:ind w:left="360"/>
+        <w:rPr>
+          <w:rFonts w:ascii="Consolas" w:eastAsia="Times New Roman" w:hAnsi="Consolas" w:cs="Times New Roman"/>
+          <w:color w:val="CCCCCC"/>
+          <w:kern w:val="0"/>
+          <w:sz w:val="21"/>
+          <w:szCs w:val="21"/>
+          <w:lang w:val="en-US" w:eastAsia="it-IT"/>
+          <w14:ligatures w14:val="none"/>
+        </w:rPr>
+      </w:pPr>
+    </w:p>
+    <w:p>
+      <w:pPr>
+        <w:shd w:val="clear" w:color="auto" w:fill="1F1F1F"/>
+        <w:spacing w:after="0" w:line="285" w:lineRule="atLeast"/>
+        <w:ind w:left="360"/>
+        <w:rPr>
+          <w:rFonts w:ascii="Consolas" w:eastAsia="Times New Roman" w:hAnsi="Consolas" w:cs="Times New Roman"/>
+          <w:color w:val="CCCCCC"/>
+          <w:kern w:val="0"/>
+          <w:sz w:val="21"/>
+          <w:szCs w:val="21"/>
+          <w:lang w:val="en-US" w:eastAsia="it-IT"/>
+          <w14:ligatures w14:val="none"/>
+        </w:rPr>
+      </w:pPr>
+      <w:r>
+        <w:rPr>
+          <w:rFonts w:ascii="Consolas" w:eastAsia="Times New Roman" w:hAnsi="Consolas" w:cs="Times New Roman"/>
+          <w:color w:val="6A9955"/>
+          <w:kern w:val="0"/>
+          <w:sz w:val="21"/>
+          <w:szCs w:val="21"/>
+          <w:lang w:val="en-US" w:eastAsia="it-IT"/>
+          <w14:ligatures w14:val="none"/>
+        </w:rPr>
+        <w:t xml:space="preserve">#CLICKED IS A </w:t>
+      </w:r>
+      <w:r>
+        <w:rPr>
+          <w:rFonts w:ascii="Consolas" w:eastAsia="Times New Roman" w:hAnsi="Consolas" w:cs="Times New Roman"/>
+          <w:b/>
+          <w:bCs/>
+          <w:color w:val="D86DCB" w:themeColor="accent5" w:themeTint="99"/>
+          <w:kern w:val="0"/>
+          <w:sz w:val="21"/>
+          <w:szCs w:val="21"/>
+          <w:lang w:val="en-US" w:eastAsia="it-IT"/>
+          <w14:ligatures w14:val="none"/>
+        </w:rPr>
+        <w:t>SIGNAL</w:t>
+      </w:r>
+      <w:r>
+        <w:rPr>
+          <w:rFonts w:ascii="Consolas" w:eastAsia="Times New Roman" w:hAnsi="Consolas" w:cs="Times New Roman"/>
+          <w:color w:val="D86DCB" w:themeColor="accent5" w:themeTint="99"/>
+          <w:kern w:val="0"/>
+          <w:sz w:val="21"/>
+          <w:szCs w:val="21"/>
+          <w:lang w:val="en-US" w:eastAsia="it-IT"/>
+          <w14:ligatures w14:val="none"/>
+        </w:rPr>
+        <w:t xml:space="preserve"> </w:t>
+      </w:r>
+      <w:r>
+        <w:rPr>
+          <w:rFonts w:ascii="Consolas" w:eastAsia="Times New Roman" w:hAnsi="Consolas" w:cs="Times New Roman"/>
+          <w:color w:val="6A9955"/>
+          <w:kern w:val="0"/>
+          <w:sz w:val="21"/>
+          <w:szCs w:val="21"/>
+          <w:lang w:val="en-US" w:eastAsia="it-IT"/>
+          <w14:ligatures w14:val="none"/>
+        </w:rPr>
+        <w:t xml:space="preserve">OF THE </w:t>
+      </w:r>
+      <w:proofErr w:type="spellStart"/>
+      <w:r>
+        <w:rPr>
+          <w:rFonts w:ascii="Consolas" w:eastAsia="Times New Roman" w:hAnsi="Consolas" w:cs="Times New Roman"/>
+          <w:color w:val="6A9955"/>
+          <w:kern w:val="0"/>
+          <w:sz w:val="21"/>
+          <w:szCs w:val="21"/>
+          <w:lang w:val="en-US" w:eastAsia="it-IT"/>
+          <w14:ligatures w14:val="none"/>
+        </w:rPr>
+        <w:t>QPushButton</w:t>
+      </w:r>
+      <w:proofErr w:type="spellEnd"/>
+      <w:r>
+        <w:rPr>
+          <w:rFonts w:ascii="Consolas" w:eastAsia="Times New Roman" w:hAnsi="Consolas" w:cs="Times New Roman"/>
+          <w:color w:val="6A9955"/>
+          <w:kern w:val="0"/>
+          <w:sz w:val="21"/>
+          <w:szCs w:val="21"/>
+          <w:lang w:val="en-US" w:eastAsia="it-IT"/>
+          <w14:ligatures w14:val="none"/>
+        </w:rPr>
+        <w:t xml:space="preserve"> PARENT CLASS </w:t>
+      </w:r>
+      <w:proofErr w:type="spellStart"/>
+      <w:r>
+        <w:rPr>
+          <w:rFonts w:ascii="Consolas" w:eastAsia="Times New Roman" w:hAnsi="Consolas" w:cs="Times New Roman"/>
+          <w:color w:val="6A9955"/>
+          <w:kern w:val="0"/>
+          <w:sz w:val="21"/>
+          <w:szCs w:val="21"/>
+          <w:lang w:val="en-US" w:eastAsia="it-IT"/>
+          <w14:ligatures w14:val="none"/>
+        </w:rPr>
+        <w:t>QAbstractButton</w:t>
+      </w:r>
+      <w:proofErr w:type="spellEnd"/>
+    </w:p>
+    <w:p>
+      <w:pPr>
+        <w:shd w:val="clear" w:color="auto" w:fill="1F1F1F"/>
+        <w:spacing w:after="0" w:line="285" w:lineRule="atLeast"/>
+        <w:ind w:left="360"/>
+        <w:rPr>
+          <w:rFonts w:ascii="Consolas" w:eastAsia="Times New Roman" w:hAnsi="Consolas" w:cs="Times New Roman"/>
+          <w:color w:val="CCCCCC"/>
+          <w:kern w:val="0"/>
+          <w:sz w:val="21"/>
+          <w:szCs w:val="21"/>
+          <w:lang w:val="en-US" w:eastAsia="it-IT"/>
+          <w14:ligatures w14:val="none"/>
+        </w:rPr>
+      </w:pPr>
+      <w:proofErr w:type="spellStart"/>
+      <w:proofErr w:type="gramStart"/>
+      <w:r>
+        <w:rPr>
+          <w:rFonts w:ascii="Consolas" w:eastAsia="Times New Roman" w:hAnsi="Consolas" w:cs="Times New Roman"/>
+          <w:color w:val="9CDCFE"/>
+          <w:kern w:val="0"/>
+          <w:sz w:val="21"/>
+          <w:szCs w:val="21"/>
+          <w:lang w:val="en-US" w:eastAsia="it-IT"/>
+          <w14:ligatures w14:val="none"/>
+        </w:rPr>
+        <w:t>button</w:t>
+      </w:r>
+      <w:r>
+        <w:rPr>
+          <w:rFonts w:ascii="Consolas" w:eastAsia="Times New Roman" w:hAnsi="Consolas" w:cs="Times New Roman"/>
+          <w:color w:val="CCCCCC"/>
+          <w:kern w:val="0"/>
+          <w:sz w:val="21"/>
+          <w:szCs w:val="21"/>
+          <w:lang w:val="en-US" w:eastAsia="it-IT"/>
+          <w14:ligatures w14:val="none"/>
+        </w:rPr>
+        <w:t>.</w:t>
+      </w:r>
+      <w:r>
+        <w:rPr>
+          <w:rFonts w:ascii="Consolas" w:eastAsia="Times New Roman" w:hAnsi="Consolas" w:cs="Times New Roman"/>
+          <w:color w:val="9CDCFE"/>
+          <w:kern w:val="0"/>
+          <w:sz w:val="21"/>
+          <w:szCs w:val="21"/>
+          <w:lang w:val="en-US" w:eastAsia="it-IT"/>
+          <w14:ligatures w14:val="none"/>
+        </w:rPr>
+        <w:t>clicked</w:t>
+      </w:r>
+      <w:proofErr w:type="gramEnd"/>
+      <w:r>
+        <w:rPr>
+          <w:rFonts w:ascii="Consolas" w:eastAsia="Times New Roman" w:hAnsi="Consolas" w:cs="Times New Roman"/>
+          <w:color w:val="CCCCCC"/>
+          <w:kern w:val="0"/>
+          <w:sz w:val="21"/>
+          <w:szCs w:val="21"/>
+          <w:lang w:val="en-US" w:eastAsia="it-IT"/>
+          <w14:ligatures w14:val="none"/>
+        </w:rPr>
+        <w:t>.</w:t>
+      </w:r>
+      <w:r>
+        <w:rPr>
+          <w:rFonts w:ascii="Consolas" w:eastAsia="Times New Roman" w:hAnsi="Consolas" w:cs="Times New Roman"/>
+          <w:color w:val="DCDCAA"/>
+          <w:kern w:val="0"/>
+          <w:sz w:val="21"/>
+          <w:szCs w:val="21"/>
+          <w:lang w:val="en-US" w:eastAsia="it-IT"/>
+          <w14:ligatures w14:val="none"/>
+        </w:rPr>
+        <w:t>connect</w:t>
+      </w:r>
+      <w:proofErr w:type="spellEnd"/>
+      <w:r>
+        <w:rPr>
+          <w:rFonts w:ascii="Consolas" w:eastAsia="Times New Roman" w:hAnsi="Consolas" w:cs="Times New Roman"/>
+          <w:color w:val="CCCCCC"/>
+          <w:kern w:val="0"/>
+          <w:sz w:val="21"/>
+          <w:szCs w:val="21"/>
+          <w:lang w:val="en-US" w:eastAsia="it-IT"/>
+          <w14:ligatures w14:val="none"/>
+        </w:rPr>
+        <w:t>(</w:t>
+      </w:r>
+      <w:proofErr w:type="spellStart"/>
+      <w:r>
+        <w:rPr>
+          <w:rFonts w:ascii="Consolas" w:eastAsia="Times New Roman" w:hAnsi="Consolas" w:cs="Times New Roman"/>
+          <w:color w:val="DCDCAA"/>
+          <w:kern w:val="0"/>
+          <w:sz w:val="21"/>
+          <w:szCs w:val="21"/>
+          <w:lang w:val="en-US" w:eastAsia="it-IT"/>
+          <w14:ligatures w14:val="none"/>
+        </w:rPr>
+        <w:t>button_</w:t>
+      </w:r>
+      <w:proofErr w:type="gramStart"/>
+      <w:r>
+        <w:rPr>
+          <w:rFonts w:ascii="Consolas" w:eastAsia="Times New Roman" w:hAnsi="Consolas" w:cs="Times New Roman"/>
+          <w:color w:val="DCDCAA"/>
+          <w:kern w:val="0"/>
+          <w:sz w:val="21"/>
+          <w:szCs w:val="21"/>
+          <w:lang w:val="en-US" w:eastAsia="it-IT"/>
+          <w14:ligatures w14:val="none"/>
+        </w:rPr>
+        <w:t>clicked</w:t>
+      </w:r>
+      <w:proofErr w:type="spellEnd"/>
+      <w:r>
+        <w:rPr>
+          <w:rFonts w:ascii="Consolas" w:eastAsia="Times New Roman" w:hAnsi="Consolas" w:cs="Times New Roman"/>
+          <w:color w:val="CCCCCC"/>
+          <w:kern w:val="0"/>
+          <w:sz w:val="21"/>
+          <w:szCs w:val="21"/>
+          <w:lang w:val="en-US" w:eastAsia="it-IT"/>
+          <w14:ligatures w14:val="none"/>
+        </w:rPr>
+        <w:t xml:space="preserve">) </w:t>
+      </w:r>
+      <w:r>
+        <w:rPr>
+          <w:rFonts w:ascii="Consolas" w:eastAsia="Times New Roman" w:hAnsi="Consolas" w:cs="Times New Roman"/>
+          <w:color w:val="6A9955"/>
+          <w:kern w:val="0"/>
+          <w:sz w:val="21"/>
+          <w:szCs w:val="21"/>
+          <w:lang w:val="en-US" w:eastAsia="it-IT"/>
+          <w14:ligatures w14:val="none"/>
+        </w:rPr>
+        <w:t>#</w:t>
+      </w:r>
+      <w:proofErr w:type="gramEnd"/>
+      <w:r>
+        <w:rPr>
+          <w:rFonts w:ascii="Consolas" w:eastAsia="Times New Roman" w:hAnsi="Consolas" w:cs="Times New Roman"/>
+          <w:color w:val="6A9955"/>
+          <w:kern w:val="0"/>
+          <w:sz w:val="21"/>
+          <w:szCs w:val="21"/>
+          <w:lang w:val="en-US" w:eastAsia="it-IT"/>
+          <w14:ligatures w14:val="none"/>
+        </w:rPr>
+        <w:t xml:space="preserve">the </w:t>
+      </w:r>
+      <w:proofErr w:type="gramStart"/>
+      <w:r>
+        <w:rPr>
+          <w:rFonts w:ascii="Consolas" w:eastAsia="Times New Roman" w:hAnsi="Consolas" w:cs="Times New Roman"/>
+          <w:color w:val="6A9955"/>
+          <w:kern w:val="0"/>
+          <w:sz w:val="21"/>
+          <w:szCs w:val="21"/>
+          <w:lang w:val="en-US" w:eastAsia="it-IT"/>
+          <w14:ligatures w14:val="none"/>
+        </w:rPr>
+        <w:t>connect(</w:t>
+      </w:r>
+      <w:proofErr w:type="gramEnd"/>
+      <w:r>
+        <w:rPr>
+          <w:rFonts w:ascii="Consolas" w:eastAsia="Times New Roman" w:hAnsi="Consolas" w:cs="Times New Roman"/>
+          <w:color w:val="6A9955"/>
+          <w:kern w:val="0"/>
+          <w:sz w:val="21"/>
+          <w:szCs w:val="21"/>
+          <w:lang w:val="en-US" w:eastAsia="it-IT"/>
+          <w14:ligatures w14:val="none"/>
+        </w:rPr>
+        <w:t>) function i</w:t>
+      </w:r>
+      <w:r>
+        <w:rPr>
+          <w:rFonts w:ascii="Consolas" w:eastAsia="Times New Roman" w:hAnsi="Consolas" w:cs="Times New Roman"/>
+          <w:color w:val="6A9955"/>
+          <w:kern w:val="0"/>
+          <w:sz w:val="21"/>
+          <w:szCs w:val="21"/>
+          <w:lang w:val="en-US" w:eastAsia="it-IT"/>
+          <w14:ligatures w14:val="none"/>
+        </w:rPr>
+        <w:t>s</w:t>
+      </w:r>
+      <w:r>
+        <w:rPr>
+          <w:rFonts w:ascii="Consolas" w:eastAsia="Times New Roman" w:hAnsi="Consolas" w:cs="Times New Roman"/>
+          <w:color w:val="6A9955"/>
+          <w:kern w:val="0"/>
+          <w:sz w:val="21"/>
+          <w:szCs w:val="21"/>
+          <w:lang w:val="en-US" w:eastAsia="it-IT"/>
+          <w14:ligatures w14:val="none"/>
+        </w:rPr>
+        <w:t xml:space="preserve"> used to CONNECT a SIGNAL to a SLOT</w:t>
+      </w:r>
+    </w:p>
+    <w:p>
+      <w:pPr>
+        <w:shd w:val="clear" w:color="auto" w:fill="1F1F1F"/>
+        <w:spacing w:after="0" w:line="285" w:lineRule="atLeast"/>
+        <w:ind w:left="360"/>
+        <w:rPr>
+          <w:rFonts w:ascii="Consolas" w:eastAsia="Times New Roman" w:hAnsi="Consolas" w:cs="Times New Roman"/>
+          <w:color w:val="CCCCCC"/>
+          <w:kern w:val="0"/>
+          <w:sz w:val="21"/>
+          <w:szCs w:val="21"/>
+          <w:lang w:eastAsia="it-IT"/>
+          <w14:ligatures w14:val="none"/>
+        </w:rPr>
+      </w:pPr>
+      <w:proofErr w:type="spellStart"/>
+      <w:proofErr w:type="gramStart"/>
+      <w:r>
+        <w:rPr>
+          <w:rFonts w:ascii="Consolas" w:eastAsia="Times New Roman" w:hAnsi="Consolas" w:cs="Times New Roman"/>
+          <w:color w:val="9CDCFE"/>
+          <w:kern w:val="0"/>
+          <w:sz w:val="21"/>
+          <w:szCs w:val="21"/>
+          <w:lang w:eastAsia="it-IT"/>
+          <w14:ligatures w14:val="none"/>
+        </w:rPr>
+        <w:t>button</w:t>
+      </w:r>
+      <w:r>
+        <w:rPr>
+          <w:rFonts w:ascii="Consolas" w:eastAsia="Times New Roman" w:hAnsi="Consolas" w:cs="Times New Roman"/>
+          <w:color w:val="CCCCCC"/>
+          <w:kern w:val="0"/>
+          <w:sz w:val="21"/>
+          <w:szCs w:val="21"/>
+          <w:lang w:eastAsia="it-IT"/>
+          <w14:ligatures w14:val="none"/>
+        </w:rPr>
+        <w:t>.</w:t>
+      </w:r>
+      <w:r>
+        <w:rPr>
+          <w:rFonts w:ascii="Consolas" w:eastAsia="Times New Roman" w:hAnsi="Consolas" w:cs="Times New Roman"/>
+          <w:color w:val="DCDCAA"/>
+          <w:kern w:val="0"/>
+          <w:sz w:val="21"/>
+          <w:szCs w:val="21"/>
+          <w:lang w:eastAsia="it-IT"/>
+          <w14:ligatures w14:val="none"/>
+        </w:rPr>
+        <w:t>show</w:t>
+      </w:r>
+      <w:proofErr w:type="spellEnd"/>
+      <w:proofErr w:type="gramEnd"/>
+      <w:r>
+        <w:rPr>
+          <w:rFonts w:ascii="Consolas" w:eastAsia="Times New Roman" w:hAnsi="Consolas" w:cs="Times New Roman"/>
+          <w:color w:val="CCCCCC"/>
+          <w:kern w:val="0"/>
+          <w:sz w:val="21"/>
+          <w:szCs w:val="21"/>
+          <w:lang w:eastAsia="it-IT"/>
+          <w14:ligatures w14:val="none"/>
+        </w:rPr>
+        <w:t>()</w:t>
+      </w:r>
+    </w:p>
+    <w:p>
+      <w:pPr>
+        <w:shd w:val="clear" w:color="auto" w:fill="1F1F1F"/>
+        <w:spacing w:after="0" w:line="285" w:lineRule="atLeast"/>
+        <w:ind w:left="360"/>
+        <w:rPr>
+          <w:rFonts w:ascii="Consolas" w:eastAsia="Times New Roman" w:hAnsi="Consolas" w:cs="Times New Roman"/>
+          <w:color w:val="CCCCCC"/>
+          <w:kern w:val="0"/>
+          <w:sz w:val="21"/>
+          <w:szCs w:val="21"/>
+          <w:lang w:eastAsia="it-IT"/>
+          <w14:ligatures w14:val="none"/>
+        </w:rPr>
+      </w:pPr>
+      <w:proofErr w:type="spellStart"/>
+      <w:proofErr w:type="gramStart"/>
+      <w:r>
+        <w:rPr>
+          <w:rFonts w:ascii="Consolas" w:eastAsia="Times New Roman" w:hAnsi="Consolas" w:cs="Times New Roman"/>
+          <w:color w:val="9CDCFE"/>
+          <w:kern w:val="0"/>
+          <w:sz w:val="21"/>
+          <w:szCs w:val="21"/>
+          <w:lang w:eastAsia="it-IT"/>
+          <w14:ligatures w14:val="none"/>
+        </w:rPr>
+        <w:t>app</w:t>
+      </w:r>
+      <w:r>
+        <w:rPr>
+          <w:rFonts w:ascii="Consolas" w:eastAsia="Times New Roman" w:hAnsi="Consolas" w:cs="Times New Roman"/>
+          <w:color w:val="CCCCCC"/>
+          <w:kern w:val="0"/>
+          <w:sz w:val="21"/>
+          <w:szCs w:val="21"/>
+          <w:lang w:eastAsia="it-IT"/>
+          <w14:ligatures w14:val="none"/>
+        </w:rPr>
+        <w:t>.</w:t>
+      </w:r>
+      <w:r>
+        <w:rPr>
+          <w:rFonts w:ascii="Consolas" w:eastAsia="Times New Roman" w:hAnsi="Consolas" w:cs="Times New Roman"/>
+          <w:color w:val="DCDCAA"/>
+          <w:kern w:val="0"/>
+          <w:sz w:val="21"/>
+          <w:szCs w:val="21"/>
+          <w:lang w:eastAsia="it-IT"/>
+          <w14:ligatures w14:val="none"/>
+        </w:rPr>
+        <w:t>exec</w:t>
+      </w:r>
+      <w:proofErr w:type="spellEnd"/>
+      <w:r>
+        <w:rPr>
+          <w:rFonts w:ascii="Consolas" w:eastAsia="Times New Roman" w:hAnsi="Consolas" w:cs="Times New Roman"/>
+          <w:color w:val="CCCCCC"/>
+          <w:kern w:val="0"/>
+          <w:sz w:val="21"/>
+          <w:szCs w:val="21"/>
+          <w:lang w:eastAsia="it-IT"/>
+          <w14:ligatures w14:val="none"/>
+        </w:rPr>
+        <w:t>(</w:t>
+      </w:r>
+      <w:proofErr w:type="gramEnd"/>
+      <w:r>
+        <w:rPr>
+          <w:rFonts w:ascii="Consolas" w:eastAsia="Times New Roman" w:hAnsi="Consolas" w:cs="Times New Roman"/>
+          <w:color w:val="CCCCCC"/>
+          <w:kern w:val="0"/>
+          <w:sz w:val="21"/>
+          <w:szCs w:val="21"/>
+          <w:lang w:eastAsia="it-IT"/>
+          <w14:ligatures w14:val="none"/>
+        </w:rPr>
+        <w:t>)</w:t>
+      </w:r>
+    </w:p>
+    <w:p>
+      <w:pPr>
+        <w:pStyle w:val="Paragrafoelenco"/>
+      </w:pPr>
+    </w:p>
+    <w:p>
+      <w:pPr>
+        <w:pStyle w:val="Paragrafoelenco"/>
+        <w:rPr>
+          <w:b/>
+          <w:bCs/>
+          <w:color w:val="C00000"/>
+        </w:rPr>
+      </w:pPr>
+      <w:r>
+        <w:t xml:space="preserve">Entrambi possono avere </w:t>
+      </w:r>
+      <w:r>
+        <w:rPr>
+          <w:b/>
+          <w:bCs/>
+        </w:rPr>
+        <w:t>PARAMETRI</w:t>
+      </w:r>
+      <w:r>
+        <w:t xml:space="preserve">, ad es. per il SIGNAL “CLICKED” di </w:t>
+      </w:r>
+      <w:proofErr w:type="spellStart"/>
+      <w:r>
+        <w:t>QPushButton</w:t>
+      </w:r>
+      <w:proofErr w:type="spellEnd"/>
+      <w:r>
+        <w:t xml:space="preserve">, il </w:t>
+      </w:r>
+      <w:proofErr w:type="spellStart"/>
+      <w:r>
+        <w:t>paramtero</w:t>
+      </w:r>
+      <w:proofErr w:type="spellEnd"/>
+      <w:r>
+        <w:t xml:space="preserve"> “</w:t>
+      </w:r>
+      <w:proofErr w:type="spellStart"/>
+      <w:r>
+        <w:rPr>
+          <w:b/>
+          <w:bCs/>
+          <w:color w:val="C00000"/>
+        </w:rPr>
+        <w:t>checked</w:t>
+      </w:r>
+      <w:proofErr w:type="spellEnd"/>
+      <w:r>
+        <w:t xml:space="preserve">” di default e </w:t>
+      </w:r>
+      <w:r>
+        <w:rPr>
+          <w:b/>
+          <w:bCs/>
+        </w:rPr>
+        <w:t>FALSE</w:t>
+      </w:r>
+      <w:r>
+        <w:t xml:space="preserve">, ma possiamo metterlo a </w:t>
+      </w:r>
+      <w:r>
+        <w:rPr>
+          <w:b/>
+          <w:bCs/>
+          <w:color w:val="C00000"/>
+        </w:rPr>
+        <w:t>TRUE</w:t>
+      </w:r>
+      <w:r>
+        <w:rPr>
+          <w:color w:val="C00000"/>
+        </w:rPr>
+        <w:t xml:space="preserve"> </w:t>
+      </w:r>
+      <w:r>
+        <w:t xml:space="preserve">e renderlo un bottone di </w:t>
+      </w:r>
+      <w:r>
+        <w:rPr>
+          <w:b/>
+          <w:bCs/>
+          <w:color w:val="C00000"/>
+        </w:rPr>
+        <w:t>CHECKBOX</w:t>
+      </w:r>
+    </w:p>
+    <w:p>
+      <w:pPr>
+        <w:pStyle w:val="Paragrafoelenco"/>
+        <w:rPr>
+          <w:b/>
+          <w:bCs/>
+          <w:color w:val="C00000"/>
+        </w:rPr>
+      </w:pPr>
+    </w:p>
+    <w:p>
+      <w:pPr>
+        <w:pStyle w:val="Paragrafoelenco"/>
+        <w:numPr>
+          <w:ilvl w:val="0"/>
+          <w:numId w:val="2"/>
+        </w:numPr>
+        <w:rPr>
+          <w:lang w:val="en-US"/>
+        </w:rPr>
+      </w:pPr>
+      <w:proofErr w:type="spellStart"/>
+      <w:r>
+        <w:rPr>
+          <w:b/>
+          <w:bCs/>
+          <w:color w:val="C00000"/>
+          <w:highlight w:val="yellow"/>
+          <w:lang w:val="en-US"/>
+        </w:rPr>
+        <w:t>QSlide</w:t>
+      </w:r>
+      <w:r>
+        <w:rPr>
+          <w:b/>
+          <w:bCs/>
+          <w:color w:val="C00000"/>
+          <w:highlight w:val="yellow"/>
+          <w:lang w:val="en-US"/>
+        </w:rPr>
+        <w:t>r</w:t>
+      </w:r>
+      <w:proofErr w:type="spellEnd"/>
+      <w:r>
+        <w:rPr>
+          <w:b/>
+          <w:bCs/>
+          <w:color w:val="C00000"/>
+          <w:lang w:val="en-US"/>
+        </w:rPr>
+        <w:t xml:space="preserve"> </w:t>
+      </w:r>
+      <w:proofErr w:type="spellStart"/>
+      <w:r>
+        <w:rPr>
+          <w:b/>
+          <w:bCs/>
+          <w:i/>
+          <w:iCs/>
+          <w:lang w:val="en-US"/>
+        </w:rPr>
+        <w:t>valueChanged</w:t>
+      </w:r>
+      <w:proofErr w:type="spellEnd"/>
+      <w:r>
+        <w:rPr>
+          <w:b/>
+          <w:bCs/>
+          <w:lang w:val="en-US"/>
+        </w:rPr>
+        <w:t xml:space="preserve"> </w:t>
+      </w:r>
+      <w:r>
+        <w:rPr>
+          <w:b/>
+          <w:bCs/>
+          <w:color w:val="C00000"/>
+          <w:lang w:val="en-US"/>
+        </w:rPr>
+        <w:t xml:space="preserve">SIGNAL </w:t>
+      </w:r>
+      <w:r>
+        <w:rPr>
+          <w:lang w:val="en-US"/>
+        </w:rPr>
+        <w:t>USAGE</w:t>
+      </w:r>
+      <w:r>
+        <w:rPr>
+          <w:b/>
+          <w:bCs/>
+          <w:lang w:val="en-US"/>
+        </w:rPr>
+        <w:t xml:space="preserve"> </w:t>
+      </w:r>
+      <w:r>
+        <w:rPr>
+          <w:lang w:val="en-US"/>
+        </w:rPr>
+        <w:t>EXAMPLE:</w:t>
+      </w:r>
+    </w:p>
+    <w:p>
+      <w:pPr>
+        <w:shd w:val="clear" w:color="auto" w:fill="1F1F1F"/>
+        <w:spacing w:after="0" w:line="285" w:lineRule="atLeast"/>
+        <w:ind w:left="360"/>
+        <w:rPr>
+          <w:rFonts w:ascii="Consolas" w:eastAsia="Times New Roman" w:hAnsi="Consolas" w:cs="Times New Roman"/>
+          <w:color w:val="CCCCCC"/>
+          <w:kern w:val="0"/>
+          <w:sz w:val="21"/>
+          <w:szCs w:val="21"/>
+          <w:lang w:eastAsia="it-IT"/>
+          <w14:ligatures w14:val="none"/>
+        </w:rPr>
+      </w:pPr>
+      <w:r>
+        <w:rPr>
+          <w:rFonts w:ascii="Consolas" w:eastAsia="Times New Roman" w:hAnsi="Consolas" w:cs="Times New Roman"/>
+          <w:color w:val="C586C0"/>
+          <w:kern w:val="0"/>
+          <w:sz w:val="21"/>
+          <w:szCs w:val="21"/>
+          <w:lang w:eastAsia="it-IT"/>
+          <w14:ligatures w14:val="none"/>
+        </w:rPr>
+        <w:t>from</w:t>
+      </w:r>
+      <w:r>
+        <w:rPr>
+          <w:rFonts w:ascii="Consolas" w:eastAsia="Times New Roman" w:hAnsi="Consolas" w:cs="Times New Roman"/>
+          <w:color w:val="CCCCCC"/>
+          <w:kern w:val="0"/>
+          <w:sz w:val="21"/>
+          <w:szCs w:val="21"/>
+          <w:lang w:eastAsia="it-IT"/>
+          <w14:ligatures w14:val="none"/>
+        </w:rPr>
+        <w:t xml:space="preserve"> </w:t>
+      </w:r>
+      <w:r>
+        <w:rPr>
+          <w:rFonts w:ascii="Consolas" w:eastAsia="Times New Roman" w:hAnsi="Consolas" w:cs="Times New Roman"/>
+          <w:color w:val="4EC9B0"/>
+          <w:kern w:val="0"/>
+          <w:sz w:val="21"/>
+          <w:szCs w:val="21"/>
+          <w:lang w:eastAsia="it-IT"/>
+          <w14:ligatures w14:val="none"/>
+        </w:rPr>
+        <w:t>PySide6</w:t>
+      </w:r>
+      <w:r>
+        <w:rPr>
+          <w:rFonts w:ascii="Consolas" w:eastAsia="Times New Roman" w:hAnsi="Consolas" w:cs="Times New Roman"/>
+          <w:color w:val="CCCCCC"/>
+          <w:kern w:val="0"/>
+          <w:sz w:val="21"/>
+          <w:szCs w:val="21"/>
+          <w:lang w:eastAsia="it-IT"/>
+          <w14:ligatures w14:val="none"/>
+        </w:rPr>
+        <w:t>.</w:t>
+      </w:r>
+      <w:r>
+        <w:rPr>
+          <w:rFonts w:ascii="Consolas" w:eastAsia="Times New Roman" w:hAnsi="Consolas" w:cs="Times New Roman"/>
+          <w:color w:val="4EC9B0"/>
+          <w:kern w:val="0"/>
+          <w:sz w:val="21"/>
+          <w:szCs w:val="21"/>
+          <w:lang w:eastAsia="it-IT"/>
+          <w14:ligatures w14:val="none"/>
+        </w:rPr>
+        <w:t>QtCore</w:t>
+      </w:r>
+      <w:r>
+        <w:rPr>
+          <w:rFonts w:ascii="Consolas" w:eastAsia="Times New Roman" w:hAnsi="Consolas" w:cs="Times New Roman"/>
+          <w:color w:val="CCCCCC"/>
+          <w:kern w:val="0"/>
+          <w:sz w:val="21"/>
+          <w:szCs w:val="21"/>
+          <w:lang w:eastAsia="it-IT"/>
+          <w14:ligatures w14:val="none"/>
+        </w:rPr>
+        <w:t xml:space="preserve"> </w:t>
+      </w:r>
+      <w:r>
+        <w:rPr>
+          <w:rFonts w:ascii="Consolas" w:eastAsia="Times New Roman" w:hAnsi="Consolas" w:cs="Times New Roman"/>
+          <w:color w:val="C586C0"/>
+          <w:kern w:val="0"/>
+          <w:sz w:val="21"/>
+          <w:szCs w:val="21"/>
+          <w:lang w:eastAsia="it-IT"/>
+          <w14:ligatures w14:val="none"/>
+        </w:rPr>
+        <w:t>import</w:t>
+      </w:r>
+      <w:r>
+        <w:rPr>
+          <w:rFonts w:ascii="Consolas" w:eastAsia="Times New Roman" w:hAnsi="Consolas" w:cs="Times New Roman"/>
+          <w:color w:val="CCCCCC"/>
+          <w:kern w:val="0"/>
+          <w:sz w:val="21"/>
+          <w:szCs w:val="21"/>
+          <w:lang w:eastAsia="it-IT"/>
+          <w14:ligatures w14:val="none"/>
+        </w:rPr>
+        <w:t xml:space="preserve"> </w:t>
+      </w:r>
+      <w:r>
+        <w:rPr>
+          <w:rFonts w:ascii="Consolas" w:eastAsia="Times New Roman" w:hAnsi="Consolas" w:cs="Times New Roman"/>
+          <w:color w:val="4EC9B0"/>
+          <w:kern w:val="0"/>
+          <w:sz w:val="21"/>
+          <w:szCs w:val="21"/>
+          <w:lang w:eastAsia="it-IT"/>
+          <w14:ligatures w14:val="none"/>
+        </w:rPr>
+        <w:t>Qt</w:t>
+      </w:r>
+    </w:p>
+    <w:p>
+      <w:pPr>
+        <w:shd w:val="clear" w:color="auto" w:fill="1F1F1F"/>
+        <w:spacing w:after="240" w:line="285" w:lineRule="atLeast"/>
+        <w:ind w:left="360"/>
+        <w:rPr>
+          <w:rFonts w:ascii="Consolas" w:eastAsia="Times New Roman" w:hAnsi="Consolas" w:cs="Times New Roman"/>
+          <w:color w:val="CCCCCC"/>
+          <w:kern w:val="0"/>
+          <w:sz w:val="21"/>
+          <w:szCs w:val="21"/>
+          <w:lang w:eastAsia="it-IT"/>
+          <w14:ligatures w14:val="none"/>
+        </w:rPr>
+      </w:pPr>
+    </w:p>
+    <w:p>
+      <w:pPr>
+        <w:shd w:val="clear" w:color="auto" w:fill="1F1F1F"/>
+        <w:spacing w:after="0" w:line="285" w:lineRule="atLeast"/>
+        <w:ind w:left="360"/>
+        <w:rPr>
+          <w:rFonts w:ascii="Consolas" w:eastAsia="Times New Roman" w:hAnsi="Consolas" w:cs="Times New Roman"/>
+          <w:color w:val="CCCCCC"/>
+          <w:kern w:val="0"/>
+          <w:sz w:val="21"/>
+          <w:szCs w:val="21"/>
+          <w:lang w:eastAsia="it-IT"/>
+          <w14:ligatures w14:val="none"/>
+        </w:rPr>
+      </w:pPr>
+      <w:r>
+        <w:rPr>
+          <w:rFonts w:ascii="Consolas" w:eastAsia="Times New Roman" w:hAnsi="Consolas" w:cs="Times New Roman"/>
+          <w:color w:val="569CD6"/>
+          <w:kern w:val="0"/>
+          <w:sz w:val="21"/>
+          <w:szCs w:val="21"/>
+          <w:lang w:eastAsia="it-IT"/>
+          <w14:ligatures w14:val="none"/>
+        </w:rPr>
+        <w:t>class</w:t>
+      </w:r>
+      <w:r>
+        <w:rPr>
+          <w:rFonts w:ascii="Consolas" w:eastAsia="Times New Roman" w:hAnsi="Consolas" w:cs="Times New Roman"/>
+          <w:color w:val="CCCCCC"/>
+          <w:kern w:val="0"/>
+          <w:sz w:val="21"/>
+          <w:szCs w:val="21"/>
+          <w:lang w:eastAsia="it-IT"/>
+          <w14:ligatures w14:val="none"/>
+        </w:rPr>
+        <w:t xml:space="preserve"> </w:t>
+      </w:r>
+      <w:proofErr w:type="spellStart"/>
+      <w:proofErr w:type="gramStart"/>
+      <w:r>
+        <w:rPr>
+          <w:rFonts w:ascii="Consolas" w:eastAsia="Times New Roman" w:hAnsi="Consolas" w:cs="Times New Roman"/>
+          <w:color w:val="4EC9B0"/>
+          <w:kern w:val="0"/>
+          <w:sz w:val="21"/>
+          <w:szCs w:val="21"/>
+          <w:lang w:eastAsia="it-IT"/>
+          <w14:ligatures w14:val="none"/>
+        </w:rPr>
+        <w:t>GoodSlider</w:t>
+      </w:r>
+      <w:proofErr w:type="spellEnd"/>
+      <w:r>
+        <w:rPr>
+          <w:rFonts w:ascii="Consolas" w:eastAsia="Times New Roman" w:hAnsi="Consolas" w:cs="Times New Roman"/>
+          <w:color w:val="CCCCCC"/>
+          <w:kern w:val="0"/>
+          <w:sz w:val="21"/>
+          <w:szCs w:val="21"/>
+          <w:lang w:eastAsia="it-IT"/>
+          <w14:ligatures w14:val="none"/>
+        </w:rPr>
+        <w:t>(</w:t>
+      </w:r>
+      <w:proofErr w:type="spellStart"/>
+      <w:proofErr w:type="gramEnd"/>
+      <w:r>
+        <w:rPr>
+          <w:rFonts w:ascii="Consolas" w:eastAsia="Times New Roman" w:hAnsi="Consolas" w:cs="Times New Roman"/>
+          <w:color w:val="4EC9B0"/>
+          <w:kern w:val="0"/>
+          <w:sz w:val="21"/>
+          <w:szCs w:val="21"/>
+          <w:lang w:eastAsia="it-IT"/>
+          <w14:ligatures w14:val="none"/>
+        </w:rPr>
+        <w:t>QSlider</w:t>
+      </w:r>
+      <w:proofErr w:type="spellEnd"/>
+      <w:r>
+        <w:rPr>
+          <w:rFonts w:ascii="Consolas" w:eastAsia="Times New Roman" w:hAnsi="Consolas" w:cs="Times New Roman"/>
+          <w:color w:val="CCCCCC"/>
+          <w:kern w:val="0"/>
+          <w:sz w:val="21"/>
+          <w:szCs w:val="21"/>
+          <w:lang w:eastAsia="it-IT"/>
+          <w14:ligatures w14:val="none"/>
+        </w:rPr>
+        <w:t>):</w:t>
+      </w:r>
+    </w:p>
+    <w:p>
+      <w:pPr>
+        <w:shd w:val="clear" w:color="auto" w:fill="1F1F1F"/>
+        <w:spacing w:after="0" w:line="285" w:lineRule="atLeast"/>
+        <w:ind w:left="360"/>
+        <w:rPr>
+          <w:rFonts w:ascii="Consolas" w:eastAsia="Times New Roman" w:hAnsi="Consolas" w:cs="Times New Roman"/>
+          <w:color w:val="CCCCCC"/>
+          <w:kern w:val="0"/>
+          <w:sz w:val="21"/>
+          <w:szCs w:val="21"/>
+          <w:lang w:val="en-US" w:eastAsia="it-IT"/>
+          <w14:ligatures w14:val="none"/>
+        </w:rPr>
+      </w:pPr>
+      <w:r>
+        <w:rPr>
+          <w:rFonts w:ascii="Consolas" w:eastAsia="Times New Roman" w:hAnsi="Consolas" w:cs="Times New Roman"/>
+          <w:color w:val="CCCCCC"/>
+          <w:kern w:val="0"/>
+          <w:sz w:val="21"/>
+          <w:szCs w:val="21"/>
+          <w:lang w:val="en-US" w:eastAsia="it-IT"/>
+          <w14:ligatures w14:val="none"/>
+        </w:rPr>
+        <w:t xml:space="preserve">    </w:t>
+      </w:r>
+      <w:r>
+        <w:rPr>
+          <w:rFonts w:ascii="Consolas" w:eastAsia="Times New Roman" w:hAnsi="Consolas" w:cs="Times New Roman"/>
+          <w:color w:val="569CD6"/>
+          <w:kern w:val="0"/>
+          <w:sz w:val="21"/>
+          <w:szCs w:val="21"/>
+          <w:lang w:val="en-US" w:eastAsia="it-IT"/>
+          <w14:ligatures w14:val="none"/>
+        </w:rPr>
+        <w:t>def</w:t>
+      </w:r>
+      <w:r>
+        <w:rPr>
+          <w:rFonts w:ascii="Consolas" w:eastAsia="Times New Roman" w:hAnsi="Consolas" w:cs="Times New Roman"/>
+          <w:color w:val="CCCCCC"/>
+          <w:kern w:val="0"/>
+          <w:sz w:val="21"/>
+          <w:szCs w:val="21"/>
+          <w:lang w:val="en-US" w:eastAsia="it-IT"/>
+          <w14:ligatures w14:val="none"/>
+        </w:rPr>
+        <w:t xml:space="preserve"> </w:t>
+      </w:r>
+      <w:r>
+        <w:rPr>
+          <w:rFonts w:ascii="Consolas" w:eastAsia="Times New Roman" w:hAnsi="Consolas" w:cs="Times New Roman"/>
+          <w:color w:val="DCDCAA"/>
+          <w:kern w:val="0"/>
+          <w:sz w:val="21"/>
+          <w:szCs w:val="21"/>
+          <w:lang w:val="en-US" w:eastAsia="it-IT"/>
+          <w14:ligatures w14:val="none"/>
+        </w:rPr>
+        <w:t>__</w:t>
+      </w:r>
+      <w:proofErr w:type="spellStart"/>
+      <w:r>
+        <w:rPr>
+          <w:rFonts w:ascii="Consolas" w:eastAsia="Times New Roman" w:hAnsi="Consolas" w:cs="Times New Roman"/>
+          <w:color w:val="DCDCAA"/>
+          <w:kern w:val="0"/>
+          <w:sz w:val="21"/>
+          <w:szCs w:val="21"/>
+          <w:lang w:val="en-US" w:eastAsia="it-IT"/>
+          <w14:ligatures w14:val="none"/>
+        </w:rPr>
+        <w:t>init</w:t>
+      </w:r>
+      <w:proofErr w:type="spellEnd"/>
+      <w:r>
+        <w:rPr>
+          <w:rFonts w:ascii="Consolas" w:eastAsia="Times New Roman" w:hAnsi="Consolas" w:cs="Times New Roman"/>
+          <w:color w:val="DCDCAA"/>
+          <w:kern w:val="0"/>
+          <w:sz w:val="21"/>
+          <w:szCs w:val="21"/>
+          <w:lang w:val="en-US" w:eastAsia="it-IT"/>
+          <w14:ligatures w14:val="none"/>
+        </w:rPr>
+        <w:t>_</w:t>
+      </w:r>
+      <w:proofErr w:type="gramStart"/>
+      <w:r>
+        <w:rPr>
+          <w:rFonts w:ascii="Consolas" w:eastAsia="Times New Roman" w:hAnsi="Consolas" w:cs="Times New Roman"/>
+          <w:color w:val="DCDCAA"/>
+          <w:kern w:val="0"/>
+          <w:sz w:val="21"/>
+          <w:szCs w:val="21"/>
+          <w:lang w:val="en-US" w:eastAsia="it-IT"/>
+          <w14:ligatures w14:val="none"/>
+        </w:rPr>
+        <w:t>_</w:t>
+      </w:r>
+      <w:r>
+        <w:rPr>
+          <w:rFonts w:ascii="Consolas" w:eastAsia="Times New Roman" w:hAnsi="Consolas" w:cs="Times New Roman"/>
+          <w:color w:val="CCCCCC"/>
+          <w:kern w:val="0"/>
+          <w:sz w:val="21"/>
+          <w:szCs w:val="21"/>
+          <w:lang w:val="en-US" w:eastAsia="it-IT"/>
+          <w14:ligatures w14:val="none"/>
+        </w:rPr>
+        <w:t>(</w:t>
+      </w:r>
+      <w:proofErr w:type="gramEnd"/>
+      <w:r>
+        <w:rPr>
+          <w:rFonts w:ascii="Consolas" w:eastAsia="Times New Roman" w:hAnsi="Consolas" w:cs="Times New Roman"/>
+          <w:color w:val="9CDCFE"/>
+          <w:kern w:val="0"/>
+          <w:sz w:val="21"/>
+          <w:szCs w:val="21"/>
+          <w:lang w:val="en-US" w:eastAsia="it-IT"/>
+          <w14:ligatures w14:val="none"/>
+        </w:rPr>
+        <w:t>self</w:t>
+      </w:r>
+      <w:r>
+        <w:rPr>
+          <w:rFonts w:ascii="Consolas" w:eastAsia="Times New Roman" w:hAnsi="Consolas" w:cs="Times New Roman"/>
+          <w:color w:val="CCCCCC"/>
+          <w:kern w:val="0"/>
+          <w:sz w:val="21"/>
+          <w:szCs w:val="21"/>
+          <w:lang w:val="en-US" w:eastAsia="it-IT"/>
+          <w14:ligatures w14:val="none"/>
+        </w:rPr>
+        <w:t xml:space="preserve">, </w:t>
+      </w:r>
+      <w:r>
+        <w:rPr>
+          <w:rFonts w:ascii="Consolas" w:eastAsia="Times New Roman" w:hAnsi="Consolas" w:cs="Times New Roman"/>
+          <w:color w:val="9CDCFE"/>
+          <w:kern w:val="0"/>
+          <w:sz w:val="21"/>
+          <w:szCs w:val="21"/>
+          <w:lang w:val="en-US" w:eastAsia="it-IT"/>
+          <w14:ligatures w14:val="none"/>
+        </w:rPr>
+        <w:t>value</w:t>
+      </w:r>
+      <w:r>
+        <w:rPr>
+          <w:rFonts w:ascii="Consolas" w:eastAsia="Times New Roman" w:hAnsi="Consolas" w:cs="Times New Roman"/>
+          <w:color w:val="CCCCCC"/>
+          <w:kern w:val="0"/>
+          <w:sz w:val="21"/>
+          <w:szCs w:val="21"/>
+          <w:lang w:val="en-US" w:eastAsia="it-IT"/>
+          <w14:ligatures w14:val="none"/>
+        </w:rPr>
+        <w:t xml:space="preserve"> </w:t>
+      </w:r>
+      <w:r>
+        <w:rPr>
+          <w:rFonts w:ascii="Consolas" w:eastAsia="Times New Roman" w:hAnsi="Consolas" w:cs="Times New Roman"/>
+          <w:color w:val="D4D4D4"/>
+          <w:kern w:val="0"/>
+          <w:sz w:val="21"/>
+          <w:szCs w:val="21"/>
+          <w:lang w:val="en-US" w:eastAsia="it-IT"/>
+          <w14:ligatures w14:val="none"/>
+        </w:rPr>
+        <w:t>=</w:t>
+      </w:r>
+      <w:r>
+        <w:rPr>
+          <w:rFonts w:ascii="Consolas" w:eastAsia="Times New Roman" w:hAnsi="Consolas" w:cs="Times New Roman"/>
+          <w:color w:val="CCCCCC"/>
+          <w:kern w:val="0"/>
+          <w:sz w:val="21"/>
+          <w:szCs w:val="21"/>
+          <w:lang w:val="en-US" w:eastAsia="it-IT"/>
+          <w14:ligatures w14:val="none"/>
+        </w:rPr>
+        <w:t xml:space="preserve"> </w:t>
+      </w:r>
+      <w:r>
+        <w:rPr>
+          <w:rFonts w:ascii="Consolas" w:eastAsia="Times New Roman" w:hAnsi="Consolas" w:cs="Times New Roman"/>
+          <w:color w:val="B5CEA8"/>
+          <w:kern w:val="0"/>
+          <w:sz w:val="21"/>
+          <w:szCs w:val="21"/>
+          <w:lang w:val="en-US" w:eastAsia="it-IT"/>
+          <w14:ligatures w14:val="none"/>
+        </w:rPr>
+        <w:t>25</w:t>
+      </w:r>
+      <w:r>
+        <w:rPr>
+          <w:rFonts w:ascii="Consolas" w:eastAsia="Times New Roman" w:hAnsi="Consolas" w:cs="Times New Roman"/>
+          <w:color w:val="CCCCCC"/>
+          <w:kern w:val="0"/>
+          <w:sz w:val="21"/>
+          <w:szCs w:val="21"/>
+          <w:lang w:val="en-US" w:eastAsia="it-IT"/>
+          <w14:ligatures w14:val="none"/>
+        </w:rPr>
+        <w:t xml:space="preserve">, </w:t>
+      </w:r>
+      <w:r>
+        <w:rPr>
+          <w:rFonts w:ascii="Consolas" w:eastAsia="Times New Roman" w:hAnsi="Consolas" w:cs="Times New Roman"/>
+          <w:color w:val="9CDCFE"/>
+          <w:kern w:val="0"/>
+          <w:sz w:val="21"/>
+          <w:szCs w:val="21"/>
+          <w:lang w:val="en-US" w:eastAsia="it-IT"/>
+          <w14:ligatures w14:val="none"/>
+        </w:rPr>
+        <w:t>minimum</w:t>
+      </w:r>
+      <w:r>
+        <w:rPr>
+          <w:rFonts w:ascii="Consolas" w:eastAsia="Times New Roman" w:hAnsi="Consolas" w:cs="Times New Roman"/>
+          <w:color w:val="CCCCCC"/>
+          <w:kern w:val="0"/>
+          <w:sz w:val="21"/>
+          <w:szCs w:val="21"/>
+          <w:lang w:val="en-US" w:eastAsia="it-IT"/>
+          <w14:ligatures w14:val="none"/>
+        </w:rPr>
+        <w:t xml:space="preserve"> </w:t>
+      </w:r>
+      <w:r>
+        <w:rPr>
+          <w:rFonts w:ascii="Consolas" w:eastAsia="Times New Roman" w:hAnsi="Consolas" w:cs="Times New Roman"/>
+          <w:color w:val="D4D4D4"/>
+          <w:kern w:val="0"/>
+          <w:sz w:val="21"/>
+          <w:szCs w:val="21"/>
+          <w:lang w:val="en-US" w:eastAsia="it-IT"/>
+          <w14:ligatures w14:val="none"/>
+        </w:rPr>
+        <w:t>=</w:t>
+      </w:r>
+      <w:r>
+        <w:rPr>
+          <w:rFonts w:ascii="Consolas" w:eastAsia="Times New Roman" w:hAnsi="Consolas" w:cs="Times New Roman"/>
+          <w:color w:val="CCCCCC"/>
+          <w:kern w:val="0"/>
+          <w:sz w:val="21"/>
+          <w:szCs w:val="21"/>
+          <w:lang w:val="en-US" w:eastAsia="it-IT"/>
+          <w14:ligatures w14:val="none"/>
+        </w:rPr>
+        <w:t xml:space="preserve"> </w:t>
+      </w:r>
+      <w:r>
+        <w:rPr>
+          <w:rFonts w:ascii="Consolas" w:eastAsia="Times New Roman" w:hAnsi="Consolas" w:cs="Times New Roman"/>
+          <w:color w:val="B5CEA8"/>
+          <w:kern w:val="0"/>
+          <w:sz w:val="21"/>
+          <w:szCs w:val="21"/>
+          <w:lang w:val="en-US" w:eastAsia="it-IT"/>
+          <w14:ligatures w14:val="none"/>
+        </w:rPr>
+        <w:t>0</w:t>
+      </w:r>
+      <w:r>
+        <w:rPr>
+          <w:rFonts w:ascii="Consolas" w:eastAsia="Times New Roman" w:hAnsi="Consolas" w:cs="Times New Roman"/>
+          <w:color w:val="CCCCCC"/>
+          <w:kern w:val="0"/>
+          <w:sz w:val="21"/>
+          <w:szCs w:val="21"/>
+          <w:lang w:val="en-US" w:eastAsia="it-IT"/>
+          <w14:ligatures w14:val="none"/>
+        </w:rPr>
+        <w:t xml:space="preserve">, </w:t>
+      </w:r>
+      <w:r>
+        <w:rPr>
+          <w:rFonts w:ascii="Consolas" w:eastAsia="Times New Roman" w:hAnsi="Consolas" w:cs="Times New Roman"/>
+          <w:color w:val="9CDCFE"/>
+          <w:kern w:val="0"/>
+          <w:sz w:val="21"/>
+          <w:szCs w:val="21"/>
+          <w:lang w:val="en-US" w:eastAsia="it-IT"/>
+          <w14:ligatures w14:val="none"/>
+        </w:rPr>
+        <w:t>maximum</w:t>
+      </w:r>
+      <w:r>
+        <w:rPr>
+          <w:rFonts w:ascii="Consolas" w:eastAsia="Times New Roman" w:hAnsi="Consolas" w:cs="Times New Roman"/>
+          <w:color w:val="CCCCCC"/>
+          <w:kern w:val="0"/>
+          <w:sz w:val="21"/>
+          <w:szCs w:val="21"/>
+          <w:lang w:val="en-US" w:eastAsia="it-IT"/>
+          <w14:ligatures w14:val="none"/>
+        </w:rPr>
+        <w:t xml:space="preserve"> </w:t>
+      </w:r>
+      <w:r>
+        <w:rPr>
+          <w:rFonts w:ascii="Consolas" w:eastAsia="Times New Roman" w:hAnsi="Consolas" w:cs="Times New Roman"/>
+          <w:color w:val="D4D4D4"/>
+          <w:kern w:val="0"/>
+          <w:sz w:val="21"/>
+          <w:szCs w:val="21"/>
+          <w:lang w:val="en-US" w:eastAsia="it-IT"/>
+          <w14:ligatures w14:val="none"/>
+        </w:rPr>
+        <w:t>=</w:t>
+      </w:r>
+      <w:r>
+        <w:rPr>
+          <w:rFonts w:ascii="Consolas" w:eastAsia="Times New Roman" w:hAnsi="Consolas" w:cs="Times New Roman"/>
+          <w:color w:val="CCCCCC"/>
+          <w:kern w:val="0"/>
+          <w:sz w:val="21"/>
+          <w:szCs w:val="21"/>
+          <w:lang w:val="en-US" w:eastAsia="it-IT"/>
+          <w14:ligatures w14:val="none"/>
+        </w:rPr>
+        <w:t xml:space="preserve"> </w:t>
+      </w:r>
+      <w:r>
+        <w:rPr>
+          <w:rFonts w:ascii="Consolas" w:eastAsia="Times New Roman" w:hAnsi="Consolas" w:cs="Times New Roman"/>
+          <w:color w:val="B5CEA8"/>
+          <w:kern w:val="0"/>
+          <w:sz w:val="21"/>
+          <w:szCs w:val="21"/>
+          <w:lang w:val="en-US" w:eastAsia="it-IT"/>
+          <w14:ligatures w14:val="none"/>
+        </w:rPr>
+        <w:t>100</w:t>
+      </w:r>
+      <w:r>
+        <w:rPr>
+          <w:rFonts w:ascii="Consolas" w:eastAsia="Times New Roman" w:hAnsi="Consolas" w:cs="Times New Roman"/>
+          <w:color w:val="CCCCCC"/>
+          <w:kern w:val="0"/>
+          <w:sz w:val="21"/>
+          <w:szCs w:val="21"/>
+          <w:lang w:val="en-US" w:eastAsia="it-IT"/>
+          <w14:ligatures w14:val="none"/>
+        </w:rPr>
+        <w:t>):</w:t>
+      </w:r>
+    </w:p>
+    <w:p>
+      <w:pPr>
+        <w:shd w:val="clear" w:color="auto" w:fill="1F1F1F"/>
+        <w:spacing w:after="0" w:line="285" w:lineRule="atLeast"/>
+        <w:ind w:left="360"/>
+        <w:rPr>
+          <w:rFonts w:ascii="Consolas" w:eastAsia="Times New Roman" w:hAnsi="Consolas" w:cs="Times New Roman"/>
+          <w:color w:val="CCCCCC"/>
+          <w:kern w:val="0"/>
+          <w:sz w:val="21"/>
+          <w:szCs w:val="21"/>
+          <w:lang w:eastAsia="it-IT"/>
+          <w14:ligatures w14:val="none"/>
+        </w:rPr>
+      </w:pPr>
+      <w:r>
+        <w:rPr>
+          <w:rFonts w:ascii="Consolas" w:eastAsia="Times New Roman" w:hAnsi="Consolas" w:cs="Times New Roman"/>
+          <w:color w:val="CCCCCC"/>
+          <w:kern w:val="0"/>
+          <w:sz w:val="21"/>
+          <w:szCs w:val="21"/>
+          <w:lang w:val="en-US" w:eastAsia="it-IT"/>
+          <w14:ligatures w14:val="none"/>
+        </w:rPr>
+        <w:t xml:space="preserve">        </w:t>
+      </w:r>
+      <w:r>
+        <w:rPr>
+          <w:rFonts w:ascii="Consolas" w:eastAsia="Times New Roman" w:hAnsi="Consolas" w:cs="Times New Roman"/>
+          <w:color w:val="4EC9B0"/>
+          <w:kern w:val="0"/>
+          <w:sz w:val="21"/>
+          <w:szCs w:val="21"/>
+          <w:lang w:eastAsia="it-IT"/>
+          <w14:ligatures w14:val="none"/>
+        </w:rPr>
+        <w:t>super</w:t>
+      </w:r>
+      <w:r>
+        <w:rPr>
+          <w:rFonts w:ascii="Consolas" w:eastAsia="Times New Roman" w:hAnsi="Consolas" w:cs="Times New Roman"/>
+          <w:color w:val="CCCCCC"/>
+          <w:kern w:val="0"/>
+          <w:sz w:val="21"/>
+          <w:szCs w:val="21"/>
+          <w:lang w:eastAsia="it-IT"/>
+          <w14:ligatures w14:val="none"/>
+        </w:rPr>
+        <w:t>(</w:t>
+      </w:r>
+      <w:proofErr w:type="gramStart"/>
+      <w:r>
+        <w:rPr>
+          <w:rFonts w:ascii="Consolas" w:eastAsia="Times New Roman" w:hAnsi="Consolas" w:cs="Times New Roman"/>
+          <w:color w:val="CCCCCC"/>
+          <w:kern w:val="0"/>
+          <w:sz w:val="21"/>
+          <w:szCs w:val="21"/>
+          <w:lang w:eastAsia="it-IT"/>
+          <w14:ligatures w14:val="none"/>
+        </w:rPr>
+        <w:t>).</w:t>
+      </w:r>
+      <w:r>
+        <w:rPr>
+          <w:rFonts w:ascii="Consolas" w:eastAsia="Times New Roman" w:hAnsi="Consolas" w:cs="Times New Roman"/>
+          <w:color w:val="DCDCAA"/>
+          <w:kern w:val="0"/>
+          <w:sz w:val="21"/>
+          <w:szCs w:val="21"/>
+          <w:lang w:eastAsia="it-IT"/>
+          <w14:ligatures w14:val="none"/>
+        </w:rPr>
+        <w:t>_</w:t>
+      </w:r>
+      <w:proofErr w:type="gramEnd"/>
+      <w:r>
+        <w:rPr>
+          <w:rFonts w:ascii="Consolas" w:eastAsia="Times New Roman" w:hAnsi="Consolas" w:cs="Times New Roman"/>
+          <w:color w:val="DCDCAA"/>
+          <w:kern w:val="0"/>
+          <w:sz w:val="21"/>
+          <w:szCs w:val="21"/>
+          <w:lang w:eastAsia="it-IT"/>
+          <w14:ligatures w14:val="none"/>
+        </w:rPr>
+        <w:t>_</w:t>
+      </w:r>
+      <w:proofErr w:type="spellStart"/>
+      <w:r>
+        <w:rPr>
+          <w:rFonts w:ascii="Consolas" w:eastAsia="Times New Roman" w:hAnsi="Consolas" w:cs="Times New Roman"/>
+          <w:color w:val="DCDCAA"/>
+          <w:kern w:val="0"/>
+          <w:sz w:val="21"/>
+          <w:szCs w:val="21"/>
+          <w:lang w:eastAsia="it-IT"/>
+          <w14:ligatures w14:val="none"/>
+        </w:rPr>
+        <w:t>init</w:t>
+      </w:r>
+      <w:proofErr w:type="spellEnd"/>
+      <w:r>
+        <w:rPr>
+          <w:rFonts w:ascii="Consolas" w:eastAsia="Times New Roman" w:hAnsi="Consolas" w:cs="Times New Roman"/>
+          <w:color w:val="DCDCAA"/>
+          <w:kern w:val="0"/>
+          <w:sz w:val="21"/>
+          <w:szCs w:val="21"/>
+          <w:lang w:eastAsia="it-IT"/>
+          <w14:ligatures w14:val="none"/>
+        </w:rPr>
+        <w:t>__</w:t>
+      </w:r>
+      <w:r>
+        <w:rPr>
+          <w:rFonts w:ascii="Consolas" w:eastAsia="Times New Roman" w:hAnsi="Consolas" w:cs="Times New Roman"/>
+          <w:color w:val="CCCCCC"/>
+          <w:kern w:val="0"/>
+          <w:sz w:val="21"/>
+          <w:szCs w:val="21"/>
+          <w:lang w:eastAsia="it-IT"/>
+          <w14:ligatures w14:val="none"/>
+        </w:rPr>
+        <w:t>(</w:t>
+      </w:r>
+      <w:proofErr w:type="spellStart"/>
+      <w:proofErr w:type="gramStart"/>
+      <w:r>
+        <w:rPr>
+          <w:rFonts w:ascii="Consolas" w:eastAsia="Times New Roman" w:hAnsi="Consolas" w:cs="Times New Roman"/>
+          <w:color w:val="4EC9B0"/>
+          <w:kern w:val="0"/>
+          <w:sz w:val="21"/>
+          <w:szCs w:val="21"/>
+          <w:lang w:eastAsia="it-IT"/>
+          <w14:ligatures w14:val="none"/>
+        </w:rPr>
+        <w:t>Qt</w:t>
+      </w:r>
+      <w:r>
+        <w:rPr>
+          <w:rFonts w:ascii="Consolas" w:eastAsia="Times New Roman" w:hAnsi="Consolas" w:cs="Times New Roman"/>
+          <w:color w:val="CCCCCC"/>
+          <w:kern w:val="0"/>
+          <w:sz w:val="21"/>
+          <w:szCs w:val="21"/>
+          <w:lang w:eastAsia="it-IT"/>
+          <w14:ligatures w14:val="none"/>
+        </w:rPr>
+        <w:t>.</w:t>
+      </w:r>
+      <w:r>
+        <w:rPr>
+          <w:rFonts w:ascii="Consolas" w:eastAsia="Times New Roman" w:hAnsi="Consolas" w:cs="Times New Roman"/>
+          <w:color w:val="4EC9B0"/>
+          <w:kern w:val="0"/>
+          <w:sz w:val="21"/>
+          <w:szCs w:val="21"/>
+          <w:lang w:eastAsia="it-IT"/>
+          <w14:ligatures w14:val="none"/>
+        </w:rPr>
+        <w:t>Orientation</w:t>
+      </w:r>
+      <w:r>
+        <w:rPr>
+          <w:rFonts w:ascii="Consolas" w:eastAsia="Times New Roman" w:hAnsi="Consolas" w:cs="Times New Roman"/>
+          <w:color w:val="CCCCCC"/>
+          <w:kern w:val="0"/>
+          <w:sz w:val="21"/>
+          <w:szCs w:val="21"/>
+          <w:lang w:eastAsia="it-IT"/>
+          <w14:ligatures w14:val="none"/>
+        </w:rPr>
+        <w:t>.</w:t>
+      </w:r>
+      <w:r>
+        <w:rPr>
+          <w:rFonts w:ascii="Consolas" w:eastAsia="Times New Roman" w:hAnsi="Consolas" w:cs="Times New Roman"/>
+          <w:color w:val="4FC1FF"/>
+          <w:kern w:val="0"/>
+          <w:sz w:val="21"/>
+          <w:szCs w:val="21"/>
+          <w:lang w:eastAsia="it-IT"/>
+          <w14:ligatures w14:val="none"/>
+        </w:rPr>
+        <w:t>Horizontal</w:t>
+      </w:r>
+      <w:proofErr w:type="spellEnd"/>
+      <w:proofErr w:type="gramEnd"/>
+      <w:r>
+        <w:rPr>
+          <w:rFonts w:ascii="Consolas" w:eastAsia="Times New Roman" w:hAnsi="Consolas" w:cs="Times New Roman"/>
+          <w:color w:val="CCCCCC"/>
+          <w:kern w:val="0"/>
+          <w:sz w:val="21"/>
+          <w:szCs w:val="21"/>
+          <w:lang w:eastAsia="it-IT"/>
+          <w14:ligatures w14:val="none"/>
+        </w:rPr>
+        <w:t>)</w:t>
+      </w:r>
+    </w:p>
+    <w:p>
+      <w:pPr>
+        <w:shd w:val="clear" w:color="auto" w:fill="1F1F1F"/>
+        <w:spacing w:after="0" w:line="285" w:lineRule="atLeast"/>
+        <w:ind w:left="360"/>
+        <w:rPr>
+          <w:rFonts w:ascii="Consolas" w:eastAsia="Times New Roman" w:hAnsi="Consolas" w:cs="Times New Roman"/>
+          <w:color w:val="CCCCCC"/>
+          <w:kern w:val="0"/>
+          <w:sz w:val="21"/>
+          <w:szCs w:val="21"/>
+          <w:lang w:eastAsia="it-IT"/>
+          <w14:ligatures w14:val="none"/>
+        </w:rPr>
+      </w:pPr>
+      <w:r>
+        <w:rPr>
+          <w:rFonts w:ascii="Consolas" w:eastAsia="Times New Roman" w:hAnsi="Consolas" w:cs="Times New Roman"/>
+          <w:color w:val="CCCCCC"/>
+          <w:kern w:val="0"/>
+          <w:sz w:val="21"/>
+          <w:szCs w:val="21"/>
+          <w:lang w:eastAsia="it-IT"/>
+          <w14:ligatures w14:val="none"/>
+        </w:rPr>
+        <w:t xml:space="preserve">        </w:t>
+      </w:r>
+      <w:proofErr w:type="spellStart"/>
+      <w:proofErr w:type="gramStart"/>
+      <w:r>
+        <w:rPr>
+          <w:rFonts w:ascii="Consolas" w:eastAsia="Times New Roman" w:hAnsi="Consolas" w:cs="Times New Roman"/>
+          <w:color w:val="9CDCFE"/>
+          <w:kern w:val="0"/>
+          <w:sz w:val="21"/>
+          <w:szCs w:val="21"/>
+          <w:lang w:eastAsia="it-IT"/>
+          <w14:ligatures w14:val="none"/>
+        </w:rPr>
+        <w:t>self</w:t>
+      </w:r>
+      <w:r>
+        <w:rPr>
+          <w:rFonts w:ascii="Consolas" w:eastAsia="Times New Roman" w:hAnsi="Consolas" w:cs="Times New Roman"/>
+          <w:color w:val="CCCCCC"/>
+          <w:kern w:val="0"/>
+          <w:sz w:val="21"/>
+          <w:szCs w:val="21"/>
+          <w:lang w:eastAsia="it-IT"/>
+          <w14:ligatures w14:val="none"/>
+        </w:rPr>
+        <w:t>.</w:t>
+      </w:r>
+      <w:r>
+        <w:rPr>
+          <w:rFonts w:ascii="Consolas" w:eastAsia="Times New Roman" w:hAnsi="Consolas" w:cs="Times New Roman"/>
+          <w:color w:val="DCDCAA"/>
+          <w:kern w:val="0"/>
+          <w:sz w:val="21"/>
+          <w:szCs w:val="21"/>
+          <w:lang w:eastAsia="it-IT"/>
+          <w14:ligatures w14:val="none"/>
+        </w:rPr>
+        <w:t>setMaximum</w:t>
+      </w:r>
+      <w:proofErr w:type="spellEnd"/>
+      <w:proofErr w:type="gramEnd"/>
+      <w:r>
+        <w:rPr>
+          <w:rFonts w:ascii="Consolas" w:eastAsia="Times New Roman" w:hAnsi="Consolas" w:cs="Times New Roman"/>
+          <w:color w:val="CCCCCC"/>
+          <w:kern w:val="0"/>
+          <w:sz w:val="21"/>
+          <w:szCs w:val="21"/>
+          <w:lang w:eastAsia="it-IT"/>
+          <w14:ligatures w14:val="none"/>
+        </w:rPr>
+        <w:t>(</w:t>
+      </w:r>
+      <w:r>
+        <w:rPr>
+          <w:rFonts w:ascii="Consolas" w:eastAsia="Times New Roman" w:hAnsi="Consolas" w:cs="Times New Roman"/>
+          <w:color w:val="9CDCFE"/>
+          <w:kern w:val="0"/>
+          <w:sz w:val="21"/>
+          <w:szCs w:val="21"/>
+          <w:lang w:eastAsia="it-IT"/>
+          <w14:ligatures w14:val="none"/>
+        </w:rPr>
+        <w:t>maximum</w:t>
+      </w:r>
+      <w:r>
+        <w:rPr>
+          <w:rFonts w:ascii="Consolas" w:eastAsia="Times New Roman" w:hAnsi="Consolas" w:cs="Times New Roman"/>
+          <w:color w:val="CCCCCC"/>
+          <w:kern w:val="0"/>
+          <w:sz w:val="21"/>
+          <w:szCs w:val="21"/>
+          <w:lang w:eastAsia="it-IT"/>
+          <w14:ligatures w14:val="none"/>
+        </w:rPr>
+        <w:t>)</w:t>
+      </w:r>
+    </w:p>
+    <w:p>
+      <w:pPr>
+        <w:shd w:val="clear" w:color="auto" w:fill="1F1F1F"/>
+        <w:spacing w:after="0" w:line="285" w:lineRule="atLeast"/>
+        <w:ind w:left="360"/>
+        <w:rPr>
+          <w:rFonts w:ascii="Consolas" w:eastAsia="Times New Roman" w:hAnsi="Consolas" w:cs="Times New Roman"/>
+          <w:color w:val="CCCCCC"/>
+          <w:kern w:val="0"/>
+          <w:sz w:val="21"/>
+          <w:szCs w:val="21"/>
+          <w:lang w:eastAsia="it-IT"/>
+          <w14:ligatures w14:val="none"/>
+        </w:rPr>
+      </w:pPr>
+      <w:r>
+        <w:rPr>
+          <w:rFonts w:ascii="Consolas" w:eastAsia="Times New Roman" w:hAnsi="Consolas" w:cs="Times New Roman"/>
+          <w:color w:val="CCCCCC"/>
+          <w:kern w:val="0"/>
+          <w:sz w:val="21"/>
+          <w:szCs w:val="21"/>
+          <w:lang w:eastAsia="it-IT"/>
+          <w14:ligatures w14:val="none"/>
+        </w:rPr>
+        <w:t xml:space="preserve">        </w:t>
+      </w:r>
+      <w:proofErr w:type="spellStart"/>
+      <w:proofErr w:type="gramStart"/>
+      <w:r>
+        <w:rPr>
+          <w:rFonts w:ascii="Consolas" w:eastAsia="Times New Roman" w:hAnsi="Consolas" w:cs="Times New Roman"/>
+          <w:color w:val="9CDCFE"/>
+          <w:kern w:val="0"/>
+          <w:sz w:val="21"/>
+          <w:szCs w:val="21"/>
+          <w:lang w:eastAsia="it-IT"/>
+          <w14:ligatures w14:val="none"/>
+        </w:rPr>
+        <w:t>self</w:t>
+      </w:r>
+      <w:r>
+        <w:rPr>
+          <w:rFonts w:ascii="Consolas" w:eastAsia="Times New Roman" w:hAnsi="Consolas" w:cs="Times New Roman"/>
+          <w:color w:val="CCCCCC"/>
+          <w:kern w:val="0"/>
+          <w:sz w:val="21"/>
+          <w:szCs w:val="21"/>
+          <w:lang w:eastAsia="it-IT"/>
+          <w14:ligatures w14:val="none"/>
+        </w:rPr>
+        <w:t>.</w:t>
+      </w:r>
+      <w:r>
+        <w:rPr>
+          <w:rFonts w:ascii="Consolas" w:eastAsia="Times New Roman" w:hAnsi="Consolas" w:cs="Times New Roman"/>
+          <w:color w:val="DCDCAA"/>
+          <w:kern w:val="0"/>
+          <w:sz w:val="21"/>
+          <w:szCs w:val="21"/>
+          <w:lang w:eastAsia="it-IT"/>
+          <w14:ligatures w14:val="none"/>
+        </w:rPr>
+        <w:t>setMinimum</w:t>
+      </w:r>
+      <w:proofErr w:type="spellEnd"/>
+      <w:proofErr w:type="gramEnd"/>
+      <w:r>
+        <w:rPr>
+          <w:rFonts w:ascii="Consolas" w:eastAsia="Times New Roman" w:hAnsi="Consolas" w:cs="Times New Roman"/>
+          <w:color w:val="CCCCCC"/>
+          <w:kern w:val="0"/>
+          <w:sz w:val="21"/>
+          <w:szCs w:val="21"/>
+          <w:lang w:eastAsia="it-IT"/>
+          <w14:ligatures w14:val="none"/>
+        </w:rPr>
+        <w:t>(</w:t>
+      </w:r>
+      <w:r>
+        <w:rPr>
+          <w:rFonts w:ascii="Consolas" w:eastAsia="Times New Roman" w:hAnsi="Consolas" w:cs="Times New Roman"/>
+          <w:color w:val="9CDCFE"/>
+          <w:kern w:val="0"/>
+          <w:sz w:val="21"/>
+          <w:szCs w:val="21"/>
+          <w:lang w:eastAsia="it-IT"/>
+          <w14:ligatures w14:val="none"/>
+        </w:rPr>
+        <w:t>minimum</w:t>
+      </w:r>
+      <w:r>
+        <w:rPr>
+          <w:rFonts w:ascii="Consolas" w:eastAsia="Times New Roman" w:hAnsi="Consolas" w:cs="Times New Roman"/>
+          <w:color w:val="CCCCCC"/>
+          <w:kern w:val="0"/>
+          <w:sz w:val="21"/>
+          <w:szCs w:val="21"/>
+          <w:lang w:eastAsia="it-IT"/>
+          <w14:ligatures w14:val="none"/>
+        </w:rPr>
+        <w:t>)</w:t>
+      </w:r>
+    </w:p>
+    <w:p>
+      <w:pPr>
+        <w:shd w:val="clear" w:color="auto" w:fill="1F1F1F"/>
+        <w:spacing w:after="0" w:line="285" w:lineRule="atLeast"/>
+        <w:ind w:left="360"/>
+        <w:rPr>
+          <w:rFonts w:ascii="Consolas" w:eastAsia="Times New Roman" w:hAnsi="Consolas" w:cs="Times New Roman"/>
+          <w:color w:val="CCCCCC"/>
+          <w:kern w:val="0"/>
+          <w:sz w:val="21"/>
+          <w:szCs w:val="21"/>
+          <w:lang w:eastAsia="it-IT"/>
+          <w14:ligatures w14:val="none"/>
+        </w:rPr>
+      </w:pPr>
+      <w:r>
+        <w:rPr>
+          <w:rFonts w:ascii="Consolas" w:eastAsia="Times New Roman" w:hAnsi="Consolas" w:cs="Times New Roman"/>
+          <w:color w:val="CCCCCC"/>
+          <w:kern w:val="0"/>
+          <w:sz w:val="21"/>
+          <w:szCs w:val="21"/>
+          <w:lang w:eastAsia="it-IT"/>
+          <w14:ligatures w14:val="none"/>
+        </w:rPr>
+        <w:t xml:space="preserve">        </w:t>
+      </w:r>
+      <w:proofErr w:type="spellStart"/>
+      <w:proofErr w:type="gramStart"/>
+      <w:r>
+        <w:rPr>
+          <w:rFonts w:ascii="Consolas" w:eastAsia="Times New Roman" w:hAnsi="Consolas" w:cs="Times New Roman"/>
+          <w:color w:val="9CDCFE"/>
+          <w:kern w:val="0"/>
+          <w:sz w:val="21"/>
+          <w:szCs w:val="21"/>
+          <w:lang w:eastAsia="it-IT"/>
+          <w14:ligatures w14:val="none"/>
+        </w:rPr>
+        <w:t>self</w:t>
+      </w:r>
+      <w:r>
+        <w:rPr>
+          <w:rFonts w:ascii="Consolas" w:eastAsia="Times New Roman" w:hAnsi="Consolas" w:cs="Times New Roman"/>
+          <w:color w:val="CCCCCC"/>
+          <w:kern w:val="0"/>
+          <w:sz w:val="21"/>
+          <w:szCs w:val="21"/>
+          <w:lang w:eastAsia="it-IT"/>
+          <w14:ligatures w14:val="none"/>
+        </w:rPr>
+        <w:t>.</w:t>
+      </w:r>
+      <w:r>
+        <w:rPr>
+          <w:rFonts w:ascii="Consolas" w:eastAsia="Times New Roman" w:hAnsi="Consolas" w:cs="Times New Roman"/>
+          <w:color w:val="DCDCAA"/>
+          <w:kern w:val="0"/>
+          <w:sz w:val="21"/>
+          <w:szCs w:val="21"/>
+          <w:lang w:eastAsia="it-IT"/>
+          <w14:ligatures w14:val="none"/>
+        </w:rPr>
+        <w:t>setValue</w:t>
+      </w:r>
+      <w:proofErr w:type="spellEnd"/>
+      <w:proofErr w:type="gramEnd"/>
+      <w:r>
+        <w:rPr>
+          <w:rFonts w:ascii="Consolas" w:eastAsia="Times New Roman" w:hAnsi="Consolas" w:cs="Times New Roman"/>
+          <w:color w:val="CCCCCC"/>
+          <w:kern w:val="0"/>
+          <w:sz w:val="21"/>
+          <w:szCs w:val="21"/>
+          <w:lang w:eastAsia="it-IT"/>
+          <w14:ligatures w14:val="none"/>
+        </w:rPr>
+        <w:t>(</w:t>
+      </w:r>
+      <w:proofErr w:type="spellStart"/>
+      <w:r>
+        <w:rPr>
+          <w:rFonts w:ascii="Consolas" w:eastAsia="Times New Roman" w:hAnsi="Consolas" w:cs="Times New Roman"/>
+          <w:color w:val="9CDCFE"/>
+          <w:kern w:val="0"/>
+          <w:sz w:val="21"/>
+          <w:szCs w:val="21"/>
+          <w:lang w:eastAsia="it-IT"/>
+          <w14:ligatures w14:val="none"/>
+        </w:rPr>
+        <w:t>value</w:t>
+      </w:r>
+      <w:proofErr w:type="spellEnd"/>
+      <w:r>
+        <w:rPr>
+          <w:rFonts w:ascii="Consolas" w:eastAsia="Times New Roman" w:hAnsi="Consolas" w:cs="Times New Roman"/>
+          <w:color w:val="CCCCCC"/>
+          <w:kern w:val="0"/>
+          <w:sz w:val="21"/>
+          <w:szCs w:val="21"/>
+          <w:lang w:eastAsia="it-IT"/>
+          <w14:ligatures w14:val="none"/>
+        </w:rPr>
+        <w:t>)</w:t>
+      </w:r>
+    </w:p>
+    <w:p>
+      <w:pPr>
+        <w:shd w:val="clear" w:color="auto" w:fill="1F1F1F"/>
+        <w:spacing w:after="0" w:line="285" w:lineRule="atLeast"/>
+        <w:ind w:left="360"/>
+        <w:rPr>
+          <w:rFonts w:ascii="Consolas" w:eastAsia="Times New Roman" w:hAnsi="Consolas" w:cs="Times New Roman"/>
+          <w:color w:val="CCCCCC"/>
+          <w:kern w:val="0"/>
+          <w:sz w:val="21"/>
+          <w:szCs w:val="21"/>
+          <w:lang w:eastAsia="it-IT"/>
+          <w14:ligatures w14:val="none"/>
+        </w:rPr>
+      </w:pPr>
+      <w:r>
+        <w:rPr>
+          <w:rFonts w:ascii="Consolas" w:eastAsia="Times New Roman" w:hAnsi="Consolas" w:cs="Times New Roman"/>
+          <w:color w:val="CCCCCC"/>
+          <w:kern w:val="0"/>
+          <w:sz w:val="21"/>
+          <w:szCs w:val="21"/>
+          <w:lang w:eastAsia="it-IT"/>
+          <w14:ligatures w14:val="none"/>
+        </w:rPr>
+        <w:t xml:space="preserve">    </w:t>
+      </w:r>
+    </w:p>
+    <w:p>
+      <w:pPr>
+        <w:shd w:val="clear" w:color="auto" w:fill="1F1F1F"/>
+        <w:spacing w:after="0" w:line="285" w:lineRule="atLeast"/>
+        <w:ind w:left="360"/>
+        <w:rPr>
+          <w:rFonts w:ascii="Consolas" w:eastAsia="Times New Roman" w:hAnsi="Consolas" w:cs="Times New Roman"/>
+          <w:color w:val="CCCCCC"/>
+          <w:kern w:val="0"/>
+          <w:sz w:val="21"/>
+          <w:szCs w:val="21"/>
+          <w:lang w:val="en-US" w:eastAsia="it-IT"/>
+          <w14:ligatures w14:val="none"/>
+        </w:rPr>
+      </w:pPr>
+      <w:r>
+        <w:rPr>
+          <w:rFonts w:ascii="Consolas" w:eastAsia="Times New Roman" w:hAnsi="Consolas" w:cs="Times New Roman"/>
+          <w:color w:val="569CD6"/>
+          <w:kern w:val="0"/>
+          <w:sz w:val="21"/>
+          <w:szCs w:val="21"/>
+          <w:lang w:val="en-US" w:eastAsia="it-IT"/>
+          <w14:ligatures w14:val="none"/>
+        </w:rPr>
+        <w:t>def</w:t>
+      </w:r>
+      <w:r>
+        <w:rPr>
+          <w:rFonts w:ascii="Consolas" w:eastAsia="Times New Roman" w:hAnsi="Consolas" w:cs="Times New Roman"/>
+          <w:color w:val="CCCCCC"/>
+          <w:kern w:val="0"/>
+          <w:sz w:val="21"/>
+          <w:szCs w:val="21"/>
+          <w:lang w:val="en-US" w:eastAsia="it-IT"/>
+          <w14:ligatures w14:val="none"/>
+        </w:rPr>
+        <w:t xml:space="preserve"> </w:t>
+      </w:r>
+      <w:proofErr w:type="spellStart"/>
+      <w:r>
+        <w:rPr>
+          <w:rFonts w:ascii="Consolas" w:eastAsia="Times New Roman" w:hAnsi="Consolas" w:cs="Times New Roman"/>
+          <w:color w:val="DCDCAA"/>
+          <w:kern w:val="0"/>
+          <w:sz w:val="21"/>
+          <w:szCs w:val="21"/>
+          <w:lang w:val="en-US" w:eastAsia="it-IT"/>
+          <w14:ligatures w14:val="none"/>
+        </w:rPr>
+        <w:t>respond_to_slider</w:t>
+      </w:r>
+      <w:proofErr w:type="spellEnd"/>
+      <w:r>
+        <w:rPr>
+          <w:rFonts w:ascii="Consolas" w:eastAsia="Times New Roman" w:hAnsi="Consolas" w:cs="Times New Roman"/>
+          <w:color w:val="CCCCCC"/>
+          <w:kern w:val="0"/>
+          <w:sz w:val="21"/>
+          <w:szCs w:val="21"/>
+          <w:lang w:val="en-US" w:eastAsia="it-IT"/>
+          <w14:ligatures w14:val="none"/>
+        </w:rPr>
+        <w:t>(</w:t>
+      </w:r>
+      <w:proofErr w:type="spellStart"/>
+      <w:r>
+        <w:rPr>
+          <w:rFonts w:ascii="Consolas" w:eastAsia="Times New Roman" w:hAnsi="Consolas" w:cs="Times New Roman"/>
+          <w:color w:val="9CDCFE"/>
+          <w:kern w:val="0"/>
+          <w:sz w:val="21"/>
+          <w:szCs w:val="21"/>
+          <w:lang w:val="en-US" w:eastAsia="it-IT"/>
+          <w14:ligatures w14:val="none"/>
+        </w:rPr>
+        <w:t>new_value</w:t>
+      </w:r>
+      <w:proofErr w:type="spellEnd"/>
+      <w:r>
+        <w:rPr>
+          <w:rFonts w:ascii="Consolas" w:eastAsia="Times New Roman" w:hAnsi="Consolas" w:cs="Times New Roman"/>
+          <w:color w:val="CCCCCC"/>
+          <w:kern w:val="0"/>
+          <w:sz w:val="21"/>
+          <w:szCs w:val="21"/>
+          <w:lang w:val="en-US" w:eastAsia="it-IT"/>
+          <w14:ligatures w14:val="none"/>
+        </w:rPr>
+        <w:t>):</w:t>
+      </w:r>
+    </w:p>
+    <w:p>
+      <w:pPr>
+        <w:shd w:val="clear" w:color="auto" w:fill="1F1F1F"/>
+        <w:spacing w:after="0" w:line="285" w:lineRule="atLeast"/>
+        <w:ind w:left="360"/>
+        <w:rPr>
+          <w:rFonts w:ascii="Consolas" w:eastAsia="Times New Roman" w:hAnsi="Consolas" w:cs="Times New Roman"/>
+          <w:color w:val="CCCCCC"/>
+          <w:kern w:val="0"/>
+          <w:sz w:val="21"/>
+          <w:szCs w:val="21"/>
+          <w:lang w:val="en-US" w:eastAsia="it-IT"/>
+          <w14:ligatures w14:val="none"/>
+        </w:rPr>
+      </w:pPr>
+      <w:r>
+        <w:rPr>
+          <w:rFonts w:ascii="Consolas" w:eastAsia="Times New Roman" w:hAnsi="Consolas" w:cs="Times New Roman"/>
+          <w:color w:val="CCCCCC"/>
+          <w:kern w:val="0"/>
+          <w:sz w:val="21"/>
+          <w:szCs w:val="21"/>
+          <w:lang w:val="en-US" w:eastAsia="it-IT"/>
+          <w14:ligatures w14:val="none"/>
+        </w:rPr>
+        <w:t xml:space="preserve">    </w:t>
+      </w:r>
+      <w:proofErr w:type="gramStart"/>
+      <w:r>
+        <w:rPr>
+          <w:rFonts w:ascii="Consolas" w:eastAsia="Times New Roman" w:hAnsi="Consolas" w:cs="Times New Roman"/>
+          <w:color w:val="DCDCAA"/>
+          <w:kern w:val="0"/>
+          <w:sz w:val="21"/>
+          <w:szCs w:val="21"/>
+          <w:lang w:val="en-US" w:eastAsia="it-IT"/>
+          <w14:ligatures w14:val="none"/>
+        </w:rPr>
+        <w:t>print</w:t>
+      </w:r>
+      <w:r>
+        <w:rPr>
+          <w:rFonts w:ascii="Consolas" w:eastAsia="Times New Roman" w:hAnsi="Consolas" w:cs="Times New Roman"/>
+          <w:color w:val="CCCCCC"/>
+          <w:kern w:val="0"/>
+          <w:sz w:val="21"/>
+          <w:szCs w:val="21"/>
+          <w:lang w:val="en-US" w:eastAsia="it-IT"/>
+          <w14:ligatures w14:val="none"/>
+        </w:rPr>
+        <w:t>(</w:t>
+      </w:r>
+      <w:proofErr w:type="spellStart"/>
+      <w:proofErr w:type="gramEnd"/>
+      <w:r>
+        <w:rPr>
+          <w:rFonts w:ascii="Consolas" w:eastAsia="Times New Roman" w:hAnsi="Consolas" w:cs="Times New Roman"/>
+          <w:color w:val="569CD6"/>
+          <w:kern w:val="0"/>
+          <w:sz w:val="21"/>
+          <w:szCs w:val="21"/>
+          <w:lang w:val="en-US" w:eastAsia="it-IT"/>
+          <w14:ligatures w14:val="none"/>
+        </w:rPr>
+        <w:t>f</w:t>
+      </w:r>
+      <w:r>
+        <w:rPr>
+          <w:rFonts w:ascii="Consolas" w:eastAsia="Times New Roman" w:hAnsi="Consolas" w:cs="Times New Roman"/>
+          <w:color w:val="CE9178"/>
+          <w:kern w:val="0"/>
+          <w:sz w:val="21"/>
+          <w:szCs w:val="21"/>
+          <w:lang w:val="en-US" w:eastAsia="it-IT"/>
+          <w14:ligatures w14:val="none"/>
+        </w:rPr>
+        <w:t>"Value</w:t>
+      </w:r>
+      <w:proofErr w:type="spellEnd"/>
+      <w:r>
+        <w:rPr>
+          <w:rFonts w:ascii="Consolas" w:eastAsia="Times New Roman" w:hAnsi="Consolas" w:cs="Times New Roman"/>
+          <w:color w:val="CE9178"/>
+          <w:kern w:val="0"/>
+          <w:sz w:val="21"/>
+          <w:szCs w:val="21"/>
+          <w:lang w:val="en-US" w:eastAsia="it-IT"/>
+          <w14:ligatures w14:val="none"/>
+        </w:rPr>
+        <w:t xml:space="preserve"> </w:t>
+      </w:r>
+      <w:proofErr w:type="gramStart"/>
+      <w:r>
+        <w:rPr>
+          <w:rFonts w:ascii="Consolas" w:eastAsia="Times New Roman" w:hAnsi="Consolas" w:cs="Times New Roman"/>
+          <w:color w:val="CE9178"/>
+          <w:kern w:val="0"/>
+          <w:sz w:val="21"/>
+          <w:szCs w:val="21"/>
+          <w:lang w:val="en-US" w:eastAsia="it-IT"/>
+          <w14:ligatures w14:val="none"/>
+        </w:rPr>
+        <w:t xml:space="preserve">changed: </w:t>
+      </w:r>
+      <w:r>
+        <w:rPr>
+          <w:rFonts w:ascii="Consolas" w:eastAsia="Times New Roman" w:hAnsi="Consolas" w:cs="Times New Roman"/>
+          <w:color w:val="569CD6"/>
+          <w:kern w:val="0"/>
+          <w:sz w:val="21"/>
+          <w:szCs w:val="21"/>
+          <w:lang w:val="en-US" w:eastAsia="it-IT"/>
+          <w14:ligatures w14:val="none"/>
+        </w:rPr>
+        <w:t>{</w:t>
+      </w:r>
+      <w:proofErr w:type="spellStart"/>
+      <w:proofErr w:type="gramEnd"/>
+      <w:r>
+        <w:rPr>
+          <w:rFonts w:ascii="Consolas" w:eastAsia="Times New Roman" w:hAnsi="Consolas" w:cs="Times New Roman"/>
+          <w:color w:val="9CDCFE"/>
+          <w:kern w:val="0"/>
+          <w:sz w:val="21"/>
+          <w:szCs w:val="21"/>
+          <w:lang w:val="en-US" w:eastAsia="it-IT"/>
+          <w14:ligatures w14:val="none"/>
+        </w:rPr>
+        <w:t>new_</w:t>
+      </w:r>
+      <w:proofErr w:type="gramStart"/>
+      <w:r>
+        <w:rPr>
+          <w:rFonts w:ascii="Consolas" w:eastAsia="Times New Roman" w:hAnsi="Consolas" w:cs="Times New Roman"/>
+          <w:color w:val="9CDCFE"/>
+          <w:kern w:val="0"/>
+          <w:sz w:val="21"/>
+          <w:szCs w:val="21"/>
+          <w:lang w:val="en-US" w:eastAsia="it-IT"/>
+          <w14:ligatures w14:val="none"/>
+        </w:rPr>
+        <w:t>value</w:t>
+      </w:r>
+      <w:proofErr w:type="spellEnd"/>
+      <w:r>
+        <w:rPr>
+          <w:rFonts w:ascii="Consolas" w:eastAsia="Times New Roman" w:hAnsi="Consolas" w:cs="Times New Roman"/>
+          <w:color w:val="569CD6"/>
+          <w:kern w:val="0"/>
+          <w:sz w:val="21"/>
+          <w:szCs w:val="21"/>
+          <w:lang w:val="en-US" w:eastAsia="it-IT"/>
+          <w14:ligatures w14:val="none"/>
+        </w:rPr>
+        <w:t>}</w:t>
+      </w:r>
+      <w:r>
+        <w:rPr>
+          <w:rFonts w:ascii="Consolas" w:eastAsia="Times New Roman" w:hAnsi="Consolas" w:cs="Times New Roman"/>
+          <w:color w:val="CE9178"/>
+          <w:kern w:val="0"/>
+          <w:sz w:val="21"/>
+          <w:szCs w:val="21"/>
+          <w:lang w:val="en-US" w:eastAsia="it-IT"/>
+          <w14:ligatures w14:val="none"/>
+        </w:rPr>
+        <w:t>"</w:t>
+      </w:r>
+      <w:proofErr w:type="gramEnd"/>
+      <w:r>
+        <w:rPr>
+          <w:rFonts w:ascii="Consolas" w:eastAsia="Times New Roman" w:hAnsi="Consolas" w:cs="Times New Roman"/>
+          <w:color w:val="CCCCCC"/>
+          <w:kern w:val="0"/>
+          <w:sz w:val="21"/>
+          <w:szCs w:val="21"/>
+          <w:lang w:val="en-US" w:eastAsia="it-IT"/>
+          <w14:ligatures w14:val="none"/>
+        </w:rPr>
+        <w:t>)</w:t>
+      </w:r>
+    </w:p>
+    <w:p>
+      <w:pPr>
+        <w:shd w:val="clear" w:color="auto" w:fill="1F1F1F"/>
+        <w:spacing w:after="0" w:line="285" w:lineRule="atLeast"/>
+        <w:ind w:left="360"/>
+        <w:rPr>
+          <w:rFonts w:ascii="Consolas" w:eastAsia="Times New Roman" w:hAnsi="Consolas" w:cs="Times New Roman"/>
+          <w:color w:val="CCCCCC"/>
+          <w:kern w:val="0"/>
+          <w:sz w:val="21"/>
+          <w:szCs w:val="21"/>
+          <w:lang w:val="en-US" w:eastAsia="it-IT"/>
+          <w14:ligatures w14:val="none"/>
+        </w:rPr>
+      </w:pPr>
+    </w:p>
+    <w:p>
+      <w:pPr>
+        <w:shd w:val="clear" w:color="auto" w:fill="1F1F1F"/>
+        <w:spacing w:after="0" w:line="285" w:lineRule="atLeast"/>
+        <w:ind w:left="360"/>
+        <w:rPr>
+          <w:rFonts w:ascii="Consolas" w:eastAsia="Times New Roman" w:hAnsi="Consolas" w:cs="Times New Roman"/>
+          <w:color w:val="CCCCCC"/>
+          <w:kern w:val="0"/>
+          <w:sz w:val="21"/>
+          <w:szCs w:val="21"/>
+          <w:lang w:eastAsia="it-IT"/>
+          <w14:ligatures w14:val="none"/>
+        </w:rPr>
+      </w:pPr>
+      <w:r>
+        <w:rPr>
+          <w:rFonts w:ascii="Consolas" w:eastAsia="Times New Roman" w:hAnsi="Consolas" w:cs="Times New Roman"/>
+          <w:color w:val="9CDCFE"/>
+          <w:kern w:val="0"/>
+          <w:sz w:val="21"/>
+          <w:szCs w:val="21"/>
+          <w:lang w:eastAsia="it-IT"/>
+          <w14:ligatures w14:val="none"/>
+        </w:rPr>
+        <w:t>app</w:t>
+      </w:r>
+      <w:r>
+        <w:rPr>
+          <w:rFonts w:ascii="Consolas" w:eastAsia="Times New Roman" w:hAnsi="Consolas" w:cs="Times New Roman"/>
+          <w:color w:val="CCCCCC"/>
+          <w:kern w:val="0"/>
+          <w:sz w:val="21"/>
+          <w:szCs w:val="21"/>
+          <w:lang w:eastAsia="it-IT"/>
+          <w14:ligatures w14:val="none"/>
+        </w:rPr>
+        <w:t xml:space="preserve"> </w:t>
+      </w:r>
+      <w:r>
+        <w:rPr>
+          <w:rFonts w:ascii="Consolas" w:eastAsia="Times New Roman" w:hAnsi="Consolas" w:cs="Times New Roman"/>
+          <w:color w:val="D4D4D4"/>
+          <w:kern w:val="0"/>
+          <w:sz w:val="21"/>
+          <w:szCs w:val="21"/>
+          <w:lang w:eastAsia="it-IT"/>
+          <w14:ligatures w14:val="none"/>
+        </w:rPr>
+        <w:t>=</w:t>
+      </w:r>
+      <w:r>
+        <w:rPr>
+          <w:rFonts w:ascii="Consolas" w:eastAsia="Times New Roman" w:hAnsi="Consolas" w:cs="Times New Roman"/>
+          <w:color w:val="CCCCCC"/>
+          <w:kern w:val="0"/>
+          <w:sz w:val="21"/>
+          <w:szCs w:val="21"/>
+          <w:lang w:eastAsia="it-IT"/>
+          <w14:ligatures w14:val="none"/>
+        </w:rPr>
+        <w:t xml:space="preserve"> </w:t>
+      </w:r>
+      <w:proofErr w:type="spellStart"/>
+      <w:proofErr w:type="gramStart"/>
+      <w:r>
+        <w:rPr>
+          <w:rFonts w:ascii="Consolas" w:eastAsia="Times New Roman" w:hAnsi="Consolas" w:cs="Times New Roman"/>
+          <w:color w:val="4EC9B0"/>
+          <w:kern w:val="0"/>
+          <w:sz w:val="21"/>
+          <w:szCs w:val="21"/>
+          <w:lang w:eastAsia="it-IT"/>
+          <w14:ligatures w14:val="none"/>
+        </w:rPr>
+        <w:t>QApplication</w:t>
+      </w:r>
+      <w:proofErr w:type="spellEnd"/>
+      <w:r>
+        <w:rPr>
+          <w:rFonts w:ascii="Consolas" w:eastAsia="Times New Roman" w:hAnsi="Consolas" w:cs="Times New Roman"/>
+          <w:color w:val="CCCCCC"/>
+          <w:kern w:val="0"/>
+          <w:sz w:val="21"/>
+          <w:szCs w:val="21"/>
+          <w:lang w:eastAsia="it-IT"/>
+          <w14:ligatures w14:val="none"/>
+        </w:rPr>
+        <w:t>(</w:t>
+      </w:r>
+      <w:proofErr w:type="gramEnd"/>
+      <w:r>
+        <w:rPr>
+          <w:rFonts w:ascii="Consolas" w:eastAsia="Times New Roman" w:hAnsi="Consolas" w:cs="Times New Roman"/>
+          <w:color w:val="CCCCCC"/>
+          <w:kern w:val="0"/>
+          <w:sz w:val="21"/>
+          <w:szCs w:val="21"/>
+          <w:lang w:eastAsia="it-IT"/>
+          <w14:ligatures w14:val="none"/>
+        </w:rPr>
+        <w:t>)</w:t>
+      </w:r>
+    </w:p>
+    <w:p>
+      <w:pPr>
+        <w:shd w:val="clear" w:color="auto" w:fill="1F1F1F"/>
+        <w:spacing w:after="0" w:line="285" w:lineRule="atLeast"/>
+        <w:ind w:left="360"/>
+        <w:rPr>
+          <w:rFonts w:ascii="Consolas" w:eastAsia="Times New Roman" w:hAnsi="Consolas" w:cs="Times New Roman"/>
+          <w:color w:val="CCCCCC"/>
+          <w:kern w:val="0"/>
+          <w:sz w:val="21"/>
+          <w:szCs w:val="21"/>
+          <w:lang w:eastAsia="it-IT"/>
+          <w14:ligatures w14:val="none"/>
+        </w:rPr>
+      </w:pPr>
+      <w:r>
+        <w:rPr>
+          <w:rFonts w:ascii="Consolas" w:eastAsia="Times New Roman" w:hAnsi="Consolas" w:cs="Times New Roman"/>
+          <w:color w:val="9CDCFE"/>
+          <w:kern w:val="0"/>
+          <w:sz w:val="21"/>
+          <w:szCs w:val="21"/>
+          <w:lang w:eastAsia="it-IT"/>
+          <w14:ligatures w14:val="none"/>
+        </w:rPr>
+        <w:t>slider</w:t>
+      </w:r>
+      <w:r>
+        <w:rPr>
+          <w:rFonts w:ascii="Consolas" w:eastAsia="Times New Roman" w:hAnsi="Consolas" w:cs="Times New Roman"/>
+          <w:color w:val="CCCCCC"/>
+          <w:kern w:val="0"/>
+          <w:sz w:val="21"/>
+          <w:szCs w:val="21"/>
+          <w:lang w:eastAsia="it-IT"/>
+          <w14:ligatures w14:val="none"/>
+        </w:rPr>
+        <w:t xml:space="preserve"> </w:t>
+      </w:r>
+      <w:r>
+        <w:rPr>
+          <w:rFonts w:ascii="Consolas" w:eastAsia="Times New Roman" w:hAnsi="Consolas" w:cs="Times New Roman"/>
+          <w:color w:val="D4D4D4"/>
+          <w:kern w:val="0"/>
+          <w:sz w:val="21"/>
+          <w:szCs w:val="21"/>
+          <w:lang w:eastAsia="it-IT"/>
+          <w14:ligatures w14:val="none"/>
+        </w:rPr>
+        <w:t>=</w:t>
+      </w:r>
+      <w:r>
+        <w:rPr>
+          <w:rFonts w:ascii="Consolas" w:eastAsia="Times New Roman" w:hAnsi="Consolas" w:cs="Times New Roman"/>
+          <w:color w:val="CCCCCC"/>
+          <w:kern w:val="0"/>
+          <w:sz w:val="21"/>
+          <w:szCs w:val="21"/>
+          <w:lang w:eastAsia="it-IT"/>
+          <w14:ligatures w14:val="none"/>
+        </w:rPr>
+        <w:t xml:space="preserve"> </w:t>
+      </w:r>
+      <w:proofErr w:type="spellStart"/>
+      <w:proofErr w:type="gramStart"/>
+      <w:r>
+        <w:rPr>
+          <w:rFonts w:ascii="Consolas" w:eastAsia="Times New Roman" w:hAnsi="Consolas" w:cs="Times New Roman"/>
+          <w:color w:val="4EC9B0"/>
+          <w:kern w:val="0"/>
+          <w:sz w:val="21"/>
+          <w:szCs w:val="21"/>
+          <w:lang w:eastAsia="it-IT"/>
+          <w14:ligatures w14:val="none"/>
+        </w:rPr>
+        <w:t>GoodSlider</w:t>
+      </w:r>
+      <w:proofErr w:type="spellEnd"/>
+      <w:r>
+        <w:rPr>
+          <w:rFonts w:ascii="Consolas" w:eastAsia="Times New Roman" w:hAnsi="Consolas" w:cs="Times New Roman"/>
+          <w:color w:val="CCCCCC"/>
+          <w:kern w:val="0"/>
+          <w:sz w:val="21"/>
+          <w:szCs w:val="21"/>
+          <w:lang w:eastAsia="it-IT"/>
+          <w14:ligatures w14:val="none"/>
+        </w:rPr>
+        <w:t>(</w:t>
+      </w:r>
+      <w:proofErr w:type="gramEnd"/>
+      <w:r>
+        <w:rPr>
+          <w:rFonts w:ascii="Consolas" w:eastAsia="Times New Roman" w:hAnsi="Consolas" w:cs="Times New Roman"/>
+          <w:color w:val="CCCCCC"/>
+          <w:kern w:val="0"/>
+          <w:sz w:val="21"/>
+          <w:szCs w:val="21"/>
+          <w:lang w:eastAsia="it-IT"/>
+          <w14:ligatures w14:val="none"/>
+        </w:rPr>
+        <w:t>)</w:t>
+      </w:r>
+    </w:p>
+    <w:p>
+      <w:pPr>
+        <w:shd w:val="clear" w:color="auto" w:fill="1F1F1F"/>
+        <w:spacing w:after="0" w:line="285" w:lineRule="atLeast"/>
+        <w:ind w:left="360"/>
+        <w:rPr>
+          <w:rFonts w:ascii="Consolas" w:eastAsia="Times New Roman" w:hAnsi="Consolas" w:cs="Times New Roman"/>
+          <w:color w:val="CCCCCC"/>
+          <w:kern w:val="0"/>
+          <w:sz w:val="21"/>
+          <w:szCs w:val="21"/>
+          <w:lang w:eastAsia="it-IT"/>
+          <w14:ligatures w14:val="none"/>
+        </w:rPr>
+      </w:pPr>
+    </w:p>
+    <w:p>
+      <w:pPr>
+        <w:shd w:val="clear" w:color="auto" w:fill="1F1F1F"/>
+        <w:spacing w:after="0" w:line="285" w:lineRule="atLeast"/>
+        <w:ind w:left="360"/>
+        <w:rPr>
+          <w:rFonts w:ascii="Consolas" w:eastAsia="Times New Roman" w:hAnsi="Consolas" w:cs="Times New Roman"/>
+          <w:color w:val="CCCCCC"/>
+          <w:kern w:val="0"/>
+          <w:sz w:val="21"/>
+          <w:szCs w:val="21"/>
+          <w:lang w:val="en-US" w:eastAsia="it-IT"/>
+          <w14:ligatures w14:val="none"/>
+        </w:rPr>
+      </w:pPr>
+      <w:proofErr w:type="spellStart"/>
+      <w:proofErr w:type="gramStart"/>
+      <w:r>
+        <w:rPr>
+          <w:rFonts w:ascii="Consolas" w:eastAsia="Times New Roman" w:hAnsi="Consolas" w:cs="Times New Roman"/>
+          <w:color w:val="9CDCFE"/>
+          <w:kern w:val="0"/>
+          <w:sz w:val="21"/>
+          <w:szCs w:val="21"/>
+          <w:lang w:val="en-US" w:eastAsia="it-IT"/>
+          <w14:ligatures w14:val="none"/>
+        </w:rPr>
+        <w:t>slider</w:t>
+      </w:r>
+      <w:r>
+        <w:rPr>
+          <w:rFonts w:ascii="Consolas" w:eastAsia="Times New Roman" w:hAnsi="Consolas" w:cs="Times New Roman"/>
+          <w:color w:val="CCCCCC"/>
+          <w:kern w:val="0"/>
+          <w:sz w:val="21"/>
+          <w:szCs w:val="21"/>
+          <w:lang w:val="en-US" w:eastAsia="it-IT"/>
+          <w14:ligatures w14:val="none"/>
+        </w:rPr>
+        <w:t>.</w:t>
+      </w:r>
+      <w:r>
+        <w:rPr>
+          <w:rFonts w:ascii="Consolas" w:eastAsia="Times New Roman" w:hAnsi="Consolas" w:cs="Times New Roman"/>
+          <w:color w:val="9CDCFE"/>
+          <w:kern w:val="0"/>
+          <w:sz w:val="21"/>
+          <w:szCs w:val="21"/>
+          <w:lang w:val="en-US" w:eastAsia="it-IT"/>
+          <w14:ligatures w14:val="none"/>
+        </w:rPr>
+        <w:t>valueChanged</w:t>
+      </w:r>
+      <w:r>
+        <w:rPr>
+          <w:rFonts w:ascii="Consolas" w:eastAsia="Times New Roman" w:hAnsi="Consolas" w:cs="Times New Roman"/>
+          <w:color w:val="CCCCCC"/>
+          <w:kern w:val="0"/>
+          <w:sz w:val="21"/>
+          <w:szCs w:val="21"/>
+          <w:lang w:val="en-US" w:eastAsia="it-IT"/>
+          <w14:ligatures w14:val="none"/>
+        </w:rPr>
+        <w:t>.</w:t>
+      </w:r>
+      <w:r>
+        <w:rPr>
+          <w:rFonts w:ascii="Consolas" w:eastAsia="Times New Roman" w:hAnsi="Consolas" w:cs="Times New Roman"/>
+          <w:color w:val="DCDCAA"/>
+          <w:kern w:val="0"/>
+          <w:sz w:val="21"/>
+          <w:szCs w:val="21"/>
+          <w:lang w:val="en-US" w:eastAsia="it-IT"/>
+          <w14:ligatures w14:val="none"/>
+        </w:rPr>
+        <w:t>connect</w:t>
+      </w:r>
+      <w:proofErr w:type="spellEnd"/>
+      <w:proofErr w:type="gramEnd"/>
+      <w:r>
+        <w:rPr>
+          <w:rFonts w:ascii="Consolas" w:eastAsia="Times New Roman" w:hAnsi="Consolas" w:cs="Times New Roman"/>
+          <w:color w:val="CCCCCC"/>
+          <w:kern w:val="0"/>
+          <w:sz w:val="21"/>
+          <w:szCs w:val="21"/>
+          <w:lang w:val="en-US" w:eastAsia="it-IT"/>
+          <w14:ligatures w14:val="none"/>
+        </w:rPr>
+        <w:t>(</w:t>
+      </w:r>
+      <w:proofErr w:type="spellStart"/>
+      <w:r>
+        <w:rPr>
+          <w:rFonts w:ascii="Consolas" w:eastAsia="Times New Roman" w:hAnsi="Consolas" w:cs="Times New Roman"/>
+          <w:color w:val="DCDCAA"/>
+          <w:kern w:val="0"/>
+          <w:sz w:val="21"/>
+          <w:szCs w:val="21"/>
+          <w:lang w:val="en-US" w:eastAsia="it-IT"/>
+          <w14:ligatures w14:val="none"/>
+        </w:rPr>
+        <w:t>respond_to_slider</w:t>
+      </w:r>
+      <w:proofErr w:type="spellEnd"/>
+      <w:r>
+        <w:rPr>
+          <w:rFonts w:ascii="Consolas" w:eastAsia="Times New Roman" w:hAnsi="Consolas" w:cs="Times New Roman"/>
+          <w:color w:val="CCCCCC"/>
+          <w:kern w:val="0"/>
+          <w:sz w:val="21"/>
+          <w:szCs w:val="21"/>
+          <w:lang w:val="en-US" w:eastAsia="it-IT"/>
+          <w14:ligatures w14:val="none"/>
+        </w:rPr>
+        <w:t>)</w:t>
+      </w:r>
+    </w:p>
+    <w:p>
+      <w:pPr>
+        <w:shd w:val="clear" w:color="auto" w:fill="1F1F1F"/>
+        <w:spacing w:after="0" w:line="285" w:lineRule="atLeast"/>
+        <w:ind w:left="360"/>
+        <w:rPr>
+          <w:rFonts w:ascii="Consolas" w:eastAsia="Times New Roman" w:hAnsi="Consolas" w:cs="Times New Roman"/>
+          <w:color w:val="CCCCCC"/>
+          <w:kern w:val="0"/>
+          <w:sz w:val="21"/>
+          <w:szCs w:val="21"/>
+          <w:lang w:eastAsia="it-IT"/>
+          <w14:ligatures w14:val="none"/>
+        </w:rPr>
+      </w:pPr>
+      <w:proofErr w:type="spellStart"/>
+      <w:proofErr w:type="gramStart"/>
+      <w:r>
+        <w:rPr>
+          <w:rFonts w:ascii="Consolas" w:eastAsia="Times New Roman" w:hAnsi="Consolas" w:cs="Times New Roman"/>
+          <w:color w:val="9CDCFE"/>
+          <w:kern w:val="0"/>
+          <w:sz w:val="21"/>
+          <w:szCs w:val="21"/>
+          <w:lang w:eastAsia="it-IT"/>
+          <w14:ligatures w14:val="none"/>
+        </w:rPr>
+        <w:t>slider</w:t>
+      </w:r>
+      <w:r>
+        <w:rPr>
+          <w:rFonts w:ascii="Consolas" w:eastAsia="Times New Roman" w:hAnsi="Consolas" w:cs="Times New Roman"/>
+          <w:color w:val="CCCCCC"/>
+          <w:kern w:val="0"/>
+          <w:sz w:val="21"/>
+          <w:szCs w:val="21"/>
+          <w:lang w:eastAsia="it-IT"/>
+          <w14:ligatures w14:val="none"/>
+        </w:rPr>
+        <w:t>.</w:t>
+      </w:r>
+      <w:r>
+        <w:rPr>
+          <w:rFonts w:ascii="Consolas" w:eastAsia="Times New Roman" w:hAnsi="Consolas" w:cs="Times New Roman"/>
+          <w:color w:val="DCDCAA"/>
+          <w:kern w:val="0"/>
+          <w:sz w:val="21"/>
+          <w:szCs w:val="21"/>
+          <w:lang w:eastAsia="it-IT"/>
+          <w14:ligatures w14:val="none"/>
+        </w:rPr>
+        <w:t>show</w:t>
+      </w:r>
+      <w:proofErr w:type="spellEnd"/>
+      <w:proofErr w:type="gramEnd"/>
+      <w:r>
+        <w:rPr>
+          <w:rFonts w:ascii="Consolas" w:eastAsia="Times New Roman" w:hAnsi="Consolas" w:cs="Times New Roman"/>
+          <w:color w:val="CCCCCC"/>
+          <w:kern w:val="0"/>
+          <w:sz w:val="21"/>
+          <w:szCs w:val="21"/>
+          <w:lang w:eastAsia="it-IT"/>
+          <w14:ligatures w14:val="none"/>
+        </w:rPr>
+        <w:t>()</w:t>
+      </w:r>
+    </w:p>
+    <w:p>
+      <w:pPr>
+        <w:shd w:val="clear" w:color="auto" w:fill="1F1F1F"/>
+        <w:spacing w:after="0" w:line="285" w:lineRule="atLeast"/>
+        <w:ind w:left="360"/>
+        <w:rPr>
+          <w:rFonts w:ascii="Consolas" w:eastAsia="Times New Roman" w:hAnsi="Consolas" w:cs="Times New Roman"/>
+          <w:color w:val="CCCCCC"/>
+          <w:kern w:val="0"/>
+          <w:sz w:val="21"/>
+          <w:szCs w:val="21"/>
+          <w:lang w:eastAsia="it-IT"/>
+          <w14:ligatures w14:val="none"/>
+        </w:rPr>
+      </w:pPr>
+      <w:proofErr w:type="spellStart"/>
+      <w:proofErr w:type="gramStart"/>
+      <w:r>
+        <w:rPr>
+          <w:rFonts w:ascii="Consolas" w:eastAsia="Times New Roman" w:hAnsi="Consolas" w:cs="Times New Roman"/>
+          <w:color w:val="9CDCFE"/>
+          <w:kern w:val="0"/>
+          <w:sz w:val="21"/>
+          <w:szCs w:val="21"/>
+          <w:lang w:eastAsia="it-IT"/>
+          <w14:ligatures w14:val="none"/>
+        </w:rPr>
+        <w:t>app</w:t>
+      </w:r>
+      <w:r>
+        <w:rPr>
+          <w:rFonts w:ascii="Consolas" w:eastAsia="Times New Roman" w:hAnsi="Consolas" w:cs="Times New Roman"/>
+          <w:color w:val="CCCCCC"/>
+          <w:kern w:val="0"/>
+          <w:sz w:val="21"/>
+          <w:szCs w:val="21"/>
+          <w:lang w:eastAsia="it-IT"/>
+          <w14:ligatures w14:val="none"/>
+        </w:rPr>
+        <w:t>.</w:t>
+      </w:r>
+      <w:r>
+        <w:rPr>
+          <w:rFonts w:ascii="Consolas" w:eastAsia="Times New Roman" w:hAnsi="Consolas" w:cs="Times New Roman"/>
+          <w:color w:val="DCDCAA"/>
+          <w:kern w:val="0"/>
+          <w:sz w:val="21"/>
+          <w:szCs w:val="21"/>
+          <w:lang w:eastAsia="it-IT"/>
+          <w14:ligatures w14:val="none"/>
+        </w:rPr>
+        <w:t>exec</w:t>
+      </w:r>
+      <w:proofErr w:type="spellEnd"/>
+      <w:r>
+        <w:rPr>
+          <w:rFonts w:ascii="Consolas" w:eastAsia="Times New Roman" w:hAnsi="Consolas" w:cs="Times New Roman"/>
+          <w:color w:val="CCCCCC"/>
+          <w:kern w:val="0"/>
+          <w:sz w:val="21"/>
+          <w:szCs w:val="21"/>
+          <w:lang w:eastAsia="it-IT"/>
+          <w14:ligatures w14:val="none"/>
+        </w:rPr>
+        <w:t>(</w:t>
+      </w:r>
+      <w:proofErr w:type="gramEnd"/>
+      <w:r>
+        <w:rPr>
+          <w:rFonts w:ascii="Consolas" w:eastAsia="Times New Roman" w:hAnsi="Consolas" w:cs="Times New Roman"/>
+          <w:color w:val="CCCCCC"/>
+          <w:kern w:val="0"/>
+          <w:sz w:val="21"/>
+          <w:szCs w:val="21"/>
+          <w:lang w:eastAsia="it-IT"/>
+          <w14:ligatures w14:val="none"/>
+        </w:rPr>
+        <w:t>)</w:t>
+      </w:r>
+    </w:p>
+    <w:p>
+      <w:pPr>
+        <w:pStyle w:val="Paragrafoelenco"/>
+        <w:numPr>
+          <w:ilvl w:val="0"/>
+          <w:numId w:val="3"/>
+        </w:numPr>
+        <w:rPr>
+          <w:lang w:val="en-US"/>
+        </w:rPr>
+      </w:pPr>
+      <w:r>
+        <w:rPr>
+          <w:lang w:val="en-US"/>
+        </w:rPr>
+        <w:t>PARAMETER “</w:t>
+      </w:r>
+      <w:r>
+        <w:rPr>
+          <w:b/>
+          <w:bCs/>
+          <w:color w:val="C00000"/>
+          <w:lang w:val="en-US"/>
+        </w:rPr>
+        <w:t>value</w:t>
+      </w:r>
+      <w:r>
+        <w:rPr>
+          <w:lang w:val="en-US"/>
+        </w:rPr>
+        <w:t xml:space="preserve">” catches the actual </w:t>
+      </w:r>
+      <w:r>
+        <w:rPr>
+          <w:b/>
+          <w:bCs/>
+          <w:lang w:val="en-US"/>
+        </w:rPr>
+        <w:t>value of the bar</w:t>
+      </w:r>
+      <w:r>
+        <w:rPr>
+          <w:lang w:val="en-US"/>
+        </w:rPr>
+        <w:t xml:space="preserve"> (</w:t>
+      </w:r>
+      <w:proofErr w:type="spellStart"/>
+      <w:r>
+        <w:rPr>
+          <w:i/>
+          <w:iCs/>
+          <w:lang w:val="en-US"/>
+        </w:rPr>
+        <w:t>slided</w:t>
+      </w:r>
+      <w:proofErr w:type="spellEnd"/>
+      <w:r>
+        <w:rPr>
+          <w:lang w:val="en-US"/>
+        </w:rPr>
+        <w:t xml:space="preserve"> </w:t>
+      </w:r>
+      <w:r>
+        <w:rPr>
+          <w:i/>
+          <w:iCs/>
+          <w:lang w:val="en-US"/>
+        </w:rPr>
+        <w:t>by</w:t>
+      </w:r>
+      <w:r>
+        <w:rPr>
+          <w:lang w:val="en-US"/>
+        </w:rPr>
+        <w:t xml:space="preserve"> </w:t>
+      </w:r>
+      <w:r>
+        <w:rPr>
+          <w:i/>
+          <w:iCs/>
+          <w:lang w:val="en-US"/>
+        </w:rPr>
+        <w:t>user</w:t>
+      </w:r>
+      <w:r>
+        <w:rPr>
+          <w:lang w:val="en-US"/>
+        </w:rPr>
+        <w:t>)</w:t>
+      </w:r>
+    </w:p>
+    <w:p>
+      <w:pPr>
+        <w:rPr>
+          <w:lang w:val="en-US"/>
+        </w:rPr>
+      </w:pPr>
+    </w:p>
+    <w:p>
+      <w:pPr>
+        <w:rPr>
+          <w:b/>
+          <w:bCs/>
+          <w:lang w:val="en-US"/>
+        </w:rPr>
+      </w:pPr>
+      <w:proofErr w:type="spellStart"/>
+      <w:r>
+        <w:rPr>
+          <w:b/>
+          <w:bCs/>
+          <w:highlight w:val="yellow"/>
+          <w:lang w:val="en-US"/>
+        </w:rPr>
+        <w:t>QWidgets</w:t>
+      </w:r>
+      <w:proofErr w:type="spellEnd"/>
+      <w:r>
+        <w:rPr>
+          <w:b/>
+          <w:bCs/>
+          <w:highlight w:val="yellow"/>
+          <w:lang w:val="en-US"/>
+        </w:rPr>
+        <w:t>:</w:t>
+      </w:r>
+    </w:p>
+    <w:p>
+      <w:pPr>
+        <w:pStyle w:val="Paragrafoelenco"/>
+        <w:numPr>
+          <w:ilvl w:val="0"/>
+          <w:numId w:val="4"/>
+        </w:numPr>
+        <w:rPr>
+          <w:b/>
+          <w:bCs/>
+          <w:lang w:val="en-US"/>
+        </w:rPr>
+      </w:pPr>
+      <w:proofErr w:type="spellStart"/>
+      <w:r>
+        <w:rPr>
+          <w:b/>
+          <w:bCs/>
+          <w:lang w:val="en-US"/>
+        </w:rPr>
+        <w:t>QWidget</w:t>
+      </w:r>
+      <w:proofErr w:type="spellEnd"/>
+      <w:r>
+        <w:rPr>
+          <w:b/>
+          <w:bCs/>
+          <w:lang w:val="en-US"/>
+        </w:rPr>
+        <w:t xml:space="preserve">: </w:t>
+      </w:r>
+      <w:r>
+        <w:rPr>
+          <w:i/>
+          <w:iCs/>
+          <w:lang w:val="en-US"/>
+        </w:rPr>
+        <w:t>parent</w:t>
+      </w:r>
+      <w:r>
+        <w:rPr>
+          <w:lang w:val="en-US"/>
+        </w:rPr>
+        <w:t xml:space="preserve"> of all widgets</w:t>
+      </w:r>
+    </w:p>
+    <w:p>
+      <w:pPr>
+        <w:pStyle w:val="Paragrafoelenco"/>
+        <w:numPr>
+          <w:ilvl w:val="0"/>
+          <w:numId w:val="4"/>
+        </w:numPr>
+        <w:rPr>
+          <w:b/>
+          <w:bCs/>
+          <w:lang w:val="en-US"/>
+        </w:rPr>
+      </w:pPr>
+      <w:proofErr w:type="spellStart"/>
+      <w:r>
+        <w:rPr>
+          <w:b/>
+          <w:bCs/>
+          <w:lang w:val="en-US"/>
+        </w:rPr>
+        <w:lastRenderedPageBreak/>
+        <w:t>QMainWindow</w:t>
+      </w:r>
+      <w:proofErr w:type="spellEnd"/>
+      <w:r>
+        <w:rPr>
+          <w:b/>
+          <w:bCs/>
+          <w:lang w:val="en-US"/>
+        </w:rPr>
+        <w:t>:</w:t>
+      </w:r>
+    </w:p>
+    <w:p>
+      <w:pPr>
+        <w:pStyle w:val="Paragrafoelenco"/>
+        <w:rPr>
+          <w:b/>
+          <w:bCs/>
+          <w:lang w:val="en-US"/>
+        </w:rPr>
+      </w:pPr>
+    </w:p>
+    <w:p>
+      <w:pPr>
+        <w:pStyle w:val="Paragrafoelenco"/>
+        <w:rPr>
+          <w:b/>
+          <w:bCs/>
+          <w:lang w:val="en-US"/>
+        </w:rPr>
+      </w:pPr>
+      <w:r>
+        <w:rPr>
+          <w:rFonts w:ascii="Consolas" w:eastAsia="Times New Roman" w:hAnsi="Consolas" w:cs="Times New Roman"/>
+          <w:color w:val="E97132" w:themeColor="accent2"/>
+          <w:kern w:val="0"/>
+          <w:sz w:val="21"/>
+          <w:szCs w:val="21"/>
+          <w:lang w:val="en-US" w:eastAsia="it-IT"/>
+          <w14:ligatures w14:val="none"/>
+        </w:rPr>
         <w:drawing>
-          <wp:inline distT="0" distB="0" distL="0" distR="0" wp14:anchorId="650F11D9" wp14:editId="0E2C902C">
-            <wp:extent cx="3667637" cy="3124636"/>
+          <wp:anchor distT="0" distB="0" distL="114300" distR="114300" simplePos="0" relativeHeight="251663360" behindDoc="0" locked="0" layoutInCell="1" allowOverlap="1" wp14:anchorId="606EDEBC" wp14:editId="6C85B37C">
+            <wp:simplePos x="0" y="0"/>
+            <wp:positionH relativeFrom="column">
+              <wp:posOffset>4070350</wp:posOffset>
+            </wp:positionH>
+            <wp:positionV relativeFrom="paragraph">
+              <wp:posOffset>-190500</wp:posOffset>
+            </wp:positionV>
+            <wp:extent cx="2505075" cy="2133600"/>
             <wp:effectExtent l="0" t="0" r="9525" b="0"/>
+            <wp:wrapSquare wrapText="bothSides"/>
             <wp:docPr id="996936223" name="Immagine 1"/>
             <wp:cNvGraphicFramePr>
               <a:graphicFrameLocks xmlns:a="http://schemas.openxmlformats.org/drawingml/2006/main" noChangeAspect="1"/>
@@ -351,7 +5672,13 @@
                     <pic:cNvPicPr/>
                   </pic:nvPicPr>
                   <pic:blipFill>
-                    <a:blip r:embed="rId4"/>
+                    <a:blip r:embed="rId5">
+                      <a:extLst>
+                        <a:ext uri="{28A0092B-C50C-407E-A947-70E740481C1C}">
+                          <a14:useLocalDpi xmlns:a14="http://schemas.microsoft.com/office/drawing/2010/main" val="0"/>
+                        </a:ext>
+                      </a:extLst>
+                    </a:blip>
                     <a:stretch>
                       <a:fillRect/>
                     </a:stretch>
@@ -359,7 +5686,547 @@
                   <pic:spPr>
                     <a:xfrm>
                       <a:off x="0" y="0"/>
-                      <a:ext cx="3667637" cy="3124636"/>
+                      <a:ext cx="2505075" cy="2133600"/>
+                    </a:xfrm>
+                    <a:prstGeom prst="rect">
+                      <a:avLst/>
+                    </a:prstGeom>
+                  </pic:spPr>
+                </pic:pic>
+              </a:graphicData>
+            </a:graphic>
+            <wp14:sizeRelH relativeFrom="margin">
+              <wp14:pctWidth>0</wp14:pctWidth>
+            </wp14:sizeRelH>
+            <wp14:sizeRelV relativeFrom="margin">
+              <wp14:pctHeight>0</wp14:pctHeight>
+            </wp14:sizeRelV>
+          </wp:anchor>
+        </w:drawing>
+      </w:r>
+    </w:p>
+    <w:p>
+      <w:pPr>
+        <w:pStyle w:val="Paragrafoelenco"/>
+        <w:rPr>
+          <w:b/>
+          <w:bCs/>
+          <w:lang w:val="en-US"/>
+        </w:rPr>
+      </w:pPr>
+    </w:p>
+    <w:p>
+      <w:pPr>
+        <w:pStyle w:val="Paragrafoelenco"/>
+        <w:rPr>
+          <w:b/>
+          <w:bCs/>
+          <w:lang w:val="en-US"/>
+        </w:rPr>
+      </w:pPr>
+    </w:p>
+    <w:p>
+      <w:pPr>
+        <w:pStyle w:val="Paragrafoelenco"/>
+        <w:rPr>
+          <w:b/>
+          <w:bCs/>
+          <w:lang w:val="en-US"/>
+        </w:rPr>
+      </w:pPr>
+    </w:p>
+    <w:p>
+      <w:pPr>
+        <w:pStyle w:val="Paragrafoelenco"/>
+        <w:rPr>
+          <w:b/>
+          <w:bCs/>
+          <w:lang w:val="en-US"/>
+        </w:rPr>
+      </w:pPr>
+    </w:p>
+    <w:p>
+      <w:pPr>
+        <w:pStyle w:val="Paragrafoelenco"/>
+        <w:rPr>
+          <w:b/>
+          <w:bCs/>
+          <w:lang w:val="en-US"/>
+        </w:rPr>
+      </w:pPr>
+    </w:p>
+    <w:p>
+      <w:pPr>
+        <w:pStyle w:val="Paragrafoelenco"/>
+        <w:rPr>
+          <w:b/>
+          <w:bCs/>
+          <w:lang w:val="en-US"/>
+        </w:rPr>
+      </w:pPr>
+    </w:p>
+    <w:p>
+      <w:pPr>
+        <w:pStyle w:val="Paragrafoelenco"/>
+        <w:rPr>
+          <w:b/>
+          <w:bCs/>
+          <w:lang w:val="en-US"/>
+        </w:rPr>
+      </w:pPr>
+    </w:p>
+    <w:p>
+      <w:pPr>
+        <w:pStyle w:val="Paragrafoelenco"/>
+        <w:rPr>
+          <w:b/>
+          <w:bCs/>
+          <w:lang w:val="en-US"/>
+        </w:rPr>
+      </w:pPr>
+    </w:p>
+    <w:p>
+      <w:pPr>
+        <w:pStyle w:val="Paragrafoelenco"/>
+        <w:numPr>
+          <w:ilvl w:val="0"/>
+          <w:numId w:val="4"/>
+        </w:numPr>
+        <w:rPr>
+          <w:b/>
+          <w:bCs/>
+          <w:lang w:val="en-US"/>
+        </w:rPr>
+      </w:pPr>
+      <w:proofErr w:type="spellStart"/>
+      <w:r>
+        <w:rPr>
+          <w:b/>
+          <w:bCs/>
+          <w:lang w:val="en-US"/>
+        </w:rPr>
+        <w:t>QPushButton</w:t>
+      </w:r>
+      <w:proofErr w:type="spellEnd"/>
+    </w:p>
+    <w:p>
+      <w:pPr>
+        <w:pStyle w:val="Paragrafoelenco"/>
+        <w:numPr>
+          <w:ilvl w:val="0"/>
+          <w:numId w:val="4"/>
+        </w:numPr>
+        <w:rPr>
+          <w:b/>
+          <w:bCs/>
+        </w:rPr>
+      </w:pPr>
+      <w:r>
+        <w:rPr>
+          <w:b/>
+          <w:bCs/>
+        </w:rPr>
+        <w:t xml:space="preserve">LAYOUTS: </w:t>
+      </w:r>
+      <w:r>
+        <w:t>utili per mettere insieme</w:t>
+      </w:r>
+      <w:r>
+        <w:t xml:space="preserve"> </w:t>
+      </w:r>
+      <w:r>
+        <w:rPr>
+          <w:i/>
+          <w:iCs/>
+        </w:rPr>
+        <w:t>più widgets</w:t>
+      </w:r>
+      <w:r>
+        <w:t xml:space="preserve"> in maniera </w:t>
+      </w:r>
+      <w:r>
+        <w:rPr>
+          <w:b/>
+          <w:bCs/>
+        </w:rPr>
+        <w:t>ARMONIOSA</w:t>
+      </w:r>
+    </w:p>
+    <w:p>
+      <w:pPr>
+        <w:pStyle w:val="Paragrafoelenco"/>
+        <w:numPr>
+          <w:ilvl w:val="1"/>
+          <w:numId w:val="4"/>
+        </w:numPr>
+        <w:rPr>
+          <w:b/>
+          <w:bCs/>
+        </w:rPr>
+      </w:pPr>
+      <w:proofErr w:type="spellStart"/>
+      <w:r>
+        <w:rPr>
+          <w:b/>
+          <w:bCs/>
+        </w:rPr>
+        <w:t>QHBoxLayout</w:t>
+      </w:r>
+      <w:proofErr w:type="spellEnd"/>
+      <w:r>
+        <w:rPr>
+          <w:b/>
+          <w:bCs/>
+        </w:rPr>
+        <w:t xml:space="preserve"> </w:t>
+      </w:r>
+      <w:r>
+        <w:rPr>
+          <w:b/>
+          <w:bCs/>
+        </w:rPr>
+        <w:sym w:font="Wingdings" w:char="F0E0"/>
+      </w:r>
+      <w:r>
+        <w:rPr>
+          <w:b/>
+          <w:bCs/>
+        </w:rPr>
+        <w:t xml:space="preserve"> </w:t>
+      </w:r>
+      <w:proofErr w:type="spellStart"/>
+      <w:r>
+        <w:rPr>
+          <w:b/>
+          <w:bCs/>
+        </w:rPr>
+        <w:t>Horizontal</w:t>
+      </w:r>
+      <w:proofErr w:type="spellEnd"/>
+      <w:r>
+        <w:rPr>
+          <w:b/>
+          <w:bCs/>
+        </w:rPr>
+        <w:t xml:space="preserve"> Layout</w:t>
+      </w:r>
+    </w:p>
+    <w:p>
+      <w:pPr>
+        <w:pStyle w:val="Paragrafoelenco"/>
+        <w:numPr>
+          <w:ilvl w:val="1"/>
+          <w:numId w:val="4"/>
+        </w:numPr>
+        <w:rPr>
+          <w:b/>
+          <w:bCs/>
+        </w:rPr>
+      </w:pPr>
+      <w:proofErr w:type="spellStart"/>
+      <w:r>
+        <w:rPr>
+          <w:b/>
+          <w:bCs/>
+        </w:rPr>
+        <w:t>QVBoxLayout</w:t>
+      </w:r>
+      <w:proofErr w:type="spellEnd"/>
+      <w:r>
+        <w:rPr>
+          <w:b/>
+          <w:bCs/>
+        </w:rPr>
+        <w:t xml:space="preserve"> </w:t>
+      </w:r>
+      <w:r>
+        <w:rPr>
+          <w:b/>
+          <w:bCs/>
+        </w:rPr>
+        <w:sym w:font="Wingdings" w:char="F0E0"/>
+      </w:r>
+      <w:r>
+        <w:rPr>
+          <w:b/>
+          <w:bCs/>
+        </w:rPr>
+        <w:t xml:space="preserve"> Vertical Layout</w:t>
+      </w:r>
+    </w:p>
+    <w:p>
+      <w:pPr>
+        <w:ind w:left="360"/>
+        <w:rPr>
+          <w:b/>
+          <w:bCs/>
+        </w:rPr>
+      </w:pPr>
+      <w:r>
+        <w:rPr>
+          <w:b/>
+          <w:bCs/>
+          <w:noProof/>
+        </w:rPr>
+        <mc:AlternateContent>
+          <mc:Choice Requires="wps">
+            <w:drawing>
+              <wp:anchor distT="0" distB="0" distL="114300" distR="114300" simplePos="0" relativeHeight="251662336" behindDoc="0" locked="0" layoutInCell="1" allowOverlap="1" wp14:anchorId="1023DB27" wp14:editId="6A684E6F">
+                <wp:simplePos x="0" y="0"/>
+                <wp:positionH relativeFrom="column">
+                  <wp:posOffset>2842260</wp:posOffset>
+                </wp:positionH>
+                <wp:positionV relativeFrom="paragraph">
+                  <wp:posOffset>1710690</wp:posOffset>
+                </wp:positionV>
+                <wp:extent cx="1143000" cy="66675"/>
+                <wp:effectExtent l="0" t="57150" r="19050" b="28575"/>
+                <wp:wrapNone/>
+                <wp:docPr id="500148382" name="Connettore 2 2"/>
+                <wp:cNvGraphicFramePr/>
+                <a:graphic xmlns:a="http://schemas.openxmlformats.org/drawingml/2006/main">
+                  <a:graphicData uri="http://schemas.microsoft.com/office/word/2010/wordprocessingShape">
+                    <wps:wsp>
+                      <wps:cNvCnPr/>
+                      <wps:spPr>
+                        <a:xfrm flipV="1">
+                          <a:off x="0" y="0"/>
+                          <a:ext cx="1143000" cy="66675"/>
+                        </a:xfrm>
+                        <a:prstGeom prst="straightConnector1">
+                          <a:avLst/>
+                        </a:prstGeom>
+                        <a:ln w="19050">
+                          <a:solidFill>
+                            <a:srgbClr val="EE0000"/>
+                          </a:solidFill>
+                          <a:tailEnd type="triangle"/>
+                        </a:ln>
+                      </wps:spPr>
+                      <wps:style>
+                        <a:lnRef idx="1">
+                          <a:schemeClr val="accent1"/>
+                        </a:lnRef>
+                        <a:fillRef idx="0">
+                          <a:schemeClr val="accent1"/>
+                        </a:fillRef>
+                        <a:effectRef idx="0">
+                          <a:schemeClr val="accent1"/>
+                        </a:effectRef>
+                        <a:fontRef idx="minor">
+                          <a:schemeClr val="tx1"/>
+                        </a:fontRef>
+                      </wps:style>
+                      <wps:bodyPr/>
+                    </wps:wsp>
+                  </a:graphicData>
+                </a:graphic>
+              </wp:anchor>
+            </w:drawing>
+          </mc:Choice>
+          <mc:Fallback>
+            <w:pict>
+              <v:shapetype w14:anchorId="51A2C02F" id="_x0000_t32" coordsize="21600,21600" o:spt="32" o:oned="t" path="m,l21600,21600e" filled="f">
+                <v:path arrowok="t" fillok="f" o:connecttype="none"/>
+                <o:lock v:ext="edit" shapetype="t"/>
+              </v:shapetype>
+              <v:shape id="Connettore 2 2" o:spid="_x0000_s1026" type="#_x0000_t32" style="position:absolute;margin-left:223.8pt;margin-top:134.7pt;width:90pt;height:5.25pt;flip:y;z-index:251662336;visibility:visible;mso-wrap-style:square;mso-wrap-distance-left:9pt;mso-wrap-distance-top:0;mso-wrap-distance-right:9pt;mso-wrap-distance-bottom:0;mso-position-horizontal:absolute;mso-position-horizontal-relative:text;mso-position-vertical:absolute;mso-position-vertical-relative:text" o:gfxdata="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" strokecolor="#e00" strokeweight="1.5pt">
+                <v:stroke endarrow="block" joinstyle="miter"/>
+              </v:shape>
+            </w:pict>
+          </mc:Fallback>
+        </mc:AlternateContent>
+      </w:r>
+      <w:r>
+        <w:rPr>
+          <w:b/>
+          <w:bCs/>
+          <w:noProof/>
+        </w:rPr>
+        <mc:AlternateContent>
+          <mc:Choice Requires="wps">
+            <w:drawing>
+              <wp:anchor distT="0" distB="0" distL="114300" distR="114300" simplePos="0" relativeHeight="251661312" behindDoc="0" locked="0" layoutInCell="1" allowOverlap="1" wp14:anchorId="4532A5C0" wp14:editId="1300A82D">
+                <wp:simplePos x="0" y="0"/>
+                <wp:positionH relativeFrom="margin">
+                  <wp:posOffset>4129405</wp:posOffset>
+                </wp:positionH>
+                <wp:positionV relativeFrom="paragraph">
+                  <wp:posOffset>701040</wp:posOffset>
+                </wp:positionV>
+                <wp:extent cx="1790700" cy="2038350"/>
+                <wp:effectExtent l="19050" t="19050" r="19050" b="19050"/>
+                <wp:wrapNone/>
+                <wp:docPr id="532855723" name="Rettangolo 1"/>
+                <wp:cNvGraphicFramePr/>
+                <a:graphic xmlns:a="http://schemas.openxmlformats.org/drawingml/2006/main">
+                  <a:graphicData uri="http://schemas.microsoft.com/office/word/2010/wordprocessingShape">
+                    <wps:wsp>
+                      <wps:cNvSpPr/>
+                      <wps:spPr>
+                        <a:xfrm>
+                          <a:off x="0" y="0"/>
+                          <a:ext cx="1790700" cy="2038350"/>
+                        </a:xfrm>
+                        <a:prstGeom prst="rect">
+                          <a:avLst/>
+                        </a:prstGeom>
+                        <a:noFill/>
+                        <a:ln w="28575">
+                          <a:solidFill>
+                            <a:srgbClr val="EE0000"/>
+                          </a:solidFill>
+                        </a:ln>
+                      </wps:spPr>
+                      <wps:style>
+                        <a:lnRef idx="2">
+                          <a:schemeClr val="accent1">
+                            <a:shade val="15000"/>
+                          </a:schemeClr>
+                        </a:lnRef>
+                        <a:fillRef idx="1">
+                          <a:schemeClr val="accent1"/>
+                        </a:fillRef>
+                        <a:effectRef idx="0">
+                          <a:schemeClr val="accent1"/>
+                        </a:effectRef>
+                        <a:fontRef idx="minor">
+                          <a:schemeClr val="lt1"/>
+                        </a:fontRef>
+                      </wps:style>
+                      <wps:bodyPr rot="0" spcFirstLastPara="0" vertOverflow="overflow" horzOverflow="overflow" vert="horz" wrap="square" lIns="91440" tIns="45720" rIns="91440" bIns="45720" numCol="1" spcCol="0" rtlCol="0" fromWordArt="0" anchor="ctr" anchorCtr="0" forceAA="0" compatLnSpc="1">
+                        <a:prstTxWarp prst="textNoShape">
+                          <a:avLst/>
+                        </a:prstTxWarp>
+                        <a:noAutofit/>
+                      </wps:bodyPr>
+                    </wps:wsp>
+                  </a:graphicData>
+                </a:graphic>
+                <wp14:sizeRelH relativeFrom="margin">
+                  <wp14:pctWidth>0</wp14:pctWidth>
+                </wp14:sizeRelH>
+                <wp14:sizeRelV relativeFrom="margin">
+                  <wp14:pctHeight>0</wp14:pctHeight>
+                </wp14:sizeRelV>
+              </wp:anchor>
+            </w:drawing>
+          </mc:Choice>
+          <mc:Fallback>
+            <w:pict>
+              <v:rect w14:anchorId="0EF0E5D7" id="Rettangolo 1" o:spid="_x0000_s1026" style="position:absolute;margin-left:325.15pt;margin-top:55.2pt;width:141pt;height:160.5pt;z-index:251661312;visibility:visible;mso-wrap-style:square;mso-width-percent:0;mso-height-percent:0;mso-wrap-distance-left:9pt;mso-wrap-distance-top:0;mso-wrap-distance-right:9pt;mso-wrap-distance-bottom:0;mso-position-horizontal:absolute;mso-position-horizontal-relative:margin;mso-position-vertical:absolute;mso-position-vertical-relative:text;mso-width-percent:0;mso-height-percent:0;mso-width-relative:margin;mso-height-relative:margin;v-text-anchor:middle" o:gfxdata="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" filled="f" strokecolor="#e00" strokeweight="2.25pt">
+                <w10:wrap anchorx="margin"/>
+              </v:rect>
+            </w:pict>
+          </mc:Fallback>
+        </mc:AlternateContent>
+      </w:r>
+      <w:r>
+        <w:rPr>
+          <w:b/>
+          <w:bCs/>
+          <w:noProof/>
+        </w:rPr>
+        <mc:AlternateContent>
+          <mc:Choice Requires="wps">
+            <w:drawing>
+              <wp:anchor distT="0" distB="0" distL="114300" distR="114300" simplePos="0" relativeHeight="251659264" behindDoc="0" locked="0" layoutInCell="1" allowOverlap="1" wp14:anchorId="1BACC723" wp14:editId="13061E6E">
+                <wp:simplePos x="0" y="0"/>
+                <wp:positionH relativeFrom="column">
+                  <wp:posOffset>1908810</wp:posOffset>
+                </wp:positionH>
+                <wp:positionV relativeFrom="paragraph">
+                  <wp:posOffset>1672590</wp:posOffset>
+                </wp:positionV>
+                <wp:extent cx="790575" cy="228600"/>
+                <wp:effectExtent l="19050" t="19050" r="28575" b="19050"/>
+                <wp:wrapNone/>
+                <wp:docPr id="761140944" name="Rettangolo 1"/>
+                <wp:cNvGraphicFramePr/>
+                <a:graphic xmlns:a="http://schemas.openxmlformats.org/drawingml/2006/main">
+                  <a:graphicData uri="http://schemas.microsoft.com/office/word/2010/wordprocessingShape">
+                    <wps:wsp>
+                      <wps:cNvSpPr/>
+                      <wps:spPr>
+                        <a:xfrm>
+                          <a:off x="0" y="0"/>
+                          <a:ext cx="790575" cy="228600"/>
+                        </a:xfrm>
+                        <a:prstGeom prst="rect">
+                          <a:avLst/>
+                        </a:prstGeom>
+                        <a:noFill/>
+                        <a:ln w="28575">
+                          <a:solidFill>
+                            <a:srgbClr val="EE0000"/>
+                          </a:solidFill>
+                        </a:ln>
+                      </wps:spPr>
+                      <wps:style>
+                        <a:lnRef idx="2">
+                          <a:schemeClr val="accent1">
+                            <a:shade val="15000"/>
+                          </a:schemeClr>
+                        </a:lnRef>
+                        <a:fillRef idx="1">
+                          <a:schemeClr val="accent1"/>
+                        </a:fillRef>
+                        <a:effectRef idx="0">
+                          <a:schemeClr val="accent1"/>
+                        </a:effectRef>
+                        <a:fontRef idx="minor">
+                          <a:schemeClr val="lt1"/>
+                        </a:fontRef>
+                      </wps:style>
+                      <wps:bodyPr rot="0" spcFirstLastPara="0" vertOverflow="overflow" horzOverflow="overflow" vert="horz" wrap="square" lIns="91440" tIns="45720" rIns="91440" bIns="45720" numCol="1" spcCol="0" rtlCol="0" fromWordArt="0" anchor="ctr" anchorCtr="0" forceAA="0" compatLnSpc="1">
+                        <a:prstTxWarp prst="textNoShape">
+                          <a:avLst/>
+                        </a:prstTxWarp>
+                        <a:noAutofit/>
+                      </wps:bodyPr>
+                    </wps:wsp>
+                  </a:graphicData>
+                </a:graphic>
+              </wp:anchor>
+            </w:drawing>
+          </mc:Choice>
+          <mc:Fallback>
+            <w:pict>
+              <v:rect w14:anchorId="2F6ADD1A" id="Rettangolo 1" o:spid="_x0000_s1026" style="position:absolute;margin-left:150.3pt;margin-top:131.7pt;width:62.25pt;height:18pt;z-index:251659264;visibility:visible;mso-wrap-style:square;mso-wrap-distance-left:9pt;mso-wrap-distance-top:0;mso-wrap-distance-right:9pt;mso-wrap-distance-bottom:0;mso-position-horizontal:absolute;mso-position-horizontal-relative:text;mso-position-vertical:absolute;mso-position-vertical-relative:text;v-text-anchor:middle" o:gfxdata="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" filled="f" strokecolor="#e00" strokeweight="2.25pt"/>
+            </w:pict>
+          </mc:Fallback>
+        </mc:AlternateContent>
+      </w:r>
+      <w:r>
+        <w:rPr>
+          <w:b/>
+          <w:bCs/>
+        </w:rPr>
+        <w:drawing>
+          <wp:inline distT="0" distB="0" distL="0" distR="0" wp14:anchorId="032F0695" wp14:editId="75CDA058">
+            <wp:extent cx="6120130" cy="3350260"/>
+            <wp:effectExtent l="0" t="0" r="0" b="2540"/>
+            <wp:docPr id="1190215812" name="Immagine 1"/>
+            <wp:cNvGraphicFramePr>
+              <a:graphicFrameLocks xmlns:a="http://schemas.openxmlformats.org/drawingml/2006/main" noChangeAspect="1"/>
+            </wp:cNvGraphicFramePr>
+            <a:graphic xmlns:a="http://schemas.openxmlformats.org/drawingml/2006/main">
+              <a:graphicData uri="http://schemas.openxmlformats.org/drawingml/2006/picture">
+                <pic:pic xmlns:pic="http://schemas.openxmlformats.org/drawingml/2006/picture">
+                  <pic:nvPicPr>
+                    <pic:cNvPr id="1190215812" name=""/>
+                    <pic:cNvPicPr/>
+                  </pic:nvPicPr>
+                  <pic:blipFill>
+                    <a:blip r:embed="rId6"/>
+                    <a:stretch>
+                      <a:fillRect/>
+                    </a:stretch>
+                  </pic:blipFill>
+                  <pic:spPr>
+                    <a:xfrm>
+                      <a:off x="0" y="0"/>
+                      <a:ext cx="6120130" cy="3350260"/>
                     </a:xfrm>
                     <a:prstGeom prst="rect">
                       <a:avLst/>
@@ -374,678 +6241,95 @@
     </w:p>
     <w:p>
       <w:pPr>
-        <w:shd w:val="clear" w:color="auto" w:fill="1F1F1F"/>
-        <w:spacing w:after="0" w:line="285" w:lineRule="atLeast"/>
-        <w:rPr>
-          <w:rFonts w:ascii="Consolas" w:eastAsia="Times New Roman" w:hAnsi="Consolas" w:cs="Times New Roman"/>
-          <w:color w:val="E97132" w:themeColor="accent2"/>
-          <w:kern w:val="0"/>
-          <w:sz w:val="21"/>
-          <w:szCs w:val="21"/>
-          <w:lang w:val="en-US" w:eastAsia="it-IT"/>
-          <w14:ligatures w14:val="none"/>
-        </w:rPr>
-      </w:pPr>
-    </w:p>
-    <w:p>
-      <w:pPr>
-        <w:shd w:val="clear" w:color="auto" w:fill="1F1F1F"/>
-        <w:spacing w:after="0" w:line="285" w:lineRule="atLeast"/>
-        <w:rPr>
-          <w:rFonts w:ascii="Consolas" w:eastAsia="Times New Roman" w:hAnsi="Consolas" w:cs="Times New Roman"/>
-          <w:color w:val="E97132" w:themeColor="accent2"/>
-          <w:kern w:val="0"/>
-          <w:sz w:val="21"/>
-          <w:szCs w:val="21"/>
-          <w:lang w:val="en-US" w:eastAsia="it-IT"/>
-          <w14:ligatures w14:val="none"/>
-        </w:rPr>
-      </w:pPr>
-      <w:r>
-        <w:rPr>
-          <w:rFonts w:ascii="Consolas" w:eastAsia="Times New Roman" w:hAnsi="Consolas" w:cs="Times New Roman"/>
-          <w:color w:val="569CD6"/>
-          <w:kern w:val="0"/>
-          <w:sz w:val="21"/>
-          <w:szCs w:val="21"/>
-          <w:lang w:val="en-US" w:eastAsia="it-IT"/>
-          <w14:ligatures w14:val="none"/>
-        </w:rPr>
-        <w:t>class</w:t>
-      </w:r>
-      <w:r>
-        <w:rPr>
-          <w:rFonts w:ascii="Consolas" w:eastAsia="Times New Roman" w:hAnsi="Consolas" w:cs="Times New Roman"/>
-          <w:color w:val="CCCCCC"/>
-          <w:kern w:val="0"/>
-          <w:sz w:val="21"/>
-          <w:szCs w:val="21"/>
-          <w:lang w:val="en-US" w:eastAsia="it-IT"/>
-          <w14:ligatures w14:val="none"/>
-        </w:rPr>
-        <w:t xml:space="preserve"> </w:t>
-      </w:r>
+        <w:pStyle w:val="Paragrafoelenco"/>
+        <w:numPr>
+          <w:ilvl w:val="0"/>
+          <w:numId w:val="4"/>
+        </w:numPr>
+        <w:rPr>
+          <w:b/>
+          <w:bCs/>
+          <w:lang w:val="en-US"/>
+        </w:rPr>
+      </w:pPr>
       <w:proofErr w:type="spellStart"/>
-      <w:proofErr w:type="gramStart"/>
-      <w:r>
-        <w:rPr>
-          <w:rFonts w:ascii="Consolas" w:eastAsia="Times New Roman" w:hAnsi="Consolas" w:cs="Times New Roman"/>
-          <w:color w:val="4EC9B0"/>
-          <w:kern w:val="0"/>
-          <w:sz w:val="21"/>
-          <w:szCs w:val="21"/>
-          <w:lang w:val="en-US" w:eastAsia="it-IT"/>
-          <w14:ligatures w14:val="none"/>
-        </w:rPr>
-        <w:t>PushButton</w:t>
+      <w:r>
+        <w:rPr>
+          <w:b/>
+          <w:bCs/>
+          <w:lang w:val="en-US"/>
+        </w:rPr>
+        <w:t>QTextEdit</w:t>
       </w:r>
       <w:proofErr w:type="spellEnd"/>
-      <w:r>
-        <w:rPr>
-          <w:rFonts w:ascii="Consolas" w:eastAsia="Times New Roman" w:hAnsi="Consolas" w:cs="Times New Roman"/>
-          <w:color w:val="CCCCCC"/>
-          <w:kern w:val="0"/>
-          <w:sz w:val="21"/>
-          <w:szCs w:val="21"/>
-          <w:lang w:val="en-US" w:eastAsia="it-IT"/>
-          <w14:ligatures w14:val="none"/>
-        </w:rPr>
-        <w:t>(</w:t>
-      </w:r>
+    </w:p>
+    <w:p>
+      <w:pPr>
+        <w:pStyle w:val="Paragrafoelenco"/>
+        <w:numPr>
+          <w:ilvl w:val="0"/>
+          <w:numId w:val="4"/>
+        </w:numPr>
+        <w:rPr>
+          <w:b/>
+          <w:bCs/>
+          <w:lang w:val="en-US"/>
+        </w:rPr>
+      </w:pPr>
       <w:proofErr w:type="spellStart"/>
-      <w:proofErr w:type="gramEnd"/>
-      <w:r>
-        <w:rPr>
-          <w:rFonts w:ascii="Consolas" w:eastAsia="Times New Roman" w:hAnsi="Consolas" w:cs="Times New Roman"/>
-          <w:color w:val="4EC9B0"/>
-          <w:kern w:val="0"/>
-          <w:sz w:val="21"/>
-          <w:szCs w:val="21"/>
-          <w:lang w:val="en-US" w:eastAsia="it-IT"/>
-          <w14:ligatures w14:val="none"/>
-        </w:rPr>
-        <w:t>QMainWindow</w:t>
+      <w:r>
+        <w:rPr>
+          <w:b/>
+          <w:bCs/>
+          <w:lang w:val="en-US"/>
+        </w:rPr>
+        <w:t>QLineEdit</w:t>
       </w:r>
       <w:proofErr w:type="spellEnd"/>
-      <w:r>
-        <w:rPr>
-          <w:rFonts w:ascii="Consolas" w:eastAsia="Times New Roman" w:hAnsi="Consolas" w:cs="Times New Roman"/>
-          <w:color w:val="CCCCCC"/>
-          <w:kern w:val="0"/>
-          <w:sz w:val="21"/>
-          <w:szCs w:val="21"/>
-          <w:lang w:val="en-US" w:eastAsia="it-IT"/>
-          <w14:ligatures w14:val="none"/>
-        </w:rPr>
-        <w:t>)</w:t>
-      </w:r>
-      <w:r>
-        <w:rPr>
-          <w:rFonts w:ascii="Consolas" w:eastAsia="Times New Roman" w:hAnsi="Consolas" w:cs="Times New Roman"/>
-          <w:color w:val="CCCCCC"/>
-          <w:kern w:val="0"/>
-          <w:sz w:val="21"/>
-          <w:szCs w:val="21"/>
-          <w:lang w:val="en-US" w:eastAsia="it-IT"/>
-          <w14:ligatures w14:val="none"/>
-        </w:rPr>
-        <w:t xml:space="preserve"> </w:t>
-      </w:r>
-      <w:r>
-        <w:rPr>
-          <w:rFonts w:ascii="Consolas" w:eastAsia="Times New Roman" w:hAnsi="Consolas" w:cs="Times New Roman"/>
-          <w:color w:val="E97132" w:themeColor="accent2"/>
-          <w:kern w:val="0"/>
-          <w:sz w:val="21"/>
-          <w:szCs w:val="21"/>
-          <w:lang w:val="en-US" w:eastAsia="it-IT"/>
-          <w14:ligatures w14:val="none"/>
-        </w:rPr>
-        <w:t xml:space="preserve">#HERE I CAN APPLY </w:t>
-      </w:r>
-      <w:proofErr w:type="spellStart"/>
-      <w:proofErr w:type="gramStart"/>
-      <w:r>
-        <w:rPr>
-          <w:rFonts w:ascii="Consolas" w:eastAsia="Times New Roman" w:hAnsi="Consolas" w:cs="Times New Roman"/>
-          <w:color w:val="E97132" w:themeColor="accent2"/>
-          <w:kern w:val="0"/>
-          <w:sz w:val="21"/>
-          <w:szCs w:val="21"/>
-          <w:lang w:val="en-US" w:eastAsia="it-IT"/>
-          <w14:ligatures w14:val="none"/>
-        </w:rPr>
-        <w:t>setCentralWidget</w:t>
-      </w:r>
-      <w:proofErr w:type="spellEnd"/>
-      <w:r>
-        <w:rPr>
-          <w:rFonts w:ascii="Consolas" w:eastAsia="Times New Roman" w:hAnsi="Consolas" w:cs="Times New Roman"/>
-          <w:color w:val="E97132" w:themeColor="accent2"/>
-          <w:kern w:val="0"/>
-          <w:sz w:val="21"/>
-          <w:szCs w:val="21"/>
-          <w:lang w:val="en-US" w:eastAsia="it-IT"/>
-          <w14:ligatures w14:val="none"/>
-        </w:rPr>
-        <w:t>(</w:t>
-      </w:r>
-      <w:proofErr w:type="gramEnd"/>
-      <w:r>
-        <w:rPr>
-          <w:rFonts w:ascii="Consolas" w:eastAsia="Times New Roman" w:hAnsi="Consolas" w:cs="Times New Roman"/>
-          <w:color w:val="E97132" w:themeColor="accent2"/>
-          <w:kern w:val="0"/>
-          <w:sz w:val="21"/>
-          <w:szCs w:val="21"/>
-          <w:lang w:val="en-US" w:eastAsia="it-IT"/>
-          <w14:ligatures w14:val="none"/>
-        </w:rPr>
-        <w:t>)</w:t>
-      </w:r>
-      <w:r>
-        <w:rPr>
-          <w:rFonts w:ascii="Consolas" w:eastAsia="Times New Roman" w:hAnsi="Consolas" w:cs="Times New Roman"/>
-          <w:color w:val="E97132" w:themeColor="accent2"/>
-          <w:kern w:val="0"/>
-          <w:sz w:val="21"/>
-          <w:szCs w:val="21"/>
-          <w:lang w:val="en-US" w:eastAsia="it-IT"/>
-          <w14:ligatures w14:val="none"/>
-        </w:rPr>
-        <w:t xml:space="preserve">, </w:t>
-      </w:r>
-      <w:proofErr w:type="spellStart"/>
-      <w:proofErr w:type="gramStart"/>
-      <w:r>
-        <w:rPr>
-          <w:rFonts w:ascii="Consolas" w:eastAsia="Times New Roman" w:hAnsi="Consolas" w:cs="Times New Roman"/>
-          <w:color w:val="E97132" w:themeColor="accent2"/>
-          <w:kern w:val="0"/>
-          <w:sz w:val="21"/>
-          <w:szCs w:val="21"/>
-          <w:lang w:val="en-US" w:eastAsia="it-IT"/>
-          <w14:ligatures w14:val="none"/>
-        </w:rPr>
-        <w:t>setWindowTitle</w:t>
-      </w:r>
-      <w:proofErr w:type="spellEnd"/>
-      <w:r>
-        <w:rPr>
-          <w:rFonts w:ascii="Consolas" w:eastAsia="Times New Roman" w:hAnsi="Consolas" w:cs="Times New Roman"/>
-          <w:color w:val="E97132" w:themeColor="accent2"/>
-          <w:kern w:val="0"/>
-          <w:sz w:val="21"/>
-          <w:szCs w:val="21"/>
-          <w:lang w:val="en-US" w:eastAsia="it-IT"/>
-          <w14:ligatures w14:val="none"/>
-        </w:rPr>
-        <w:t>(</w:t>
-      </w:r>
-      <w:proofErr w:type="gramEnd"/>
-      <w:r>
-        <w:rPr>
-          <w:rFonts w:ascii="Consolas" w:eastAsia="Times New Roman" w:hAnsi="Consolas" w:cs="Times New Roman"/>
-          <w:color w:val="E97132" w:themeColor="accent2"/>
-          <w:kern w:val="0"/>
-          <w:sz w:val="21"/>
-          <w:szCs w:val="21"/>
-          <w:lang w:val="en-US" w:eastAsia="it-IT"/>
-          <w14:ligatures w14:val="none"/>
-        </w:rPr>
-        <w:t>)</w:t>
-      </w:r>
-      <w:r>
-        <w:rPr>
-          <w:rFonts w:ascii="Consolas" w:eastAsia="Times New Roman" w:hAnsi="Consolas" w:cs="Times New Roman"/>
-          <w:color w:val="E97132" w:themeColor="accent2"/>
-          <w:kern w:val="0"/>
-          <w:sz w:val="21"/>
-          <w:szCs w:val="21"/>
-          <w:lang w:val="en-US" w:eastAsia="it-IT"/>
-          <w14:ligatures w14:val="none"/>
-        </w:rPr>
-        <w:t xml:space="preserve"> and so on…</w:t>
-      </w:r>
-    </w:p>
-    <w:p>
-      <w:pPr>
-        <w:shd w:val="clear" w:color="auto" w:fill="1F1F1F"/>
-        <w:spacing w:after="0" w:line="285" w:lineRule="atLeast"/>
-        <w:rPr>
-          <w:rFonts w:ascii="Consolas" w:eastAsia="Times New Roman" w:hAnsi="Consolas" w:cs="Times New Roman"/>
-          <w:color w:val="CCCCCC"/>
-          <w:kern w:val="0"/>
-          <w:sz w:val="21"/>
-          <w:szCs w:val="21"/>
-          <w:lang w:val="en-US" w:eastAsia="it-IT"/>
-          <w14:ligatures w14:val="none"/>
-        </w:rPr>
-      </w:pPr>
-      <w:r>
-        <w:rPr>
-          <w:rFonts w:ascii="Consolas" w:eastAsia="Times New Roman" w:hAnsi="Consolas" w:cs="Times New Roman"/>
-          <w:color w:val="9CDCFE"/>
-          <w:kern w:val="0"/>
-          <w:sz w:val="21"/>
-          <w:szCs w:val="21"/>
-          <w:lang w:val="en-US" w:eastAsia="it-IT"/>
-          <w14:ligatures w14:val="none"/>
-        </w:rPr>
-        <w:t>window</w:t>
-      </w:r>
-      <w:r>
-        <w:rPr>
-          <w:rFonts w:ascii="Consolas" w:eastAsia="Times New Roman" w:hAnsi="Consolas" w:cs="Times New Roman"/>
-          <w:color w:val="CCCCCC"/>
-          <w:kern w:val="0"/>
-          <w:sz w:val="21"/>
-          <w:szCs w:val="21"/>
-          <w:lang w:val="en-US" w:eastAsia="it-IT"/>
-          <w14:ligatures w14:val="none"/>
-        </w:rPr>
-        <w:t xml:space="preserve"> </w:t>
-      </w:r>
-      <w:r>
-        <w:rPr>
-          <w:rFonts w:ascii="Consolas" w:eastAsia="Times New Roman" w:hAnsi="Consolas" w:cs="Times New Roman"/>
-          <w:color w:val="D4D4D4"/>
-          <w:kern w:val="0"/>
-          <w:sz w:val="21"/>
-          <w:szCs w:val="21"/>
-          <w:lang w:val="en-US" w:eastAsia="it-IT"/>
-          <w14:ligatures w14:val="none"/>
-        </w:rPr>
-        <w:t>=</w:t>
-      </w:r>
-      <w:r>
-        <w:rPr>
-          <w:rFonts w:ascii="Consolas" w:eastAsia="Times New Roman" w:hAnsi="Consolas" w:cs="Times New Roman"/>
-          <w:color w:val="CCCCCC"/>
-          <w:kern w:val="0"/>
-          <w:sz w:val="21"/>
-          <w:szCs w:val="21"/>
-          <w:lang w:val="en-US" w:eastAsia="it-IT"/>
-          <w14:ligatures w14:val="none"/>
-        </w:rPr>
-        <w:t xml:space="preserve"> </w:t>
-      </w:r>
-      <w:proofErr w:type="spellStart"/>
-      <w:proofErr w:type="gramStart"/>
-      <w:r>
-        <w:rPr>
-          <w:rFonts w:ascii="Consolas" w:eastAsia="Times New Roman" w:hAnsi="Consolas" w:cs="Times New Roman"/>
-          <w:color w:val="4EC9B0"/>
-          <w:kern w:val="0"/>
-          <w:sz w:val="21"/>
-          <w:szCs w:val="21"/>
-          <w:lang w:val="en-US" w:eastAsia="it-IT"/>
-          <w14:ligatures w14:val="none"/>
-        </w:rPr>
-        <w:t>PushButton</w:t>
-      </w:r>
-      <w:proofErr w:type="spellEnd"/>
-      <w:r>
-        <w:rPr>
-          <w:rFonts w:ascii="Consolas" w:eastAsia="Times New Roman" w:hAnsi="Consolas" w:cs="Times New Roman"/>
-          <w:color w:val="CCCCCC"/>
-          <w:kern w:val="0"/>
-          <w:sz w:val="21"/>
-          <w:szCs w:val="21"/>
-          <w:lang w:val="en-US" w:eastAsia="it-IT"/>
-          <w14:ligatures w14:val="none"/>
-        </w:rPr>
-        <w:t>(</w:t>
-      </w:r>
-      <w:proofErr w:type="gramEnd"/>
-      <w:r>
-        <w:rPr>
-          <w:rFonts w:ascii="Consolas" w:eastAsia="Times New Roman" w:hAnsi="Consolas" w:cs="Times New Roman"/>
-          <w:color w:val="CCCCCC"/>
-          <w:kern w:val="0"/>
-          <w:sz w:val="21"/>
-          <w:szCs w:val="21"/>
-          <w:lang w:val="en-US" w:eastAsia="it-IT"/>
-          <w14:ligatures w14:val="none"/>
-        </w:rPr>
-        <w:t xml:space="preserve">) </w:t>
-      </w:r>
-      <w:r>
-        <w:rPr>
-          <w:rFonts w:ascii="Consolas" w:eastAsia="Times New Roman" w:hAnsi="Consolas" w:cs="Times New Roman"/>
-          <w:color w:val="6A9955"/>
-          <w:kern w:val="0"/>
-          <w:sz w:val="21"/>
-          <w:szCs w:val="21"/>
-          <w:lang w:val="en-US" w:eastAsia="it-IT"/>
-          <w14:ligatures w14:val="none"/>
-        </w:rPr>
-        <w:t>#hidden by default</w:t>
-      </w:r>
-    </w:p>
-    <w:p>
-      <w:pPr>
-        <w:shd w:val="clear" w:color="auto" w:fill="1F1F1F"/>
-        <w:spacing w:after="0" w:line="285" w:lineRule="atLeast"/>
-        <w:rPr>
-          <w:rFonts w:ascii="Consolas" w:eastAsia="Times New Roman" w:hAnsi="Consolas" w:cs="Times New Roman"/>
-          <w:color w:val="E97132" w:themeColor="accent2"/>
-          <w:kern w:val="0"/>
-          <w:sz w:val="21"/>
-          <w:szCs w:val="21"/>
-          <w:lang w:val="en-US" w:eastAsia="it-IT"/>
-          <w14:ligatures w14:val="none"/>
-        </w:rPr>
-      </w:pPr>
-    </w:p>
-    <w:p>
-      <w:pPr>
-        <w:shd w:val="clear" w:color="auto" w:fill="1F1F1F"/>
-        <w:spacing w:after="0" w:line="285" w:lineRule="atLeast"/>
-        <w:rPr>
-          <w:rFonts w:ascii="Consolas" w:eastAsia="Times New Roman" w:hAnsi="Consolas" w:cs="Times New Roman"/>
-          <w:color w:val="E97132" w:themeColor="accent2"/>
-          <w:kern w:val="0"/>
-          <w:sz w:val="21"/>
-          <w:szCs w:val="21"/>
-          <w:lang w:val="en-US" w:eastAsia="it-IT"/>
-          <w14:ligatures w14:val="none"/>
-        </w:rPr>
-      </w:pPr>
-    </w:p>
-    <w:p>
-      <w:pPr>
-        <w:shd w:val="clear" w:color="auto" w:fill="1F1F1F"/>
-        <w:spacing w:after="0" w:line="285" w:lineRule="atLeast"/>
-        <w:rPr>
-          <w:rFonts w:ascii="Consolas" w:eastAsia="Times New Roman" w:hAnsi="Consolas" w:cs="Times New Roman"/>
-          <w:color w:val="E97132" w:themeColor="accent2"/>
-          <w:kern w:val="0"/>
-          <w:sz w:val="21"/>
-          <w:szCs w:val="21"/>
-          <w:lang w:val="en-US" w:eastAsia="it-IT"/>
-          <w14:ligatures w14:val="none"/>
-        </w:rPr>
-      </w:pPr>
-      <w:r>
-        <w:rPr>
-          <w:rFonts w:ascii="Consolas" w:eastAsia="Times New Roman" w:hAnsi="Consolas" w:cs="Times New Roman"/>
-          <w:color w:val="E97132" w:themeColor="accent2"/>
-          <w:kern w:val="0"/>
-          <w:sz w:val="21"/>
-          <w:szCs w:val="21"/>
-          <w:lang w:val="en-US" w:eastAsia="it-IT"/>
-          <w14:ligatures w14:val="none"/>
-        </w:rPr>
-        <w:t>3) SHOW</w:t>
-      </w:r>
-      <w:r>
-        <w:rPr>
-          <w:rFonts w:ascii="Consolas" w:eastAsia="Times New Roman" w:hAnsi="Consolas" w:cs="Times New Roman"/>
-          <w:color w:val="E97132" w:themeColor="accent2"/>
-          <w:kern w:val="0"/>
-          <w:sz w:val="21"/>
-          <w:szCs w:val="21"/>
-          <w:lang w:val="en-US" w:eastAsia="it-IT"/>
-          <w14:ligatures w14:val="none"/>
-        </w:rPr>
-        <w:t xml:space="preserve"> </w:t>
-      </w:r>
-      <w:r>
-        <w:rPr>
-          <w:rFonts w:ascii="Consolas" w:eastAsia="Times New Roman" w:hAnsi="Consolas" w:cs="Times New Roman"/>
-          <w:color w:val="E97132" w:themeColor="accent2"/>
-          <w:kern w:val="0"/>
-          <w:sz w:val="21"/>
-          <w:szCs w:val="21"/>
-          <w:lang w:val="en-US" w:eastAsia="it-IT"/>
-          <w14:ligatures w14:val="none"/>
-        </w:rPr>
-        <w:t>WINDOW</w:t>
-      </w:r>
-    </w:p>
-    <w:p>
-      <w:pPr>
-        <w:shd w:val="clear" w:color="auto" w:fill="1F1F1F"/>
-        <w:spacing w:after="0" w:line="285" w:lineRule="atLeast"/>
-        <w:rPr>
-          <w:rFonts w:ascii="Consolas" w:eastAsia="Times New Roman" w:hAnsi="Consolas" w:cs="Times New Roman"/>
-          <w:color w:val="6A9955"/>
-          <w:kern w:val="0"/>
-          <w:sz w:val="21"/>
-          <w:szCs w:val="21"/>
-          <w:lang w:eastAsia="it-IT"/>
-          <w14:ligatures w14:val="none"/>
-        </w:rPr>
-      </w:pPr>
-      <w:proofErr w:type="spellStart"/>
-      <w:proofErr w:type="gramStart"/>
-      <w:r>
-        <w:rPr>
-          <w:rFonts w:ascii="Consolas" w:eastAsia="Times New Roman" w:hAnsi="Consolas" w:cs="Times New Roman"/>
-          <w:color w:val="9CDCFE"/>
-          <w:kern w:val="0"/>
-          <w:sz w:val="21"/>
-          <w:szCs w:val="21"/>
-          <w:lang w:eastAsia="it-IT"/>
-          <w14:ligatures w14:val="none"/>
-        </w:rPr>
-        <w:t>window</w:t>
-      </w:r>
-      <w:r>
-        <w:rPr>
-          <w:rFonts w:ascii="Consolas" w:eastAsia="Times New Roman" w:hAnsi="Consolas" w:cs="Times New Roman"/>
-          <w:color w:val="CCCCCC"/>
-          <w:kern w:val="0"/>
-          <w:sz w:val="21"/>
-          <w:szCs w:val="21"/>
-          <w:lang w:eastAsia="it-IT"/>
-          <w14:ligatures w14:val="none"/>
-        </w:rPr>
-        <w:t>.</w:t>
-      </w:r>
-      <w:r>
-        <w:rPr>
-          <w:rFonts w:ascii="Consolas" w:eastAsia="Times New Roman" w:hAnsi="Consolas" w:cs="Times New Roman"/>
-          <w:color w:val="DCDCAA"/>
-          <w:kern w:val="0"/>
-          <w:sz w:val="21"/>
-          <w:szCs w:val="21"/>
-          <w:lang w:eastAsia="it-IT"/>
-          <w14:ligatures w14:val="none"/>
-        </w:rPr>
-        <w:t>show</w:t>
-      </w:r>
-      <w:proofErr w:type="spellEnd"/>
-      <w:proofErr w:type="gramEnd"/>
-      <w:r>
-        <w:rPr>
-          <w:rFonts w:ascii="Consolas" w:eastAsia="Times New Roman" w:hAnsi="Consolas" w:cs="Times New Roman"/>
-          <w:color w:val="CCCCCC"/>
-          <w:kern w:val="0"/>
-          <w:sz w:val="21"/>
-          <w:szCs w:val="21"/>
-          <w:lang w:eastAsia="it-IT"/>
-          <w14:ligatures w14:val="none"/>
-        </w:rPr>
-        <w:t xml:space="preserve">() </w:t>
-      </w:r>
-      <w:r>
-        <w:rPr>
-          <w:rFonts w:ascii="Consolas" w:eastAsia="Times New Roman" w:hAnsi="Consolas" w:cs="Times New Roman"/>
-          <w:color w:val="6A9955"/>
-          <w:kern w:val="0"/>
-          <w:sz w:val="21"/>
-          <w:szCs w:val="21"/>
-          <w:lang w:eastAsia="it-IT"/>
-          <w14:ligatures w14:val="none"/>
-        </w:rPr>
-        <w:t xml:space="preserve">#we show </w:t>
-      </w:r>
-      <w:proofErr w:type="spellStart"/>
-      <w:r>
-        <w:rPr>
-          <w:rFonts w:ascii="Consolas" w:eastAsia="Times New Roman" w:hAnsi="Consolas" w:cs="Times New Roman"/>
-          <w:color w:val="6A9955"/>
-          <w:kern w:val="0"/>
-          <w:sz w:val="21"/>
-          <w:szCs w:val="21"/>
-          <w:lang w:eastAsia="it-IT"/>
-          <w14:ligatures w14:val="none"/>
-        </w:rPr>
-        <w:t>it</w:t>
-      </w:r>
-      <w:proofErr w:type="spellEnd"/>
-    </w:p>
-    <w:p>
-      <w:pPr>
-        <w:shd w:val="clear" w:color="auto" w:fill="1F1F1F"/>
-        <w:spacing w:after="0" w:line="285" w:lineRule="atLeast"/>
-        <w:rPr>
-          <w:rFonts w:ascii="Consolas" w:eastAsia="Times New Roman" w:hAnsi="Consolas" w:cs="Times New Roman"/>
-          <w:color w:val="6A9955"/>
-          <w:kern w:val="0"/>
-          <w:sz w:val="21"/>
-          <w:szCs w:val="21"/>
-          <w:lang w:eastAsia="it-IT"/>
-          <w14:ligatures w14:val="none"/>
-        </w:rPr>
-      </w:pPr>
-    </w:p>
-    <w:p>
-      <w:pPr>
-        <w:shd w:val="clear" w:color="auto" w:fill="1F1F1F"/>
-        <w:spacing w:after="0" w:line="285" w:lineRule="atLeast"/>
-        <w:rPr>
-          <w:rFonts w:ascii="Consolas" w:eastAsia="Times New Roman" w:hAnsi="Consolas" w:cs="Times New Roman"/>
-          <w:color w:val="E97132" w:themeColor="accent2"/>
-          <w:kern w:val="0"/>
-          <w:sz w:val="21"/>
-          <w:szCs w:val="21"/>
-          <w:lang w:val="en-US" w:eastAsia="it-IT"/>
-          <w14:ligatures w14:val="none"/>
-        </w:rPr>
-      </w:pPr>
-      <w:r>
-        <w:rPr>
-          <w:rFonts w:ascii="Consolas" w:eastAsia="Times New Roman" w:hAnsi="Consolas" w:cs="Times New Roman"/>
-          <w:color w:val="E97132" w:themeColor="accent2"/>
-          <w:kern w:val="0"/>
-          <w:sz w:val="21"/>
-          <w:szCs w:val="21"/>
-          <w:lang w:val="en-US" w:eastAsia="it-IT"/>
-          <w14:ligatures w14:val="none"/>
-        </w:rPr>
-        <w:t>4) START EVENT LOOP (like wait)</w:t>
-      </w:r>
-    </w:p>
-    <w:p>
-      <w:pPr>
-        <w:shd w:val="clear" w:color="auto" w:fill="1F1F1F"/>
-        <w:spacing w:after="0" w:line="285" w:lineRule="atLeast"/>
-        <w:rPr>
-          <w:rFonts w:ascii="Consolas" w:eastAsia="Times New Roman" w:hAnsi="Consolas" w:cs="Times New Roman"/>
-          <w:color w:val="CCCCCC"/>
-          <w:kern w:val="0"/>
-          <w:sz w:val="21"/>
-          <w:szCs w:val="21"/>
-          <w:lang w:eastAsia="it-IT"/>
-          <w14:ligatures w14:val="none"/>
-        </w:rPr>
-      </w:pPr>
-      <w:proofErr w:type="spellStart"/>
-      <w:proofErr w:type="gramStart"/>
-      <w:r>
-        <w:rPr>
-          <w:rFonts w:ascii="Consolas" w:eastAsia="Times New Roman" w:hAnsi="Consolas" w:cs="Times New Roman"/>
-          <w:color w:val="9CDCFE"/>
-          <w:kern w:val="0"/>
-          <w:sz w:val="21"/>
-          <w:szCs w:val="21"/>
-          <w:lang w:eastAsia="it-IT"/>
-          <w14:ligatures w14:val="none"/>
-        </w:rPr>
-        <w:t>app</w:t>
-      </w:r>
-      <w:r>
-        <w:rPr>
-          <w:rFonts w:ascii="Consolas" w:eastAsia="Times New Roman" w:hAnsi="Consolas" w:cs="Times New Roman"/>
-          <w:color w:val="CCCCCC"/>
-          <w:kern w:val="0"/>
-          <w:sz w:val="21"/>
-          <w:szCs w:val="21"/>
-          <w:lang w:eastAsia="it-IT"/>
-          <w14:ligatures w14:val="none"/>
-        </w:rPr>
-        <w:t>.</w:t>
-      </w:r>
-      <w:r>
-        <w:rPr>
-          <w:rFonts w:ascii="Consolas" w:eastAsia="Times New Roman" w:hAnsi="Consolas" w:cs="Times New Roman"/>
-          <w:color w:val="DCDCAA"/>
-          <w:kern w:val="0"/>
-          <w:sz w:val="21"/>
-          <w:szCs w:val="21"/>
-          <w:lang w:eastAsia="it-IT"/>
-          <w14:ligatures w14:val="none"/>
-        </w:rPr>
-        <w:t>exec</w:t>
-      </w:r>
-      <w:proofErr w:type="spellEnd"/>
-      <w:r>
-        <w:rPr>
-          <w:rFonts w:ascii="Consolas" w:eastAsia="Times New Roman" w:hAnsi="Consolas" w:cs="Times New Roman"/>
-          <w:color w:val="CCCCCC"/>
-          <w:kern w:val="0"/>
-          <w:sz w:val="21"/>
-          <w:szCs w:val="21"/>
-          <w:lang w:eastAsia="it-IT"/>
-          <w14:ligatures w14:val="none"/>
-        </w:rPr>
-        <w:t>(</w:t>
-      </w:r>
-      <w:proofErr w:type="gramEnd"/>
-      <w:r>
-        <w:rPr>
-          <w:rFonts w:ascii="Consolas" w:eastAsia="Times New Roman" w:hAnsi="Consolas" w:cs="Times New Roman"/>
-          <w:color w:val="CCCCCC"/>
-          <w:kern w:val="0"/>
-          <w:sz w:val="21"/>
-          <w:szCs w:val="21"/>
-          <w:lang w:eastAsia="it-IT"/>
-          <w14:ligatures w14:val="none"/>
-        </w:rPr>
-        <w:t>)</w:t>
-      </w:r>
-    </w:p>
-    <w:p>
-      <w:pPr>
-        <w:shd w:val="clear" w:color="auto" w:fill="1F1F1F"/>
-        <w:spacing w:after="0" w:line="285" w:lineRule="atLeast"/>
-        <w:rPr>
-          <w:rFonts w:ascii="Consolas" w:eastAsia="Times New Roman" w:hAnsi="Consolas" w:cs="Times New Roman"/>
-          <w:color w:val="CCCCCC"/>
-          <w:kern w:val="0"/>
-          <w:sz w:val="21"/>
-          <w:szCs w:val="21"/>
-          <w:lang w:val="en-US" w:eastAsia="it-IT"/>
-          <w14:ligatures w14:val="none"/>
-        </w:rPr>
-      </w:pPr>
-    </w:p>
-    <w:p>
-      <w:pPr>
-        <w:rPr>
-          <w:lang w:val="en-US"/>
-        </w:rPr>
-      </w:pPr>
-    </w:p>
-    <w:p>
-      <w:pPr>
-        <w:rPr>
-          <w:lang w:val="en-US"/>
-        </w:rPr>
-      </w:pPr>
+    </w:p>
+    <w:p>
+      <w:pPr>
+        <w:pStyle w:val="Paragrafoelenco"/>
+        <w:numPr>
+          <w:ilvl w:val="0"/>
+          <w:numId w:val="4"/>
+        </w:numPr>
+        <w:rPr>
+          <w:b/>
+          <w:bCs/>
+          <w:lang w:val="en-US"/>
+        </w:rPr>
+      </w:pPr>
+      <w:r>
+        <w:rPr>
+          <w:b/>
+          <w:bCs/>
+          <w:lang w:val="en-US"/>
+        </w:rPr>
+        <w:t>Size Policies and Stretches</w:t>
+      </w:r>
+    </w:p>
+    <w:p>
+      <w:pPr>
+        <w:pStyle w:val="Paragrafoelenco"/>
+        <w:numPr>
+          <w:ilvl w:val="0"/>
+          <w:numId w:val="4"/>
+        </w:numPr>
+        <w:rPr>
+          <w:b/>
+          <w:bCs/>
+          <w:lang w:val="en-US"/>
+        </w:rPr>
+      </w:pPr>
+      <w:r>
+        <w:rPr>
+          <w:b/>
+          <w:bCs/>
+          <w:lang w:val="en-US"/>
+        </w:rPr>
+        <w:t>…</w:t>
+      </w:r>
     </w:p>
     <w:sectPr>
       <w:pgSz w:w="11906" w:h="16838"/>
@@ -1055,6 +6339,423 @@
     </w:sectPr>
   </w:body>
 </w:document>
+</file>
+
+<file path=word/numbering.xml><?xml version="1.0" encoding="utf-8"?>
+<w:numbering xmlns:wpc="http://schemas.microsoft.com/office/word/2010/wordprocessingCanvas" xmlns:cx="http://schemas.microsoft.com/office/drawing/2014/chartex" xmlns:cx1="http://schemas.microsoft.com/office/drawing/2015/9/8/chartex" xmlns:cx2="http://schemas.microsoft.com/office/drawing/2015/10/21/chartex" xmlns:cx3="http://schemas.microsoft.com/office/drawing/2016/5/9/chartex" xmlns:cx4="http://schemas.microsoft.com/office/drawing/2016/5/10/chartex" xmlns:cx5="http://schemas.microsoft.com/office/drawing/2016/5/11/chartex" xmlns:cx6="http://schemas.microsoft.com/office/drawing/2016/5/12/chartex" xmlns:cx7="http://schemas.microsoft.com/office/drawing/2016/5/13/chartex" xmlns:cx8="http://schemas.microsoft.com/office/drawing/2016/5/14/chartex" xmlns:mc="http://schemas.openxmlformats.org/markup-compatibility/2006" xmlns:aink="http://schemas.microsoft.com/office/drawing/2016/ink" xmlns:am3d="http://schemas.microsoft.com/office/drawing/2017/model3d" xmlns:o="urn:schemas-microsoft-com:office:office" xmlns:oel="http://schemas.microsoft.com/office/2019/extlst" xmlns:r="http://schemas.openxmlformats.org/officeDocument/2006/relationships" xmlns:m="http://schemas.openxmlformats.org/officeDocument/2006/math" xmlns:v="urn:schemas-microsoft-com:vml" xmlns:wp14="http://schemas.microsoft.com/office/word/2010/wordprocessingDrawing" xmlns:wp="http://schemas.openxmlformats.org/drawingml/2006/wordprocessingDrawing" xmlns:w10="urn:schemas-microsoft-com:office:word" xmlns:w="http://schemas.openxmlformats.org/wordprocessingml/2006/main" xmlns:w14="http://schemas.microsoft.com/office/word/2010/wordml" xmlns:w15="http://schemas.microsoft.com/office/word/2012/wordml" xmlns:w16cex="http://schemas.microsoft.com/office/word/2018/wordml/cex" xmlns:w16cid="http://schemas.microsoft.com/office/word/2016/wordml/cid" xmlns:w16="http://schemas.microsoft.com/office/word/2018/wordml" xmlns:w16du="http://schemas.microsoft.com/office/word/2023/wordml/word16du" xmlns:w16sdtdh="http://schemas.microsoft.com/office/word/2020/wordml/sdtdatahash" xmlns:w16sdtfl="http://schemas.microsoft.com/office/word/2024/wordml/sdtformatlock" xmlns:w16se="http://schemas.microsoft.com/office/word/2015/wordml/symex" xmlns:wpg="http://schemas.microsoft.com/office/word/2010/wordprocessingGroup" xmlns:wpi="http://schemas.microsoft.com/office/word/2010/wordprocessingInk" xmlns:wne="http://schemas.microsoft.com/office/word/2006/wordml" xmlns:wps="http://schemas.microsoft.com/office/word/2010/wordprocessingShape" mc:Ignorable="w14 w15 w16se w16cid w16 w16cex w16sdtdh w16sdtfl w16du wp14">
+  <w:abstractNum w:abstractNumId="0" w15:restartNumberingAfterBreak="0">
+    <w:nsid w:val="083930CA"/>
+    <w:multiLevelType w:val="hybridMultilevel"/>
+    <w:tmpl w:val="BEE02EE4"/>
+    <w:lvl w:ilvl="0" w:tplc="04100011">
+      <w:start w:val="1"/>
+      <w:numFmt w:val="decimal"/>
+      <w:lvlText w:val="%1)"/>
+      <w:lvlJc w:val="left"/>
+      <w:pPr>
+        <w:ind w:left="720" w:hanging="360"/>
+      </w:pPr>
+      <w:rPr>
+        <w:rFonts w:hint="default"/>
+      </w:rPr>
+    </w:lvl>
+    <w:lvl w:ilvl="1" w:tplc="04100019">
+      <w:start w:val="1"/>
+      <w:numFmt w:val="lowerLetter"/>
+      <w:lvlText w:val="%2."/>
+      <w:lvlJc w:val="left"/>
+      <w:pPr>
+        <w:ind w:left="1440" w:hanging="360"/>
+      </w:pPr>
+    </w:lvl>
+    <w:lvl w:ilvl="2" w:tplc="0410001B" w:tentative="1">
+      <w:start w:val="1"/>
+      <w:numFmt w:val="lowerRoman"/>
+      <w:lvlText w:val="%3."/>
+      <w:lvlJc w:val="right"/>
+      <w:pPr>
+        <w:ind w:left="2160" w:hanging="180"/>
+      </w:pPr>
+    </w:lvl>
+    <w:lvl w:ilvl="3" w:tplc="0410000F" w:tentative="1">
+      <w:start w:val="1"/>
+      <w:numFmt w:val="decimal"/>
+      <w:lvlText w:val="%4."/>
+      <w:lvlJc w:val="left"/>
+      <w:pPr>
+        <w:ind w:left="2880" w:hanging="360"/>
+      </w:pPr>
+    </w:lvl>
+    <w:lvl w:ilvl="4" w:tplc="04100019" w:tentative="1">
+      <w:start w:val="1"/>
+      <w:numFmt w:val="lowerLetter"/>
+      <w:lvlText w:val="%5."/>
+      <w:lvlJc w:val="left"/>
+      <w:pPr>
+        <w:ind w:left="3600" w:hanging="360"/>
+      </w:pPr>
+    </w:lvl>
+    <w:lvl w:ilvl="5" w:tplc="0410001B" w:tentative="1">
+      <w:start w:val="1"/>
+      <w:numFmt w:val="lowerRoman"/>
+      <w:lvlText w:val="%6."/>
+      <w:lvlJc w:val="right"/>
+      <w:pPr>
+        <w:ind w:left="4320" w:hanging="180"/>
+      </w:pPr>
+    </w:lvl>
+    <w:lvl w:ilvl="6" w:tplc="0410000F" w:tentative="1">
+      <w:start w:val="1"/>
+      <w:numFmt w:val="decimal"/>
+      <w:lvlText w:val="%7."/>
+      <w:lvlJc w:val="left"/>
+      <w:pPr>
+        <w:ind w:left="5040" w:hanging="360"/>
+      </w:pPr>
+    </w:lvl>
+    <w:lvl w:ilvl="7" w:tplc="04100019" w:tentative="1">
+      <w:start w:val="1"/>
+      <w:numFmt w:val="lowerLetter"/>
+      <w:lvlText w:val="%8."/>
+      <w:lvlJc w:val="left"/>
+      <w:pPr>
+        <w:ind w:left="5760" w:hanging="360"/>
+      </w:pPr>
+    </w:lvl>
+    <w:lvl w:ilvl="8" w:tplc="0410001B" w:tentative="1">
+      <w:start w:val="1"/>
+      <w:numFmt w:val="lowerRoman"/>
+      <w:lvlText w:val="%9."/>
+      <w:lvlJc w:val="right"/>
+      <w:pPr>
+        <w:ind w:left="6480" w:hanging="180"/>
+      </w:pPr>
+    </w:lvl>
+  </w:abstractNum>
+  <w:abstractNum w:abstractNumId="1" w15:restartNumberingAfterBreak="0">
+    <w:nsid w:val="3A26082A"/>
+    <w:multiLevelType w:val="hybridMultilevel"/>
+    <w:tmpl w:val="DEE23A2C"/>
+    <w:lvl w:ilvl="0" w:tplc="E30CD898">
+      <w:start w:val="2"/>
+      <w:numFmt w:val="bullet"/>
+      <w:lvlText w:val=""/>
+      <w:lvlJc w:val="left"/>
+      <w:pPr>
+        <w:ind w:left="1080" w:hanging="360"/>
+      </w:pPr>
+      <w:rPr>
+        <w:rFonts w:ascii="Wingdings" w:eastAsiaTheme="minorHAnsi" w:hAnsi="Wingdings" w:cstheme="minorBidi" w:hint="default"/>
+      </w:rPr>
+    </w:lvl>
+    <w:lvl w:ilvl="1" w:tplc="04100003" w:tentative="1">
+      <w:start w:val="1"/>
+      <w:numFmt w:val="bullet"/>
+      <w:lvlText w:val="o"/>
+      <w:lvlJc w:val="left"/>
+      <w:pPr>
+        <w:ind w:left="1800" w:hanging="360"/>
+      </w:pPr>
+      <w:rPr>
+        <w:rFonts w:ascii="Courier New" w:hAnsi="Courier New" w:cs="Courier New" w:hint="default"/>
+      </w:rPr>
+    </w:lvl>
+    <w:lvl w:ilvl="2" w:tplc="04100005" w:tentative="1">
+      <w:start w:val="1"/>
+      <w:numFmt w:val="bullet"/>
+      <w:lvlText w:val=""/>
+      <w:lvlJc w:val="left"/>
+      <w:pPr>
+        <w:ind w:left="2520" w:hanging="360"/>
+      </w:pPr>
+      <w:rPr>
+        <w:rFonts w:ascii="Wingdings" w:hAnsi="Wingdings" w:hint="default"/>
+      </w:rPr>
+    </w:lvl>
+    <w:lvl w:ilvl="3" w:tplc="04100001" w:tentative="1">
+      <w:start w:val="1"/>
+      <w:numFmt w:val="bullet"/>
+      <w:lvlText w:val=""/>
+      <w:lvlJc w:val="left"/>
+      <w:pPr>
+        <w:ind w:left="3240" w:hanging="360"/>
+      </w:pPr>
+      <w:rPr>
+        <w:rFonts w:ascii="Symbol" w:hAnsi="Symbol" w:hint="default"/>
+      </w:rPr>
+    </w:lvl>
+    <w:lvl w:ilvl="4" w:tplc="04100003" w:tentative="1">
+      <w:start w:val="1"/>
+      <w:numFmt w:val="bullet"/>
+      <w:lvlText w:val="o"/>
+      <w:lvlJc w:val="left"/>
+      <w:pPr>
+        <w:ind w:left="3960" w:hanging="360"/>
+      </w:pPr>
+      <w:rPr>
+        <w:rFonts w:ascii="Courier New" w:hAnsi="Courier New" w:cs="Courier New" w:hint="default"/>
+      </w:rPr>
+    </w:lvl>
+    <w:lvl w:ilvl="5" w:tplc="04100005" w:tentative="1">
+      <w:start w:val="1"/>
+      <w:numFmt w:val="bullet"/>
+      <w:lvlText w:val=""/>
+      <w:lvlJc w:val="left"/>
+      <w:pPr>
+        <w:ind w:left="4680" w:hanging="360"/>
+      </w:pPr>
+      <w:rPr>
+        <w:rFonts w:ascii="Wingdings" w:hAnsi="Wingdings" w:hint="default"/>
+      </w:rPr>
+    </w:lvl>
+    <w:lvl w:ilvl="6" w:tplc="04100001" w:tentative="1">
+      <w:start w:val="1"/>
+      <w:numFmt w:val="bullet"/>
+      <w:lvlText w:val=""/>
+      <w:lvlJc w:val="left"/>
+      <w:pPr>
+        <w:ind w:left="5400" w:hanging="360"/>
+      </w:pPr>
+      <w:rPr>
+        <w:rFonts w:ascii="Symbol" w:hAnsi="Symbol" w:hint="default"/>
+      </w:rPr>
+    </w:lvl>
+    <w:lvl w:ilvl="7" w:tplc="04100003" w:tentative="1">
+      <w:start w:val="1"/>
+      <w:numFmt w:val="bullet"/>
+      <w:lvlText w:val="o"/>
+      <w:lvlJc w:val="left"/>
+      <w:pPr>
+        <w:ind w:left="6120" w:hanging="360"/>
+      </w:pPr>
+      <w:rPr>
+        <w:rFonts w:ascii="Courier New" w:hAnsi="Courier New" w:cs="Courier New" w:hint="default"/>
+      </w:rPr>
+    </w:lvl>
+    <w:lvl w:ilvl="8" w:tplc="04100005" w:tentative="1">
+      <w:start w:val="1"/>
+      <w:numFmt w:val="bullet"/>
+      <w:lvlText w:val=""/>
+      <w:lvlJc w:val="left"/>
+      <w:pPr>
+        <w:ind w:left="6840" w:hanging="360"/>
+      </w:pPr>
+      <w:rPr>
+        <w:rFonts w:ascii="Wingdings" w:hAnsi="Wingdings" w:hint="default"/>
+      </w:rPr>
+    </w:lvl>
+  </w:abstractNum>
+  <w:abstractNum w:abstractNumId="2" w15:restartNumberingAfterBreak="0">
+    <w:nsid w:val="449F5376"/>
+    <w:multiLevelType w:val="hybridMultilevel"/>
+    <w:tmpl w:val="A01E1E46"/>
+    <w:lvl w:ilvl="0" w:tplc="04100001">
+      <w:start w:val="1"/>
+      <w:numFmt w:val="bullet"/>
+      <w:lvlText w:val=""/>
+      <w:lvlJc w:val="left"/>
+      <w:pPr>
+        <w:ind w:left="720" w:hanging="360"/>
+      </w:pPr>
+      <w:rPr>
+        <w:rFonts w:ascii="Symbol" w:hAnsi="Symbol" w:hint="default"/>
+      </w:rPr>
+    </w:lvl>
+    <w:lvl w:ilvl="1" w:tplc="04100003" w:tentative="1">
+      <w:start w:val="1"/>
+      <w:numFmt w:val="bullet"/>
+      <w:lvlText w:val="o"/>
+      <w:lvlJc w:val="left"/>
+      <w:pPr>
+        <w:ind w:left="1440" w:hanging="360"/>
+      </w:pPr>
+      <w:rPr>
+        <w:rFonts w:ascii="Courier New" w:hAnsi="Courier New" w:cs="Courier New" w:hint="default"/>
+      </w:rPr>
+    </w:lvl>
+    <w:lvl w:ilvl="2" w:tplc="04100005" w:tentative="1">
+      <w:start w:val="1"/>
+      <w:numFmt w:val="bullet"/>
+      <w:lvlText w:val=""/>
+      <w:lvlJc w:val="left"/>
+      <w:pPr>
+        <w:ind w:left="2160" w:hanging="360"/>
+      </w:pPr>
+      <w:rPr>
+        <w:rFonts w:ascii="Wingdings" w:hAnsi="Wingdings" w:hint="default"/>
+      </w:rPr>
+    </w:lvl>
+    <w:lvl w:ilvl="3" w:tplc="04100001" w:tentative="1">
+      <w:start w:val="1"/>
+      <w:numFmt w:val="bullet"/>
+      <w:lvlText w:val=""/>
+      <w:lvlJc w:val="left"/>
+      <w:pPr>
+        <w:ind w:left="2880" w:hanging="360"/>
+      </w:pPr>
+      <w:rPr>
+        <w:rFonts w:ascii="Symbol" w:hAnsi="Symbol" w:hint="default"/>
+      </w:rPr>
+    </w:lvl>
+    <w:lvl w:ilvl="4" w:tplc="04100003" w:tentative="1">
+      <w:start w:val="1"/>
+      <w:numFmt w:val="bullet"/>
+      <w:lvlText w:val="o"/>
+      <w:lvlJc w:val="left"/>
+      <w:pPr>
+        <w:ind w:left="3600" w:hanging="360"/>
+      </w:pPr>
+      <w:rPr>
+        <w:rFonts w:ascii="Courier New" w:hAnsi="Courier New" w:cs="Courier New" w:hint="default"/>
+      </w:rPr>
+    </w:lvl>
+    <w:lvl w:ilvl="5" w:tplc="04100005" w:tentative="1">
+      <w:start w:val="1"/>
+      <w:numFmt w:val="bullet"/>
+      <w:lvlText w:val=""/>
+      <w:lvlJc w:val="left"/>
+      <w:pPr>
+        <w:ind w:left="4320" w:hanging="360"/>
+      </w:pPr>
+      <w:rPr>
+        <w:rFonts w:ascii="Wingdings" w:hAnsi="Wingdings" w:hint="default"/>
+      </w:rPr>
+    </w:lvl>
+    <w:lvl w:ilvl="6" w:tplc="04100001" w:tentative="1">
+      <w:start w:val="1"/>
+      <w:numFmt w:val="bullet"/>
+      <w:lvlText w:val=""/>
+      <w:lvlJc w:val="left"/>
+      <w:pPr>
+        <w:ind w:left="5040" w:hanging="360"/>
+      </w:pPr>
+      <w:rPr>
+        <w:rFonts w:ascii="Symbol" w:hAnsi="Symbol" w:hint="default"/>
+      </w:rPr>
+    </w:lvl>
+    <w:lvl w:ilvl="7" w:tplc="04100003" w:tentative="1">
+      <w:start w:val="1"/>
+      <w:numFmt w:val="bullet"/>
+      <w:lvlText w:val="o"/>
+      <w:lvlJc w:val="left"/>
+      <w:pPr>
+        <w:ind w:left="5760" w:hanging="360"/>
+      </w:pPr>
+      <w:rPr>
+        <w:rFonts w:ascii="Courier New" w:hAnsi="Courier New" w:cs="Courier New" w:hint="default"/>
+      </w:rPr>
+    </w:lvl>
+    <w:lvl w:ilvl="8" w:tplc="04100005" w:tentative="1">
+      <w:start w:val="1"/>
+      <w:numFmt w:val="bullet"/>
+      <w:lvlText w:val=""/>
+      <w:lvlJc w:val="left"/>
+      <w:pPr>
+        <w:ind w:left="6480" w:hanging="360"/>
+      </w:pPr>
+      <w:rPr>
+        <w:rFonts w:ascii="Wingdings" w:hAnsi="Wingdings" w:hint="default"/>
+      </w:rPr>
+    </w:lvl>
+  </w:abstractNum>
+  <w:abstractNum w:abstractNumId="3" w15:restartNumberingAfterBreak="0">
+    <w:nsid w:val="6C3A3385"/>
+    <w:multiLevelType w:val="hybridMultilevel"/>
+    <w:tmpl w:val="831E92FE"/>
+    <w:lvl w:ilvl="0" w:tplc="0410000F">
+      <w:numFmt w:val="decimal"/>
+      <w:lvlText w:val="%1."/>
+      <w:lvlJc w:val="left"/>
+      <w:pPr>
+        <w:ind w:left="720" w:hanging="360"/>
+      </w:pPr>
+    </w:lvl>
+    <w:lvl w:ilvl="1" w:tplc="04100019" w:tentative="1">
+      <w:start w:val="1"/>
+      <w:numFmt w:val="lowerLetter"/>
+      <w:lvlText w:val="%2."/>
+      <w:lvlJc w:val="left"/>
+      <w:pPr>
+        <w:ind w:left="1440" w:hanging="360"/>
+      </w:pPr>
+    </w:lvl>
+    <w:lvl w:ilvl="2" w:tplc="0410001B" w:tentative="1">
+      <w:start w:val="1"/>
+      <w:numFmt w:val="lowerRoman"/>
+      <w:lvlText w:val="%3."/>
+      <w:lvlJc w:val="right"/>
+      <w:pPr>
+        <w:ind w:left="2160" w:hanging="180"/>
+      </w:pPr>
+    </w:lvl>
+    <w:lvl w:ilvl="3" w:tplc="0410000F" w:tentative="1">
+      <w:start w:val="1"/>
+      <w:numFmt w:val="decimal"/>
+      <w:lvlText w:val="%4."/>
+      <w:lvlJc w:val="left"/>
+      <w:pPr>
+        <w:ind w:left="2880" w:hanging="360"/>
+      </w:pPr>
+    </w:lvl>
+    <w:lvl w:ilvl="4" w:tplc="04100019" w:tentative="1">
+      <w:start w:val="1"/>
+      <w:numFmt w:val="lowerLetter"/>
+      <w:lvlText w:val="%5."/>
+      <w:lvlJc w:val="left"/>
+      <w:pPr>
+        <w:ind w:left="3600" w:hanging="360"/>
+      </w:pPr>
+    </w:lvl>
+    <w:lvl w:ilvl="5" w:tplc="0410001B" w:tentative="1">
+      <w:start w:val="1"/>
+      <w:numFmt w:val="lowerRoman"/>
+      <w:lvlText w:val="%6."/>
+      <w:lvlJc w:val="right"/>
+      <w:pPr>
+        <w:ind w:left="4320" w:hanging="180"/>
+      </w:pPr>
+    </w:lvl>
+    <w:lvl w:ilvl="6" w:tplc="0410000F" w:tentative="1">
+      <w:start w:val="1"/>
+      <w:numFmt w:val="decimal"/>
+      <w:lvlText w:val="%7."/>
+      <w:lvlJc w:val="left"/>
+      <w:pPr>
+        <w:ind w:left="5040" w:hanging="360"/>
+      </w:pPr>
+    </w:lvl>
+    <w:lvl w:ilvl="7" w:tplc="04100019" w:tentative="1">
+      <w:start w:val="1"/>
+      <w:numFmt w:val="lowerLetter"/>
+      <w:lvlText w:val="%8."/>
+      <w:lvlJc w:val="left"/>
+      <w:pPr>
+        <w:ind w:left="5760" w:hanging="360"/>
+      </w:pPr>
+    </w:lvl>
+    <w:lvl w:ilvl="8" w:tplc="0410001B" w:tentative="1">
+      <w:start w:val="1"/>
+      <w:numFmt w:val="lowerRoman"/>
+      <w:lvlText w:val="%9."/>
+      <w:lvlJc w:val="right"/>
+      <w:pPr>
+        <w:ind w:left="6480" w:hanging="180"/>
+      </w:pPr>
+    </w:lvl>
+  </w:abstractNum>
+  <w:num w:numId="1" w16cid:durableId="1052385850">
+    <w:abstractNumId w:val="2"/>
+  </w:num>
+  <w:num w:numId="2" w16cid:durableId="727074796">
+    <w:abstractNumId w:val="3"/>
+  </w:num>
+  <w:num w:numId="3" w16cid:durableId="286011557">
+    <w:abstractNumId w:val="1"/>
+  </w:num>
+  <w:num w:numId="4" w16cid:durableId="733940261">
+    <w:abstractNumId w:val="0"/>
+  </w:num>
+</w:numbering>
 </file>
 
 <file path=word/styles.xml><?xml version="1.0" encoding="utf-8"?>
